--- a/reports/apresentacao/tech_challenge_fase_2_storytelling.docx
+++ b/reports/apresentacao/tech_challenge_fase_2_storytelling.docx
@@ -4,7 +4,6 @@
   <w:body>
     <w:p>
       <w:pPr>
-        <w:spacing w:after="200"/>
         <w:jc w:val="center"/>
       </w:pPr>
       <w:r>
@@ -14,7 +13,7 @@
           <w:color w:val="2E74B5"/>
           <w:sz w:val="48"/>
         </w:rPr>
-        <w:t>Tech Challenge Fase 2</w:t>
+        <w:t>TECH CHALLENGE FIAP</w:t>
       </w:r>
     </w:p>
     <w:p>
@@ -28,7 +27,7 @@
           <w:color w:val="1F4D78"/>
           <w:sz w:val="32"/>
         </w:rPr>
-        <w:t>Modelo preditivo para tendencia do IBOVESPA</w:t>
+        <w:t>Storytelling Tecnico com Codigo Integrado</w:t>
       </w:r>
     </w:p>
     <w:p>
@@ -42,6 +41,181 @@
           <w:sz w:val="22"/>
         </w:rPr>
         <w:t>Renan Cotrin Lapastina | RM 366292 | Data Analytics | Turma 10DTAT</w:t>
+      </w:r>
+    </w:p>
+    <w:p/>
+    <w:p>
+      <w:pPr>
+        <w:pStyle w:val="Heading1"/>
+        <w:spacing w:before="240" w:after="120"/>
+      </w:pPr>
+      <w:r>
+        <w:rPr>
+          <w:rFonts w:ascii="Calibri" w:hAnsi="Calibri"/>
+          <w:b/>
+          <w:color w:val="2E74B5"/>
+          <w:sz w:val="32"/>
+        </w:rPr>
+        <w:t>Sumario</w:t>
+      </w:r>
+    </w:p>
+    <w:p>
+      <w:pPr>
+        <w:pStyle w:val="ListBullet"/>
+        <w:spacing w:after="80"/>
+      </w:pPr>
+      <w:r>
+        <w:rPr>
+          <w:rFonts w:ascii="Calibri" w:hAnsi="Calibri"/>
+          <w:b w:val="0"/>
+          <w:sz w:val="22"/>
+        </w:rPr>
+        <w:t>Objetivo do Projeto</w:t>
+      </w:r>
+    </w:p>
+    <w:p>
+      <w:pPr>
+        <w:pStyle w:val="ListBullet"/>
+        <w:spacing w:after="80"/>
+      </w:pPr>
+      <w:r>
+        <w:rPr>
+          <w:rFonts w:ascii="Calibri" w:hAnsi="Calibri"/>
+          <w:b w:val="0"/>
+          <w:sz w:val="22"/>
+        </w:rPr>
+        <w:t>Etapa 1 - Aquisicao e Exploracao dos Dados</w:t>
+      </w:r>
+    </w:p>
+    <w:p>
+      <w:pPr>
+        <w:pStyle w:val="ListBullet"/>
+        <w:spacing w:after="80"/>
+      </w:pPr>
+      <w:r>
+        <w:rPr>
+          <w:rFonts w:ascii="Calibri" w:hAnsi="Calibri"/>
+          <w:b w:val="0"/>
+          <w:sz w:val="22"/>
+        </w:rPr>
+        <w:t>Etapa 2 - Preparacao da Base e Target</w:t>
+      </w:r>
+    </w:p>
+    <w:p>
+      <w:pPr>
+        <w:pStyle w:val="ListBullet"/>
+        <w:spacing w:after="80"/>
+      </w:pPr>
+      <w:r>
+        <w:rPr>
+          <w:rFonts w:ascii="Calibri" w:hAnsi="Calibri"/>
+          <w:b w:val="0"/>
+          <w:sz w:val="22"/>
+        </w:rPr>
+        <w:t>Etapa 3 - Engenharia de Atributos</w:t>
+      </w:r>
+    </w:p>
+    <w:p>
+      <w:pPr>
+        <w:pStyle w:val="ListBullet"/>
+        <w:spacing w:after="80"/>
+      </w:pPr>
+      <w:r>
+        <w:rPr>
+          <w:rFonts w:ascii="Calibri" w:hAnsi="Calibri"/>
+          <w:b w:val="0"/>
+          <w:sz w:val="22"/>
+        </w:rPr>
+        <w:t>Etapa 4 - Divisao Temporal dos Dados</w:t>
+      </w:r>
+    </w:p>
+    <w:p>
+      <w:pPr>
+        <w:pStyle w:val="ListBullet"/>
+        <w:spacing w:after="80"/>
+      </w:pPr>
+      <w:r>
+        <w:rPr>
+          <w:rFonts w:ascii="Calibri" w:hAnsi="Calibri"/>
+          <w:b w:val="0"/>
+          <w:sz w:val="22"/>
+        </w:rPr>
+        <w:t>Etapa 5 - Modelagem Preditiva</w:t>
+      </w:r>
+    </w:p>
+    <w:p>
+      <w:pPr>
+        <w:pStyle w:val="ListBullet"/>
+        <w:spacing w:after="80"/>
+      </w:pPr>
+      <w:r>
+        <w:rPr>
+          <w:rFonts w:ascii="Calibri" w:hAnsi="Calibri"/>
+          <w:b w:val="0"/>
+          <w:sz w:val="22"/>
+        </w:rPr>
+        <w:t>Etapa 6 - Resultado Final e Interpretacao</w:t>
+      </w:r>
+    </w:p>
+    <w:p>
+      <w:pPr>
+        <w:pStyle w:val="ListBullet"/>
+        <w:spacing w:after="80"/>
+      </w:pPr>
+      <w:r>
+        <w:rPr>
+          <w:rFonts w:ascii="Calibri" w:hAnsi="Calibri"/>
+          <w:b w:val="0"/>
+          <w:sz w:val="22"/>
+        </w:rPr>
+        <w:t>Justificativa Tecnica</w:t>
+      </w:r>
+    </w:p>
+    <w:p>
+      <w:pPr>
+        <w:pStyle w:val="ListBullet"/>
+        <w:spacing w:after="80"/>
+      </w:pPr>
+      <w:r>
+        <w:rPr>
+          <w:rFonts w:ascii="Calibri" w:hAnsi="Calibri"/>
+          <w:b w:val="0"/>
+          <w:sz w:val="22"/>
+        </w:rPr>
+        <w:t>Conclusao Gerencial</w:t>
+      </w:r>
+    </w:p>
+    <w:p>
+      <w:r>
+        <w:br w:type="page"/>
+      </w:r>
+    </w:p>
+    <w:p>
+      <w:pPr>
+        <w:pStyle w:val="Heading1"/>
+        <w:spacing w:before="240" w:after="120"/>
+      </w:pPr>
+      <w:r>
+        <w:rPr>
+          <w:rFonts w:ascii="Calibri" w:hAnsi="Calibri"/>
+          <w:b/>
+          <w:color w:val="2E74B5"/>
+          <w:sz w:val="32"/>
+        </w:rPr>
+        <w:t>Objetivo do Projeto</w:t>
+      </w:r>
+    </w:p>
+    <w:p>
+      <w:pPr>
+        <w:spacing w:after="120" w:line="264" w:lineRule="auto"/>
+      </w:pPr>
+      <w:r>
+        <w:rPr>
+          <w:rFonts w:ascii="Calibri" w:hAnsi="Calibri"/>
+          <w:b w:val="0"/>
+          <w:sz w:val="22"/>
+        </w:rPr>
+        <w:t>Neste projeto, atuamos como cientistas de dados responsaveis por desenvolver um modelo preditivo capaz de indicar se o indice IBOVESPA encerrara o proximo pregao em alta ou baixa. O objetivo foi construir uma solucao com acuracia minima de 75% no conjunto de teste e aplicabilidade pratica em dashboards de apoio a decisao para analistas quantitativos.</w:t>
       </w:r>
     </w:p>
     <w:tbl>
@@ -77,7 +251,7 @@
                 <w:color w:val="1F7A4D"/>
                 <w:sz w:val="22"/>
               </w:rPr>
-              <w:t>Resumo executivo</w:t>
+              <w:t>Problema de negocio</w:t>
             </w:r>
           </w:p>
           <w:p>
@@ -90,1255 +264,7 @@
                 <w:b w:val="0"/>
                 <w:sz w:val="20"/>
               </w:rPr>
-              <w:t>O projeto desenvolve um modelo para prever se o IBOVESPA fecha em alta ou baixa no proximo pregao. A avaliacao final usa os ultimos 30 pregoes disponiveis e o melhor modelo atingiu 76,67% de acuracia.</w:t>
-            </w:r>
-          </w:p>
-        </w:tc>
-      </w:tr>
-    </w:tbl>
-    <w:p/>
-    <w:p>
-      <w:r>
-        <w:br w:type="page"/>
-      </w:r>
-    </w:p>
-    <w:p>
-      <w:pPr>
-        <w:pStyle w:val="Heading1"/>
-        <w:spacing w:before="240" w:after="120"/>
-      </w:pPr>
-      <w:r>
-        <w:rPr>
-          <w:rFonts w:ascii="Calibri" w:hAnsi="Calibri"/>
-          <w:b/>
-          <w:color w:val="2E74B5"/>
-          <w:sz w:val="32"/>
-        </w:rPr>
-        <w:t>1. Objetivo do projeto</w:t>
-      </w:r>
-    </w:p>
-    <w:p>
-      <w:pPr>
-        <w:spacing w:after="120" w:line="264" w:lineRule="auto"/>
-      </w:pPr>
-      <w:r>
-        <w:rPr>
-          <w:rFonts w:ascii="Calibri" w:hAnsi="Calibri"/>
-          <w:b w:val="0"/>
-          <w:sz w:val="22"/>
-        </w:rPr>
-        <w:t>O desafio proposto consiste em atuar como cientista de dados em um fundo de investimentos brasileiro, criando um modelo preditivo capaz de indicar se o fechamento do IBOVESPA no dia seguinte sera maior ou menor que o fechamento atual.</w:t>
-      </w:r>
-    </w:p>
-    <w:p>
-      <w:pPr>
-        <w:spacing w:after="120" w:line="264" w:lineRule="auto"/>
-      </w:pPr>
-      <w:r>
-        <w:rPr>
-          <w:rFonts w:ascii="Calibri" w:hAnsi="Calibri"/>
-          <w:b w:val="0"/>
-          <w:sz w:val="22"/>
-        </w:rPr>
-        <w:t>A previsao foi tratada como um problema de classificacao binaria, com foco em gerar um sinal de apoio para dashboards e analises internas. O modelo nao substitui uma decisao de investimento, mas ajuda a organizar evidencias quantitativas para a leitura de tendencia.</w:t>
-      </w:r>
-    </w:p>
-    <w:p>
-      <w:pPr>
-        <w:pStyle w:val="Heading1"/>
-        <w:spacing w:before="240" w:after="120"/>
-      </w:pPr>
-      <w:r>
-        <w:rPr>
-          <w:rFonts w:ascii="Calibri" w:hAnsi="Calibri"/>
-          <w:b/>
-          <w:color w:val="2E74B5"/>
-          <w:sz w:val="32"/>
-        </w:rPr>
-        <w:t>2. Base de dados e aquisicao</w:t>
-      </w:r>
-    </w:p>
-    <w:tbl>
-      <w:tblPr>
-        <w:tblStyle w:val="TableGrid"/>
-        <w:tblW w:type="auto" w:w="0"/>
-        <w:jc w:val="center"/>
-        <w:tblLayout w:type="fixed"/>
-        <w:tblLook w:firstColumn="1" w:firstRow="1" w:lastColumn="0" w:lastRow="0" w:noHBand="0" w:noVBand="1" w:val="04A0"/>
-      </w:tblPr>
-      <w:tblGrid>
-        <w:gridCol w:w="4680"/>
-        <w:gridCol w:w="4680"/>
-      </w:tblGrid>
-      <w:tr>
-        <w:tc>
-          <w:tcPr>
-            <w:tcW w:type="dxa" w:w="2592"/>
-            <w:vAlign w:val="center"/>
-            <w:tcMar>
-              <w:top w:w="80" w:type="dxa"/>
-              <w:start w:w="120" w:type="dxa"/>
-              <w:bottom w:w="80" w:type="dxa"/>
-              <w:end w:w="120" w:type="dxa"/>
-            </w:tcMar>
-            <w:shd w:fill="F2F4F7"/>
-          </w:tcPr>
-          <w:p>
-            <w:pPr>
-              <w:jc w:val="center"/>
-            </w:pPr>
-            <w:r>
-              <w:rPr>
-                <w:rFonts w:ascii="Calibri" w:hAnsi="Calibri"/>
-                <w:b/>
-                <w:color w:val="1F4D78"/>
-                <w:sz w:val="18"/>
-              </w:rPr>
-              <w:t>Item</w:t>
-            </w:r>
-          </w:p>
-        </w:tc>
-        <w:tc>
-          <w:tcPr>
-            <w:tcW w:type="dxa" w:w="6768"/>
-            <w:vAlign w:val="center"/>
-            <w:tcMar>
-              <w:top w:w="80" w:type="dxa"/>
-              <w:start w:w="120" w:type="dxa"/>
-              <w:bottom w:w="80" w:type="dxa"/>
-              <w:end w:w="120" w:type="dxa"/>
-            </w:tcMar>
-            <w:shd w:fill="F2F4F7"/>
-          </w:tcPr>
-          <w:p>
-            <w:pPr>
-              <w:jc w:val="center"/>
-            </w:pPr>
-            <w:r>
-              <w:rPr>
-                <w:rFonts w:ascii="Calibri" w:hAnsi="Calibri"/>
-                <w:b/>
-                <w:color w:val="1F4D78"/>
-                <w:sz w:val="18"/>
-              </w:rPr>
-              <w:t>Descricao</w:t>
-            </w:r>
-          </w:p>
-        </w:tc>
-      </w:tr>
-      <w:tr>
-        <w:tc>
-          <w:tcPr>
-            <w:tcW w:type="dxa" w:w="2592"/>
-            <w:vAlign w:val="center"/>
-            <w:tcMar>
-              <w:top w:w="80" w:type="dxa"/>
-              <w:start w:w="120" w:type="dxa"/>
-              <w:bottom w:w="80" w:type="dxa"/>
-              <w:end w:w="120" w:type="dxa"/>
-            </w:tcMar>
-          </w:tcPr>
-          <w:p>
-            <w:pPr>
-              <w:jc w:val="center"/>
-            </w:pPr>
-            <w:r>
-              <w:rPr>
-                <w:rFonts w:ascii="Calibri" w:hAnsi="Calibri"/>
-                <w:b w:val="0"/>
-                <w:sz w:val="18"/>
-              </w:rPr>
-              <w:t>Fonte</w:t>
-            </w:r>
-          </w:p>
-        </w:tc>
-        <w:tc>
-          <w:tcPr>
-            <w:tcW w:type="dxa" w:w="6768"/>
-            <w:vAlign w:val="center"/>
-            <w:tcMar>
-              <w:top w:w="80" w:type="dxa"/>
-              <w:start w:w="120" w:type="dxa"/>
-              <w:bottom w:w="80" w:type="dxa"/>
-              <w:end w:w="120" w:type="dxa"/>
-            </w:tcMar>
-          </w:tcPr>
-          <w:p>
-            <w:pPr>
-              <w:jc w:val="left"/>
-            </w:pPr>
-            <w:r>
-              <w:rPr>
-                <w:rFonts w:ascii="Calibri" w:hAnsi="Calibri"/>
-                <w:b w:val="0"/>
-                <w:sz w:val="18"/>
-              </w:rPr>
-              <w:t>Investing.com - historico diario do IBOVESPA</w:t>
-            </w:r>
-          </w:p>
-        </w:tc>
-      </w:tr>
-      <w:tr>
-        <w:tc>
-          <w:tcPr>
-            <w:tcW w:type="dxa" w:w="2592"/>
-            <w:vAlign w:val="center"/>
-            <w:tcMar>
-              <w:top w:w="80" w:type="dxa"/>
-              <w:start w:w="120" w:type="dxa"/>
-              <w:bottom w:w="80" w:type="dxa"/>
-              <w:end w:w="120" w:type="dxa"/>
-            </w:tcMar>
-          </w:tcPr>
-          <w:p>
-            <w:pPr>
-              <w:jc w:val="left"/>
-            </w:pPr>
-            <w:r>
-              <w:rPr>
-                <w:rFonts w:ascii="Calibri" w:hAnsi="Calibri"/>
-                <w:b w:val="0"/>
-                <w:sz w:val="18"/>
-              </w:rPr>
-              <w:t>Periodo bruto</w:t>
-            </w:r>
-          </w:p>
-        </w:tc>
-        <w:tc>
-          <w:tcPr>
-            <w:tcW w:type="dxa" w:w="6768"/>
-            <w:vAlign w:val="center"/>
-            <w:tcMar>
-              <w:top w:w="80" w:type="dxa"/>
-              <w:start w:w="120" w:type="dxa"/>
-              <w:bottom w:w="80" w:type="dxa"/>
-              <w:end w:w="120" w:type="dxa"/>
-            </w:tcMar>
-          </w:tcPr>
-          <w:p>
-            <w:pPr>
-              <w:jc w:val="left"/>
-            </w:pPr>
-            <w:r>
-              <w:rPr>
-                <w:rFonts w:ascii="Calibri" w:hAnsi="Calibri"/>
-                <w:b w:val="0"/>
-                <w:sz w:val="18"/>
-              </w:rPr>
-              <w:t>02/01/2023 a 31/07/2025</w:t>
-            </w:r>
-          </w:p>
-        </w:tc>
-      </w:tr>
-      <w:tr>
-        <w:tc>
-          <w:tcPr>
-            <w:tcW w:type="dxa" w:w="2592"/>
-            <w:vAlign w:val="center"/>
-            <w:tcMar>
-              <w:top w:w="80" w:type="dxa"/>
-              <w:start w:w="120" w:type="dxa"/>
-              <w:bottom w:w="80" w:type="dxa"/>
-              <w:end w:w="120" w:type="dxa"/>
-            </w:tcMar>
-          </w:tcPr>
-          <w:p>
-            <w:pPr>
-              <w:jc w:val="left"/>
-            </w:pPr>
-            <w:r>
-              <w:rPr>
-                <w:rFonts w:ascii="Calibri" w:hAnsi="Calibri"/>
-                <w:b w:val="0"/>
-                <w:sz w:val="18"/>
-              </w:rPr>
-              <w:t>Registros brutos</w:t>
-            </w:r>
-          </w:p>
-        </w:tc>
-        <w:tc>
-          <w:tcPr>
-            <w:tcW w:type="dxa" w:w="6768"/>
-            <w:vAlign w:val="center"/>
-            <w:tcMar>
-              <w:top w:w="80" w:type="dxa"/>
-              <w:start w:w="120" w:type="dxa"/>
-              <w:bottom w:w="80" w:type="dxa"/>
-              <w:end w:w="120" w:type="dxa"/>
-            </w:tcMar>
-          </w:tcPr>
-          <w:p>
-            <w:pPr>
-              <w:jc w:val="center"/>
-            </w:pPr>
-            <w:r>
-              <w:rPr>
-                <w:rFonts w:ascii="Calibri" w:hAnsi="Calibri"/>
-                <w:b w:val="0"/>
-                <w:sz w:val="18"/>
-              </w:rPr>
-              <w:t>644 pregoes</w:t>
-            </w:r>
-          </w:p>
-        </w:tc>
-      </w:tr>
-      <w:tr>
-        <w:tc>
-          <w:tcPr>
-            <w:tcW w:type="dxa" w:w="2592"/>
-            <w:vAlign w:val="center"/>
-            <w:tcMar>
-              <w:top w:w="80" w:type="dxa"/>
-              <w:start w:w="120" w:type="dxa"/>
-              <w:bottom w:w="80" w:type="dxa"/>
-              <w:end w:w="120" w:type="dxa"/>
-            </w:tcMar>
-          </w:tcPr>
-          <w:p>
-            <w:pPr>
-              <w:jc w:val="left"/>
-            </w:pPr>
-            <w:r>
-              <w:rPr>
-                <w:rFonts w:ascii="Calibri" w:hAnsi="Calibri"/>
-                <w:b w:val="0"/>
-                <w:sz w:val="18"/>
-              </w:rPr>
-              <w:t>Registros de modelagem</w:t>
-            </w:r>
-          </w:p>
-        </w:tc>
-        <w:tc>
-          <w:tcPr>
-            <w:tcW w:type="dxa" w:w="6768"/>
-            <w:vAlign w:val="center"/>
-            <w:tcMar>
-              <w:top w:w="80" w:type="dxa"/>
-              <w:start w:w="120" w:type="dxa"/>
-              <w:bottom w:w="80" w:type="dxa"/>
-              <w:end w:w="120" w:type="dxa"/>
-            </w:tcMar>
-          </w:tcPr>
-          <w:p>
-            <w:pPr>
-              <w:jc w:val="left"/>
-            </w:pPr>
-            <w:r>
-              <w:rPr>
-                <w:rFonts w:ascii="Calibri" w:hAnsi="Calibri"/>
-                <w:b w:val="0"/>
-                <w:sz w:val="18"/>
-              </w:rPr>
-              <w:t>594 observacoes apos janelas tecnicas</w:t>
-            </w:r>
-          </w:p>
-        </w:tc>
-      </w:tr>
-      <w:tr>
-        <w:tc>
-          <w:tcPr>
-            <w:tcW w:type="dxa" w:w="2592"/>
-            <w:vAlign w:val="center"/>
-            <w:tcMar>
-              <w:top w:w="80" w:type="dxa"/>
-              <w:start w:w="120" w:type="dxa"/>
-              <w:bottom w:w="80" w:type="dxa"/>
-              <w:end w:w="120" w:type="dxa"/>
-            </w:tcMar>
-          </w:tcPr>
-          <w:p>
-            <w:pPr>
-              <w:jc w:val="center"/>
-            </w:pPr>
-            <w:r>
-              <w:rPr>
-                <w:rFonts w:ascii="Calibri" w:hAnsi="Calibri"/>
-                <w:b w:val="0"/>
-                <w:sz w:val="18"/>
-              </w:rPr>
-              <w:t>Teste final</w:t>
-            </w:r>
-          </w:p>
-        </w:tc>
-        <w:tc>
-          <w:tcPr>
-            <w:tcW w:type="dxa" w:w="6768"/>
-            <w:vAlign w:val="center"/>
-            <w:tcMar>
-              <w:top w:w="80" w:type="dxa"/>
-              <w:start w:w="120" w:type="dxa"/>
-              <w:bottom w:w="80" w:type="dxa"/>
-              <w:end w:w="120" w:type="dxa"/>
-            </w:tcMar>
-          </w:tcPr>
-          <w:p>
-            <w:pPr>
-              <w:jc w:val="left"/>
-            </w:pPr>
-            <w:r>
-              <w:rPr>
-                <w:rFonts w:ascii="Calibri" w:hAnsi="Calibri"/>
-                <w:b w:val="0"/>
-                <w:sz w:val="18"/>
-              </w:rPr>
-              <w:t>Ultimos 30 pregoes disponiveis</w:t>
-            </w:r>
-          </w:p>
-        </w:tc>
-      </w:tr>
-    </w:tbl>
-    <w:p/>
-    <w:p>
-      <w:pPr>
-        <w:spacing w:after="120" w:line="264" w:lineRule="auto"/>
-      </w:pPr>
-      <w:r>
-        <w:rPr>
-          <w:rFonts w:ascii="Calibri" w:hAnsi="Calibri"/>
-          <w:b w:val="0"/>
-          <w:sz w:val="22"/>
-        </w:rPr>
-        <w:t>A base original veio no formato comum do Investing.com, com datas em formato brasileiro e valores como 133.990 representando 133.990 pontos. Para evitar distorcao, os campos foram lidos inicialmente como texto e convertidos de forma controlada.</w:t>
-      </w:r>
-    </w:p>
-    <w:p>
-      <w:pPr>
-        <w:pStyle w:val="Heading1"/>
-        <w:spacing w:before="240" w:after="120"/>
-      </w:pPr>
-      <w:r>
-        <w:rPr>
-          <w:rFonts w:ascii="Calibri" w:hAnsi="Calibri"/>
-          <w:b/>
-          <w:color w:val="2E74B5"/>
-          <w:sz w:val="32"/>
-        </w:rPr>
-        <w:t>3. Preparacao da base</w:t>
-      </w:r>
-    </w:p>
-    <w:p>
-      <w:pPr>
-        <w:spacing w:after="120" w:line="264" w:lineRule="auto"/>
-      </w:pPr>
-      <w:r>
-        <w:rPr>
-          <w:rFonts w:ascii="Calibri" w:hAnsi="Calibri"/>
-          <w:b w:val="0"/>
-          <w:sz w:val="22"/>
-        </w:rPr>
-        <w:t>As etapas de preparacao buscaram garantir consistencia temporal e evitar vazamento de dados:</w:t>
-      </w:r>
-    </w:p>
-    <w:p>
-      <w:pPr>
-        <w:pStyle w:val="ListBullet"/>
-        <w:spacing w:after="80"/>
-      </w:pPr>
-      <w:r>
-        <w:rPr>
-          <w:rFonts w:ascii="Calibri" w:hAnsi="Calibri"/>
-          <w:b w:val="0"/>
-          <w:sz w:val="22"/>
-        </w:rPr>
-        <w:t>Conversao de datas e ordenacao cronologica dos pregoes.</w:t>
-      </w:r>
-    </w:p>
-    <w:p>
-      <w:pPr>
-        <w:pStyle w:val="ListBullet"/>
-        <w:spacing w:after="80"/>
-      </w:pPr>
-      <w:r>
-        <w:rPr>
-          <w:rFonts w:ascii="Calibri" w:hAnsi="Calibri"/>
-          <w:b w:val="0"/>
-          <w:sz w:val="22"/>
-        </w:rPr>
-        <w:t>Conversao dos campos numericos no formato brasileiro.</w:t>
-      </w:r>
-    </w:p>
-    <w:p>
-      <w:pPr>
-        <w:pStyle w:val="ListBullet"/>
-        <w:spacing w:after="80"/>
-      </w:pPr>
-      <w:r>
-        <w:rPr>
-          <w:rFonts w:ascii="Calibri" w:hAnsi="Calibri"/>
-          <w:b w:val="0"/>
-          <w:sz w:val="22"/>
-        </w:rPr>
-        <w:t>Conversao do volume negociado para valor numerico.</w:t>
-      </w:r>
-    </w:p>
-    <w:p>
-      <w:pPr>
-        <w:pStyle w:val="ListBullet"/>
-        <w:spacing w:after="80"/>
-      </w:pPr>
-      <w:r>
-        <w:rPr>
-          <w:rFonts w:ascii="Calibri" w:hAnsi="Calibri"/>
-          <w:b w:val="0"/>
-          <w:sz w:val="22"/>
-        </w:rPr>
-        <w:t>Criacao do target alta_amanha com base no fechamento do proximo pregao.</w:t>
-      </w:r>
-    </w:p>
-    <w:p>
-      <w:pPr>
-        <w:pStyle w:val="ListBullet"/>
-        <w:spacing w:after="80"/>
-      </w:pPr>
-      <w:r>
-        <w:rPr>
-          <w:rFonts w:ascii="Calibri" w:hAnsi="Calibri"/>
-          <w:b w:val="0"/>
-          <w:sz w:val="22"/>
-        </w:rPr>
-        <w:t>Remocao das primeiras linhas sem historico suficiente para medias moveis e indicadores tecnicos.</w:t>
-      </w:r>
-    </w:p>
-    <w:p>
-      <w:pPr>
-        <w:pStyle w:val="Heading1"/>
-        <w:spacing w:before="240" w:after="120"/>
-      </w:pPr>
-      <w:r>
-        <w:rPr>
-          <w:rFonts w:ascii="Calibri" w:hAnsi="Calibri"/>
-          <w:b/>
-          <w:color w:val="2E74B5"/>
-          <w:sz w:val="32"/>
-        </w:rPr>
-        <w:t>4. Definicao do target</w:t>
-      </w:r>
-    </w:p>
-    <w:tbl>
-      <w:tblPr>
-        <w:tblW w:type="auto" w:w="0"/>
-        <w:jc w:val="center"/>
-        <w:tblLayout w:type="fixed"/>
-        <w:tblLook w:firstColumn="1" w:firstRow="1" w:lastColumn="0" w:lastRow="0" w:noHBand="0" w:noVBand="1" w:val="04A0"/>
-      </w:tblPr>
-      <w:tblGrid>
-        <w:gridCol w:w="9360"/>
-      </w:tblGrid>
-      <w:tr>
-        <w:tc>
-          <w:tcPr>
-            <w:tcW w:type="dxa" w:w="9360"/>
-            <w:shd w:fill="F4F6F9"/>
-            <w:tcMar>
-              <w:top w:w="120" w:type="dxa"/>
-              <w:start w:w="160" w:type="dxa"/>
-              <w:bottom w:w="120" w:type="dxa"/>
-              <w:end w:w="160" w:type="dxa"/>
-            </w:tcMar>
-          </w:tcPr>
-          <w:p>
-            <w:pPr>
-              <w:spacing w:after="60"/>
-            </w:pPr>
-            <w:r>
-              <w:rPr>
-                <w:rFonts w:ascii="Calibri" w:hAnsi="Calibri"/>
-                <w:b/>
-                <w:color w:val="1F4D78"/>
-                <w:sz w:val="22"/>
-              </w:rPr>
-              <w:t>Target do modelo</w:t>
-            </w:r>
-          </w:p>
-          <w:p>
-            <w:pPr>
-              <w:spacing w:after="0"/>
-            </w:pPr>
-            <w:r>
-              <w:rPr>
-                <w:rFonts w:ascii="Calibri" w:hAnsi="Calibri"/>
-                <w:b w:val="0"/>
-                <w:sz w:val="20"/>
-              </w:rPr>
-              <w:t>alta_amanha = 1 quando o fechamento do proximo pregao e maior que o fechamento atual; caso contrario, alta_amanha = 0.</w:t>
-            </w:r>
-          </w:p>
-        </w:tc>
-      </w:tr>
-    </w:tbl>
-    <w:p/>
-    <w:p>
-      <w:pPr>
-        <w:spacing w:after="120" w:line="264" w:lineRule="auto"/>
-      </w:pPr>
-      <w:r>
-        <w:rPr>
-          <w:rFonts w:ascii="Calibri" w:hAnsi="Calibri"/>
-          <w:b w:val="0"/>
-          <w:sz w:val="22"/>
-        </w:rPr>
-        <w:t>Essa definicao esta alinhada ao enunciado, pois o objetivo nao e prever o valor exato do indice, mas a direcao do fechamento do dia seguinte.</w:t>
-      </w:r>
-    </w:p>
-    <w:p>
-      <w:pPr>
-        <w:pStyle w:val="Heading1"/>
-        <w:spacing w:before="240" w:after="120"/>
-      </w:pPr>
-      <w:r>
-        <w:rPr>
-          <w:rFonts w:ascii="Calibri" w:hAnsi="Calibri"/>
-          <w:b/>
-          <w:color w:val="2E74B5"/>
-          <w:sz w:val="32"/>
-        </w:rPr>
-        <w:t>5. Engenharia de atributos</w:t>
-      </w:r>
-    </w:p>
-    <w:p>
-      <w:pPr>
-        <w:spacing w:after="120" w:line="264" w:lineRule="auto"/>
-      </w:pPr>
-      <w:r>
-        <w:rPr>
-          <w:rFonts w:ascii="Calibri" w:hAnsi="Calibri"/>
-          <w:b w:val="0"/>
-          <w:sz w:val="22"/>
-        </w:rPr>
-        <w:t>As features foram construidas usando apenas informacoes disponiveis ate o dia corrente. Essa escolha e essencial em problemas temporais, pois qualquer informacao futura contaminaria o teste.</w:t>
-      </w:r>
-    </w:p>
-    <w:tbl>
-      <w:tblPr>
-        <w:tblStyle w:val="TableGrid"/>
-        <w:tblW w:type="auto" w:w="0"/>
-        <w:jc w:val="center"/>
-        <w:tblLayout w:type="fixed"/>
-        <w:tblLook w:firstColumn="1" w:firstRow="1" w:lastColumn="0" w:lastRow="0" w:noHBand="0" w:noVBand="1" w:val="04A0"/>
-      </w:tblPr>
-      <w:tblGrid>
-        <w:gridCol w:w="3120"/>
-        <w:gridCol w:w="3120"/>
-        <w:gridCol w:w="3120"/>
-      </w:tblGrid>
-      <w:tr>
-        <w:tc>
-          <w:tcPr>
-            <w:tcW w:type="dxa" w:w="2088"/>
-            <w:vAlign w:val="center"/>
-            <w:tcMar>
-              <w:top w:w="80" w:type="dxa"/>
-              <w:start w:w="120" w:type="dxa"/>
-              <w:bottom w:w="80" w:type="dxa"/>
-              <w:end w:w="120" w:type="dxa"/>
-            </w:tcMar>
-            <w:shd w:fill="F2F4F7"/>
-          </w:tcPr>
-          <w:p>
-            <w:pPr>
-              <w:jc w:val="center"/>
-            </w:pPr>
-            <w:r>
-              <w:rPr>
-                <w:rFonts w:ascii="Calibri" w:hAnsi="Calibri"/>
-                <w:b/>
-                <w:color w:val="1F4D78"/>
-                <w:sz w:val="18"/>
-              </w:rPr>
-              <w:t>Familia</w:t>
-            </w:r>
-          </w:p>
-        </w:tc>
-        <w:tc>
-          <w:tcPr>
-            <w:tcW w:type="dxa" w:w="3024"/>
-            <w:vAlign w:val="center"/>
-            <w:tcMar>
-              <w:top w:w="80" w:type="dxa"/>
-              <w:start w:w="120" w:type="dxa"/>
-              <w:bottom w:w="80" w:type="dxa"/>
-              <w:end w:w="120" w:type="dxa"/>
-            </w:tcMar>
-            <w:shd w:fill="F2F4F7"/>
-          </w:tcPr>
-          <w:p>
-            <w:pPr>
-              <w:jc w:val="center"/>
-            </w:pPr>
-            <w:r>
-              <w:rPr>
-                <w:rFonts w:ascii="Calibri" w:hAnsi="Calibri"/>
-                <w:b/>
-                <w:color w:val="1F4D78"/>
-                <w:sz w:val="18"/>
-              </w:rPr>
-              <w:t>Exemplos</w:t>
-            </w:r>
-          </w:p>
-        </w:tc>
-        <w:tc>
-          <w:tcPr>
-            <w:tcW w:type="dxa" w:w="4248"/>
-            <w:vAlign w:val="center"/>
-            <w:tcMar>
-              <w:top w:w="80" w:type="dxa"/>
-              <w:start w:w="120" w:type="dxa"/>
-              <w:bottom w:w="80" w:type="dxa"/>
-              <w:end w:w="120" w:type="dxa"/>
-            </w:tcMar>
-            <w:shd w:fill="F2F4F7"/>
-          </w:tcPr>
-          <w:p>
-            <w:pPr>
-              <w:jc w:val="center"/>
-            </w:pPr>
-            <w:r>
-              <w:rPr>
-                <w:rFonts w:ascii="Calibri" w:hAnsi="Calibri"/>
-                <w:b/>
-                <w:color w:val="1F4D78"/>
-                <w:sz w:val="18"/>
-              </w:rPr>
-              <w:t>Motivo</w:t>
-            </w:r>
-          </w:p>
-        </w:tc>
-      </w:tr>
-      <w:tr>
-        <w:tc>
-          <w:tcPr>
-            <w:tcW w:type="dxa" w:w="2088"/>
-            <w:vAlign w:val="center"/>
-            <w:tcMar>
-              <w:top w:w="80" w:type="dxa"/>
-              <w:start w:w="120" w:type="dxa"/>
-              <w:bottom w:w="80" w:type="dxa"/>
-              <w:end w:w="120" w:type="dxa"/>
-            </w:tcMar>
-          </w:tcPr>
-          <w:p>
-            <w:pPr>
-              <w:jc w:val="center"/>
-            </w:pPr>
-            <w:r>
-              <w:rPr>
-                <w:rFonts w:ascii="Calibri" w:hAnsi="Calibri"/>
-                <w:b w:val="0"/>
-                <w:sz w:val="18"/>
-              </w:rPr>
-              <w:t>Retornos</w:t>
-            </w:r>
-          </w:p>
-        </w:tc>
-        <w:tc>
-          <w:tcPr>
-            <w:tcW w:type="dxa" w:w="3024"/>
-            <w:vAlign w:val="center"/>
-            <w:tcMar>
-              <w:top w:w="80" w:type="dxa"/>
-              <w:start w:w="120" w:type="dxa"/>
-              <w:bottom w:w="80" w:type="dxa"/>
-              <w:end w:w="120" w:type="dxa"/>
-            </w:tcMar>
-          </w:tcPr>
-          <w:p>
-            <w:pPr>
-              <w:jc w:val="left"/>
-            </w:pPr>
-            <w:r>
-              <w:rPr>
-                <w:rFonts w:ascii="Calibri" w:hAnsi="Calibri"/>
-                <w:b w:val="0"/>
-                <w:sz w:val="18"/>
-              </w:rPr>
-              <w:t>1, 2, 5, 10 e 21 pregoes</w:t>
-            </w:r>
-          </w:p>
-        </w:tc>
-        <w:tc>
-          <w:tcPr>
-            <w:tcW w:type="dxa" w:w="4248"/>
-            <w:vAlign w:val="center"/>
-            <w:tcMar>
-              <w:top w:w="80" w:type="dxa"/>
-              <w:start w:w="120" w:type="dxa"/>
-              <w:bottom w:w="80" w:type="dxa"/>
-              <w:end w:w="120" w:type="dxa"/>
-            </w:tcMar>
-          </w:tcPr>
-          <w:p>
-            <w:pPr>
-              <w:jc w:val="left"/>
-            </w:pPr>
-            <w:r>
-              <w:rPr>
-                <w:rFonts w:ascii="Calibri" w:hAnsi="Calibri"/>
-                <w:b w:val="0"/>
-                <w:sz w:val="18"/>
-              </w:rPr>
-              <w:t>Capturar momento recente do indice.</w:t>
-            </w:r>
-          </w:p>
-        </w:tc>
-      </w:tr>
-      <w:tr>
-        <w:tc>
-          <w:tcPr>
-            <w:tcW w:type="dxa" w:w="2088"/>
-            <w:vAlign w:val="center"/>
-            <w:tcMar>
-              <w:top w:w="80" w:type="dxa"/>
-              <w:start w:w="120" w:type="dxa"/>
-              <w:bottom w:w="80" w:type="dxa"/>
-              <w:end w:w="120" w:type="dxa"/>
-            </w:tcMar>
-          </w:tcPr>
-          <w:p>
-            <w:pPr>
-              <w:jc w:val="center"/>
-            </w:pPr>
-            <w:r>
-              <w:rPr>
-                <w:rFonts w:ascii="Calibri" w:hAnsi="Calibri"/>
-                <w:b w:val="0"/>
-                <w:sz w:val="18"/>
-              </w:rPr>
-              <w:t>Defasagens</w:t>
-            </w:r>
-          </w:p>
-        </w:tc>
-        <w:tc>
-          <w:tcPr>
-            <w:tcW w:type="dxa" w:w="3024"/>
-            <w:vAlign w:val="center"/>
-            <w:tcMar>
-              <w:top w:w="80" w:type="dxa"/>
-              <w:start w:w="120" w:type="dxa"/>
-              <w:bottom w:w="80" w:type="dxa"/>
-              <w:end w:w="120" w:type="dxa"/>
-            </w:tcMar>
-          </w:tcPr>
-          <w:p>
-            <w:pPr>
-              <w:jc w:val="left"/>
-            </w:pPr>
-            <w:r>
-              <w:rPr>
-                <w:rFonts w:ascii="Calibri" w:hAnsi="Calibri"/>
-                <w:b w:val="0"/>
-                <w:sz w:val="18"/>
-              </w:rPr>
-              <w:t>retornos lag 1, 2, 3 e 5</w:t>
-            </w:r>
-          </w:p>
-        </w:tc>
-        <w:tc>
-          <w:tcPr>
-            <w:tcW w:type="dxa" w:w="4248"/>
-            <w:vAlign w:val="center"/>
-            <w:tcMar>
-              <w:top w:w="80" w:type="dxa"/>
-              <w:start w:w="120" w:type="dxa"/>
-              <w:bottom w:w="80" w:type="dxa"/>
-              <w:end w:w="120" w:type="dxa"/>
-            </w:tcMar>
-          </w:tcPr>
-          <w:p>
-            <w:pPr>
-              <w:jc w:val="left"/>
-            </w:pPr>
-            <w:r>
-              <w:rPr>
-                <w:rFonts w:ascii="Calibri" w:hAnsi="Calibri"/>
-                <w:b w:val="0"/>
-                <w:sz w:val="18"/>
-              </w:rPr>
-              <w:t>Representar memoria curta da serie.</w:t>
-            </w:r>
-          </w:p>
-        </w:tc>
-      </w:tr>
-      <w:tr>
-        <w:tc>
-          <w:tcPr>
-            <w:tcW w:type="dxa" w:w="2088"/>
-            <w:vAlign w:val="center"/>
-            <w:tcMar>
-              <w:top w:w="80" w:type="dxa"/>
-              <w:start w:w="120" w:type="dxa"/>
-              <w:bottom w:w="80" w:type="dxa"/>
-              <w:end w:w="120" w:type="dxa"/>
-            </w:tcMar>
-          </w:tcPr>
-          <w:p>
-            <w:pPr>
-              <w:jc w:val="left"/>
-            </w:pPr>
-            <w:r>
-              <w:rPr>
-                <w:rFonts w:ascii="Calibri" w:hAnsi="Calibri"/>
-                <w:b w:val="0"/>
-                <w:sz w:val="18"/>
-              </w:rPr>
-              <w:t>Medias moveis</w:t>
-            </w:r>
-          </w:p>
-        </w:tc>
-        <w:tc>
-          <w:tcPr>
-            <w:tcW w:type="dxa" w:w="3024"/>
-            <w:vAlign w:val="center"/>
-            <w:tcMar>
-              <w:top w:w="80" w:type="dxa"/>
-              <w:start w:w="120" w:type="dxa"/>
-              <w:bottom w:w="80" w:type="dxa"/>
-              <w:end w:w="120" w:type="dxa"/>
-            </w:tcMar>
-          </w:tcPr>
-          <w:p>
-            <w:pPr>
-              <w:jc w:val="left"/>
-            </w:pPr>
-            <w:r>
-              <w:rPr>
-                <w:rFonts w:ascii="Calibri" w:hAnsi="Calibri"/>
-                <w:b w:val="0"/>
-                <w:sz w:val="18"/>
-              </w:rPr>
-              <w:t>distancia das medias de 5, 21 e 50</w:t>
-            </w:r>
-          </w:p>
-        </w:tc>
-        <w:tc>
-          <w:tcPr>
-            <w:tcW w:type="dxa" w:w="4248"/>
-            <w:vAlign w:val="center"/>
-            <w:tcMar>
-              <w:top w:w="80" w:type="dxa"/>
-              <w:start w:w="120" w:type="dxa"/>
-              <w:bottom w:w="80" w:type="dxa"/>
-              <w:end w:w="120" w:type="dxa"/>
-            </w:tcMar>
-          </w:tcPr>
-          <w:p>
-            <w:pPr>
-              <w:jc w:val="left"/>
-            </w:pPr>
-            <w:r>
-              <w:rPr>
-                <w:rFonts w:ascii="Calibri" w:hAnsi="Calibri"/>
-                <w:b w:val="0"/>
-                <w:sz w:val="18"/>
-              </w:rPr>
-              <w:t>Medir tendencia e afastamento do preco.</w:t>
-            </w:r>
-          </w:p>
-        </w:tc>
-      </w:tr>
-      <w:tr>
-        <w:tc>
-          <w:tcPr>
-            <w:tcW w:type="dxa" w:w="2088"/>
-            <w:vAlign w:val="center"/>
-            <w:tcMar>
-              <w:top w:w="80" w:type="dxa"/>
-              <w:start w:w="120" w:type="dxa"/>
-              <w:bottom w:w="80" w:type="dxa"/>
-              <w:end w:w="120" w:type="dxa"/>
-            </w:tcMar>
-          </w:tcPr>
-          <w:p>
-            <w:pPr>
-              <w:jc w:val="center"/>
-            </w:pPr>
-            <w:r>
-              <w:rPr>
-                <w:rFonts w:ascii="Calibri" w:hAnsi="Calibri"/>
-                <w:b w:val="0"/>
-                <w:sz w:val="18"/>
-              </w:rPr>
-              <w:t>Volatilidade</w:t>
-            </w:r>
-          </w:p>
-        </w:tc>
-        <w:tc>
-          <w:tcPr>
-            <w:tcW w:type="dxa" w:w="3024"/>
-            <w:vAlign w:val="center"/>
-            <w:tcMar>
-              <w:top w:w="80" w:type="dxa"/>
-              <w:start w:w="120" w:type="dxa"/>
-              <w:bottom w:w="80" w:type="dxa"/>
-              <w:end w:w="120" w:type="dxa"/>
-            </w:tcMar>
-          </w:tcPr>
-          <w:p>
-            <w:pPr>
-              <w:jc w:val="left"/>
-            </w:pPr>
-            <w:r>
-              <w:rPr>
-                <w:rFonts w:ascii="Calibri" w:hAnsi="Calibri"/>
-                <w:b w:val="0"/>
-                <w:sz w:val="18"/>
-              </w:rPr>
-              <w:t>desvio padrao de 5 e 21 pregoes</w:t>
-            </w:r>
-          </w:p>
-        </w:tc>
-        <w:tc>
-          <w:tcPr>
-            <w:tcW w:type="dxa" w:w="4248"/>
-            <w:vAlign w:val="center"/>
-            <w:tcMar>
-              <w:top w:w="80" w:type="dxa"/>
-              <w:start w:w="120" w:type="dxa"/>
-              <w:bottom w:w="80" w:type="dxa"/>
-              <w:end w:w="120" w:type="dxa"/>
-            </w:tcMar>
-          </w:tcPr>
-          <w:p>
-            <w:pPr>
-              <w:jc w:val="left"/>
-            </w:pPr>
-            <w:r>
-              <w:rPr>
-                <w:rFonts w:ascii="Calibri" w:hAnsi="Calibri"/>
-                <w:b w:val="0"/>
-                <w:sz w:val="18"/>
-              </w:rPr>
-              <w:t>Capturar risco/instabilidade recente.</w:t>
-            </w:r>
-          </w:p>
-        </w:tc>
-      </w:tr>
-      <w:tr>
-        <w:tc>
-          <w:tcPr>
-            <w:tcW w:type="dxa" w:w="2088"/>
-            <w:vAlign w:val="center"/>
-            <w:tcMar>
-              <w:top w:w="80" w:type="dxa"/>
-              <w:start w:w="120" w:type="dxa"/>
-              <w:bottom w:w="80" w:type="dxa"/>
-              <w:end w:w="120" w:type="dxa"/>
-            </w:tcMar>
-          </w:tcPr>
-          <w:p>
-            <w:pPr>
-              <w:jc w:val="center"/>
-            </w:pPr>
-            <w:r>
-              <w:rPr>
-                <w:rFonts w:ascii="Calibri" w:hAnsi="Calibri"/>
-                <w:b w:val="0"/>
-                <w:sz w:val="18"/>
-              </w:rPr>
-              <w:t>Candle</w:t>
-            </w:r>
-          </w:p>
-        </w:tc>
-        <w:tc>
-          <w:tcPr>
-            <w:tcW w:type="dxa" w:w="3024"/>
-            <w:vAlign w:val="center"/>
-            <w:tcMar>
-              <w:top w:w="80" w:type="dxa"/>
-              <w:start w:w="120" w:type="dxa"/>
-              <w:bottom w:w="80" w:type="dxa"/>
-              <w:end w:w="120" w:type="dxa"/>
-            </w:tcMar>
-          </w:tcPr>
-          <w:p>
-            <w:pPr>
-              <w:jc w:val="left"/>
-            </w:pPr>
-            <w:r>
-              <w:rPr>
-                <w:rFonts w:ascii="Calibri" w:hAnsi="Calibri"/>
-                <w:b w:val="0"/>
-                <w:sz w:val="18"/>
-              </w:rPr>
-              <w:t>amplitude e corpo</w:t>
-            </w:r>
-          </w:p>
-        </w:tc>
-        <w:tc>
-          <w:tcPr>
-            <w:tcW w:type="dxa" w:w="4248"/>
-            <w:vAlign w:val="center"/>
-            <w:tcMar>
-              <w:top w:w="80" w:type="dxa"/>
-              <w:start w:w="120" w:type="dxa"/>
-              <w:bottom w:w="80" w:type="dxa"/>
-              <w:end w:w="120" w:type="dxa"/>
-            </w:tcMar>
-          </w:tcPr>
-          <w:p>
-            <w:pPr>
-              <w:jc w:val="left"/>
-            </w:pPr>
-            <w:r>
-              <w:rPr>
-                <w:rFonts w:ascii="Calibri" w:hAnsi="Calibri"/>
-                <w:b w:val="0"/>
-                <w:sz w:val="18"/>
-              </w:rPr>
-              <w:t>Representar comportamento intradiario.</w:t>
-            </w:r>
-          </w:p>
-        </w:tc>
-      </w:tr>
-      <w:tr>
-        <w:tc>
-          <w:tcPr>
-            <w:tcW w:type="dxa" w:w="2088"/>
-            <w:vAlign w:val="center"/>
-            <w:tcMar>
-              <w:top w:w="80" w:type="dxa"/>
-              <w:start w:w="120" w:type="dxa"/>
-              <w:bottom w:w="80" w:type="dxa"/>
-              <w:end w:w="120" w:type="dxa"/>
-            </w:tcMar>
-          </w:tcPr>
-          <w:p>
-            <w:pPr>
-              <w:jc w:val="center"/>
-            </w:pPr>
-            <w:r>
-              <w:rPr>
-                <w:rFonts w:ascii="Calibri" w:hAnsi="Calibri"/>
-                <w:b w:val="0"/>
-                <w:sz w:val="18"/>
-              </w:rPr>
-              <w:t>Indicadores</w:t>
-            </w:r>
-          </w:p>
-        </w:tc>
-        <w:tc>
-          <w:tcPr>
-            <w:tcW w:type="dxa" w:w="3024"/>
-            <w:vAlign w:val="center"/>
-            <w:tcMar>
-              <w:top w:w="80" w:type="dxa"/>
-              <w:start w:w="120" w:type="dxa"/>
-              <w:bottom w:w="80" w:type="dxa"/>
-              <w:end w:w="120" w:type="dxa"/>
-            </w:tcMar>
-          </w:tcPr>
-          <w:p>
-            <w:pPr>
-              <w:jc w:val="left"/>
-            </w:pPr>
-            <w:r>
-              <w:rPr>
-                <w:rFonts w:ascii="Calibri" w:hAnsi="Calibri"/>
-                <w:b w:val="0"/>
-                <w:sz w:val="18"/>
-              </w:rPr>
-              <w:t>RSI, MACD, Bollinger</w:t>
-            </w:r>
-          </w:p>
-        </w:tc>
-        <w:tc>
-          <w:tcPr>
-            <w:tcW w:type="dxa" w:w="4248"/>
-            <w:vAlign w:val="center"/>
-            <w:tcMar>
-              <w:top w:w="80" w:type="dxa"/>
-              <w:start w:w="120" w:type="dxa"/>
-              <w:bottom w:w="80" w:type="dxa"/>
-              <w:end w:w="120" w:type="dxa"/>
-            </w:tcMar>
-          </w:tcPr>
-          <w:p>
-            <w:pPr>
-              <w:jc w:val="left"/>
-            </w:pPr>
-            <w:r>
-              <w:rPr>
-                <w:rFonts w:ascii="Calibri" w:hAnsi="Calibri"/>
-                <w:b w:val="0"/>
-                <w:sz w:val="18"/>
-              </w:rPr>
-              <w:t>Resumir sinais tecnicos conhecidos.</w:t>
-            </w:r>
-          </w:p>
-        </w:tc>
-      </w:tr>
-      <w:tr>
-        <w:tc>
-          <w:tcPr>
-            <w:tcW w:type="dxa" w:w="2088"/>
-            <w:vAlign w:val="center"/>
-            <w:tcMar>
-              <w:top w:w="80" w:type="dxa"/>
-              <w:start w:w="120" w:type="dxa"/>
-              <w:bottom w:w="80" w:type="dxa"/>
-              <w:end w:w="120" w:type="dxa"/>
-            </w:tcMar>
-          </w:tcPr>
-          <w:p>
-            <w:pPr>
-              <w:jc w:val="center"/>
-            </w:pPr>
-            <w:r>
-              <w:rPr>
-                <w:rFonts w:ascii="Calibri" w:hAnsi="Calibri"/>
-                <w:b w:val="0"/>
-                <w:sz w:val="18"/>
-              </w:rPr>
-              <w:t>Calendario</w:t>
-            </w:r>
-          </w:p>
-        </w:tc>
-        <w:tc>
-          <w:tcPr>
-            <w:tcW w:type="dxa" w:w="3024"/>
-            <w:vAlign w:val="center"/>
-            <w:tcMar>
-              <w:top w:w="80" w:type="dxa"/>
-              <w:start w:w="120" w:type="dxa"/>
-              <w:bottom w:w="80" w:type="dxa"/>
-              <w:end w:w="120" w:type="dxa"/>
-            </w:tcMar>
-          </w:tcPr>
-          <w:p>
-            <w:pPr>
-              <w:jc w:val="left"/>
-            </w:pPr>
-            <w:r>
-              <w:rPr>
-                <w:rFonts w:ascii="Calibri" w:hAnsi="Calibri"/>
-                <w:b w:val="0"/>
-                <w:sz w:val="18"/>
-              </w:rPr>
-              <w:t>dia da semana e mes</w:t>
-            </w:r>
-          </w:p>
-        </w:tc>
-        <w:tc>
-          <w:tcPr>
-            <w:tcW w:type="dxa" w:w="4248"/>
-            <w:vAlign w:val="center"/>
-            <w:tcMar>
-              <w:top w:w="80" w:type="dxa"/>
-              <w:start w:w="120" w:type="dxa"/>
-              <w:bottom w:w="80" w:type="dxa"/>
-              <w:end w:w="120" w:type="dxa"/>
-            </w:tcMar>
-          </w:tcPr>
-          <w:p>
-            <w:pPr>
-              <w:jc w:val="left"/>
-            </w:pPr>
-            <w:r>
-              <w:rPr>
-                <w:rFonts w:ascii="Calibri" w:hAnsi="Calibri"/>
-                <w:b w:val="0"/>
-                <w:sz w:val="18"/>
-              </w:rPr>
-              <w:t>Capturar possiveis efeitos sazonais simples.</w:t>
+              <w:t>Prever a tendencia do proximo fechamento do IBOVESPA usando dados historicos diarios do proprio indice.</w:t>
             </w:r>
           </w:p>
         </w:tc>
@@ -1357,7 +283,22 @@
           <w:color w:val="2E74B5"/>
           <w:sz w:val="32"/>
         </w:rPr>
-        <w:t>6. Analise exploratoria</w:t>
+        <w:t>Etapa 1 - Aquisicao e Exploracao dos Dados</w:t>
+      </w:r>
+    </w:p>
+    <w:p>
+      <w:pPr>
+        <w:pStyle w:val="Heading2"/>
+        <w:spacing w:before="160" w:after="120"/>
+      </w:pPr>
+      <w:r>
+        <w:rPr>
+          <w:rFonts w:ascii="Calibri" w:hAnsi="Calibri"/>
+          <w:b/>
+          <w:color w:val="2E74B5"/>
+          <w:sz w:val="26"/>
+        </w:rPr>
+        <w:t>Configuracao inicial e carregamento</w:t>
       </w:r>
     </w:p>
     <w:p>
@@ -1370,9 +311,467 @@
           <w:b w:val="0"/>
           <w:sz w:val="22"/>
         </w:rPr>
-        <w:t>A serie apresentou variacoes relevantes ao longo do periodo, com retornos diarios proximos do equilibrio entre altas e baixas na base completa. Apos a criacao das janelas tecnicas, a base de modelagem ficou com 594 observacoes e proporcao geral de altas de aproximadamente 50,67%.</w:t>
+        <w:t>O notebook foi preparado para rodar tanto em ambiente local quanto no Google Colab. No Colab, a primeira celula clona o repositorio publico na branch V1_Ibovespa e ajusta o diretorio de trabalho.</w:t>
       </w:r>
     </w:p>
+    <w:tbl>
+      <w:tblPr>
+        <w:tblW w:type="auto" w:w="0"/>
+        <w:jc w:val="center"/>
+        <w:tblLook w:firstColumn="1" w:firstRow="1" w:lastColumn="0" w:lastRow="0" w:noHBand="0" w:noVBand="1" w:val="04A0"/>
+      </w:tblPr>
+      <w:tblGrid>
+        <w:gridCol w:w="9360"/>
+      </w:tblGrid>
+      <w:tr>
+        <w:tc>
+          <w:tcPr>
+            <w:tcW w:type="dxa" w:w="9360"/>
+            <w:shd w:fill="F7F7F7"/>
+            <w:tcMar>
+              <w:top w:w="120" w:type="dxa"/>
+              <w:start w:w="160" w:type="dxa"/>
+              <w:bottom w:w="120" w:type="dxa"/>
+              <w:end w:w="160" w:type="dxa"/>
+            </w:tcMar>
+          </w:tcPr>
+          <w:p>
+            <w:pPr>
+              <w:spacing w:after="0"/>
+            </w:pPr>
+            <w:r>
+              <w:rPr>
+                <w:rFonts w:ascii="Consolas" w:hAnsi="Consolas"/>
+                <w:b w:val="0"/>
+                <w:sz w:val="16"/>
+              </w:rPr>
+              <w:t>from pathlib import Path</w:t>
+            </w:r>
+            <w:r>
+              <w:br/>
+            </w:r>
+            <w:r>
+              <w:rPr>
+                <w:rFonts w:ascii="Consolas" w:hAnsi="Consolas"/>
+                <w:b w:val="0"/>
+                <w:sz w:val="16"/>
+              </w:rPr>
+              <w:t>import os</w:t>
+            </w:r>
+            <w:r>
+              <w:br/>
+            </w:r>
+            <w:r>
+              <w:rPr>
+                <w:rFonts w:ascii="Consolas" w:hAnsi="Consolas"/>
+                <w:b w:val="0"/>
+                <w:sz w:val="16"/>
+              </w:rPr>
+              <w:t>import subprocess</w:t>
+            </w:r>
+            <w:r>
+              <w:br/>
+            </w:r>
+            <w:r>
+              <w:rPr>
+                <w:rFonts w:ascii="Consolas" w:hAnsi="Consolas"/>
+                <w:b w:val="0"/>
+                <w:sz w:val="16"/>
+              </w:rPr>
+              <w:t>import sys</w:t>
+            </w:r>
+            <w:r>
+              <w:br/>
+            </w:r>
+            <w:r>
+              <w:rPr>
+                <w:rFonts w:ascii="Consolas" w:hAnsi="Consolas"/>
+                <w:b w:val="0"/>
+                <w:sz w:val="16"/>
+              </w:rPr>
+            </w:r>
+            <w:r>
+              <w:br/>
+            </w:r>
+            <w:r>
+              <w:rPr>
+                <w:rFonts w:ascii="Consolas" w:hAnsi="Consolas"/>
+                <w:b w:val="0"/>
+                <w:sz w:val="16"/>
+              </w:rPr>
+              <w:t>REPO_URL = "https://github.com/renancotrin-alt/tech-challenge-fase-2-ibovespa.git"</w:t>
+            </w:r>
+            <w:r>
+              <w:br/>
+            </w:r>
+            <w:r>
+              <w:rPr>
+                <w:rFonts w:ascii="Consolas" w:hAnsi="Consolas"/>
+                <w:b w:val="0"/>
+                <w:sz w:val="16"/>
+              </w:rPr>
+              <w:t>REPO_BRANCH = "V1_Ibovespa"</w:t>
+            </w:r>
+            <w:r>
+              <w:br/>
+            </w:r>
+            <w:r>
+              <w:rPr>
+                <w:rFonts w:ascii="Consolas" w:hAnsi="Consolas"/>
+                <w:b w:val="0"/>
+                <w:sz w:val="16"/>
+              </w:rPr>
+              <w:t>PROJECT_DIR = Path("tech-challenge-fase-2-ibovespa")</w:t>
+            </w:r>
+            <w:r>
+              <w:br/>
+            </w:r>
+            <w:r>
+              <w:rPr>
+                <w:rFonts w:ascii="Consolas" w:hAnsi="Consolas"/>
+                <w:b w:val="0"/>
+                <w:sz w:val="16"/>
+              </w:rPr>
+            </w:r>
+            <w:r>
+              <w:br/>
+            </w:r>
+            <w:r>
+              <w:rPr>
+                <w:rFonts w:ascii="Consolas" w:hAnsi="Consolas"/>
+                <w:b w:val="0"/>
+                <w:sz w:val="16"/>
+              </w:rPr>
+              <w:t>try:</w:t>
+            </w:r>
+            <w:r>
+              <w:br/>
+            </w:r>
+            <w:r>
+              <w:rPr>
+                <w:rFonts w:ascii="Consolas" w:hAnsi="Consolas"/>
+                <w:b w:val="0"/>
+                <w:sz w:val="16"/>
+              </w:rPr>
+              <w:t xml:space="preserve">    import google.colab  # type: ignore</w:t>
+            </w:r>
+            <w:r>
+              <w:br/>
+            </w:r>
+            <w:r>
+              <w:rPr>
+                <w:rFonts w:ascii="Consolas" w:hAnsi="Consolas"/>
+                <w:b w:val="0"/>
+                <w:sz w:val="16"/>
+              </w:rPr>
+              <w:t xml:space="preserve">    IN_COLAB = True</w:t>
+            </w:r>
+            <w:r>
+              <w:br/>
+            </w:r>
+            <w:r>
+              <w:rPr>
+                <w:rFonts w:ascii="Consolas" w:hAnsi="Consolas"/>
+                <w:b w:val="0"/>
+                <w:sz w:val="16"/>
+              </w:rPr>
+              <w:t>except Exception:</w:t>
+            </w:r>
+            <w:r>
+              <w:br/>
+            </w:r>
+            <w:r>
+              <w:rPr>
+                <w:rFonts w:ascii="Consolas" w:hAnsi="Consolas"/>
+                <w:b w:val="0"/>
+                <w:sz w:val="16"/>
+              </w:rPr>
+              <w:t xml:space="preserve">    IN_COLAB = False</w:t>
+            </w:r>
+            <w:r>
+              <w:br/>
+            </w:r>
+            <w:r>
+              <w:rPr>
+                <w:rFonts w:ascii="Consolas" w:hAnsi="Consolas"/>
+                <w:b w:val="0"/>
+                <w:sz w:val="16"/>
+              </w:rPr>
+            </w:r>
+            <w:r>
+              <w:br/>
+            </w:r>
+            <w:r>
+              <w:rPr>
+                <w:rFonts w:ascii="Consolas" w:hAnsi="Consolas"/>
+                <w:b w:val="0"/>
+                <w:sz w:val="16"/>
+              </w:rPr>
+              <w:t>if IN_COLAB:</w:t>
+            </w:r>
+            <w:r>
+              <w:br/>
+            </w:r>
+            <w:r>
+              <w:rPr>
+                <w:rFonts w:ascii="Consolas" w:hAnsi="Consolas"/>
+                <w:b w:val="0"/>
+                <w:sz w:val="16"/>
+              </w:rPr>
+              <w:t xml:space="preserve">    current_dir = Path.cwd()</w:t>
+            </w:r>
+            <w:r>
+              <w:br/>
+            </w:r>
+            <w:r>
+              <w:rPr>
+                <w:rFonts w:ascii="Consolas" w:hAnsi="Consolas"/>
+                <w:b w:val="0"/>
+                <w:sz w:val="16"/>
+              </w:rPr>
+              <w:t xml:space="preserve">    if current_dir.name == PROJECT_DIR.name:</w:t>
+            </w:r>
+            <w:r>
+              <w:br/>
+            </w:r>
+            <w:r>
+              <w:rPr>
+                <w:rFonts w:ascii="Consolas" w:hAnsi="Consolas"/>
+                <w:b w:val="0"/>
+                <w:sz w:val="16"/>
+              </w:rPr>
+              <w:t xml:space="preserve">        pass</w:t>
+            </w:r>
+            <w:r>
+              <w:br/>
+            </w:r>
+            <w:r>
+              <w:rPr>
+                <w:rFonts w:ascii="Consolas" w:hAnsi="Consolas"/>
+                <w:b w:val="0"/>
+                <w:sz w:val="16"/>
+              </w:rPr>
+              <w:t xml:space="preserve">    else:</w:t>
+            </w:r>
+            <w:r>
+              <w:br/>
+            </w:r>
+            <w:r>
+              <w:rPr>
+                <w:rFonts w:ascii="Consolas" w:hAnsi="Consolas"/>
+                <w:b w:val="0"/>
+                <w:sz w:val="16"/>
+              </w:rPr>
+              <w:t xml:space="preserve">        if not PROJECT_DIR.exists():</w:t>
+            </w:r>
+            <w:r>
+              <w:br/>
+            </w:r>
+            <w:r>
+              <w:rPr>
+                <w:rFonts w:ascii="Consolas" w:hAnsi="Consolas"/>
+                <w:b w:val="0"/>
+                <w:sz w:val="16"/>
+              </w:rPr>
+              <w:t xml:space="preserve">            subprocess.run(["git", "clone", "--branch", REPO_BRANCH, REPO_URL], check=True)</w:t>
+            </w:r>
+            <w:r>
+              <w:br/>
+            </w:r>
+            <w:r>
+              <w:rPr>
+                <w:rFonts w:ascii="Consolas" w:hAnsi="Consolas"/>
+                <w:b w:val="0"/>
+                <w:sz w:val="16"/>
+              </w:rPr>
+              <w:t xml:space="preserve">        os.chdir(PROJECT_DIR)</w:t>
+            </w:r>
+            <w:r>
+              <w:br/>
+            </w:r>
+            <w:r>
+              <w:rPr>
+                <w:rFonts w:ascii="Consolas" w:hAnsi="Consolas"/>
+                <w:b w:val="0"/>
+                <w:sz w:val="16"/>
+              </w:rPr>
+              <w:t>else:</w:t>
+            </w:r>
+            <w:r>
+              <w:br/>
+            </w:r>
+            <w:r>
+              <w:rPr>
+                <w:rFonts w:ascii="Consolas" w:hAnsi="Consolas"/>
+                <w:b w:val="0"/>
+                <w:sz w:val="16"/>
+              </w:rPr>
+              <w:t xml:space="preserve">    if Path.cwd().name == "notebooks":</w:t>
+            </w:r>
+            <w:r>
+              <w:br/>
+            </w:r>
+            <w:r>
+              <w:rPr>
+                <w:rFonts w:ascii="Consolas" w:hAnsi="Consolas"/>
+                <w:b w:val="0"/>
+                <w:sz w:val="16"/>
+              </w:rPr>
+              <w:t xml:space="preserve">        os.chdir("..")</w:t>
+            </w:r>
+            <w:r>
+              <w:br/>
+            </w:r>
+            <w:r>
+              <w:rPr>
+                <w:rFonts w:ascii="Consolas" w:hAnsi="Consolas"/>
+                <w:b w:val="0"/>
+                <w:sz w:val="16"/>
+              </w:rPr>
+              <w:t># ... trecho resumido para leitura no documento</w:t>
+            </w:r>
+          </w:p>
+        </w:tc>
+      </w:tr>
+    </w:tbl>
+    <w:p/>
+    <w:tbl>
+      <w:tblPr>
+        <w:tblW w:type="auto" w:w="0"/>
+        <w:jc w:val="center"/>
+        <w:tblLook w:firstColumn="1" w:firstRow="1" w:lastColumn="0" w:lastRow="0" w:noHBand="0" w:noVBand="1" w:val="04A0"/>
+      </w:tblPr>
+      <w:tblGrid>
+        <w:gridCol w:w="9360"/>
+      </w:tblGrid>
+      <w:tr>
+        <w:tc>
+          <w:tcPr>
+            <w:tcW w:type="dxa" w:w="9360"/>
+            <w:shd w:fill="F7F7F7"/>
+            <w:tcMar>
+              <w:top w:w="120" w:type="dxa"/>
+              <w:start w:w="160" w:type="dxa"/>
+              <w:bottom w:w="120" w:type="dxa"/>
+              <w:end w:w="160" w:type="dxa"/>
+            </w:tcMar>
+          </w:tcPr>
+          <w:p>
+            <w:pPr>
+              <w:spacing w:after="0"/>
+            </w:pPr>
+            <w:r>
+              <w:rPr>
+                <w:rFonts w:ascii="Consolas" w:hAnsi="Consolas"/>
+                <w:b w:val="0"/>
+                <w:sz w:val="16"/>
+              </w:rPr>
+              <w:t>Diretorio de trabalho: /content/tech-challenge-fase-2-ibovespa</w:t>
+            </w:r>
+          </w:p>
+        </w:tc>
+      </w:tr>
+    </w:tbl>
+    <w:p/>
+    <w:p>
+      <w:pPr>
+        <w:pStyle w:val="Heading2"/>
+        <w:spacing w:before="160" w:after="120"/>
+      </w:pPr>
+      <w:r>
+        <w:rPr>
+          <w:rFonts w:ascii="Calibri" w:hAnsi="Calibri"/>
+          <w:b/>
+          <w:color w:val="2E74B5"/>
+          <w:sz w:val="26"/>
+        </w:rPr>
+        <w:t>Carregamento da base bruta</w:t>
+      </w:r>
+    </w:p>
+    <w:p>
+      <w:pPr>
+        <w:spacing w:after="120" w:line="264" w:lineRule="auto"/>
+      </w:pPr>
+      <w:r>
+        <w:rPr>
+          <w:rFonts w:ascii="Calibri" w:hAnsi="Calibri"/>
+          <w:b w:val="0"/>
+          <w:sz w:val="22"/>
+        </w:rPr>
+        <w:t>A base original foi mantida em `data/raw/dados_historicos_ibovespa.csv`. Ela contem dados diarios do IBOVESPA extraidos do Investing.com, incluindo fechamento, abertura, maxima, minima, volume e variacao percentual.</w:t>
+      </w:r>
+    </w:p>
+    <w:tbl>
+      <w:tblPr>
+        <w:tblW w:type="auto" w:w="0"/>
+        <w:jc w:val="center"/>
+        <w:tblLook w:firstColumn="1" w:firstRow="1" w:lastColumn="0" w:lastRow="0" w:noHBand="0" w:noVBand="1" w:val="04A0"/>
+      </w:tblPr>
+      <w:tblGrid>
+        <w:gridCol w:w="9360"/>
+      </w:tblGrid>
+      <w:tr>
+        <w:tc>
+          <w:tcPr>
+            <w:tcW w:type="dxa" w:w="9360"/>
+            <w:shd w:fill="F7F7F7"/>
+            <w:tcMar>
+              <w:top w:w="120" w:type="dxa"/>
+              <w:start w:w="160" w:type="dxa"/>
+              <w:bottom w:w="120" w:type="dxa"/>
+              <w:end w:w="160" w:type="dxa"/>
+            </w:tcMar>
+          </w:tcPr>
+          <w:p>
+            <w:pPr>
+              <w:spacing w:after="0"/>
+            </w:pPr>
+            <w:r>
+              <w:rPr>
+                <w:rFonts w:ascii="Consolas" w:hAnsi="Consolas"/>
+                <w:b w:val="0"/>
+                <w:sz w:val="16"/>
+              </w:rPr>
+              <w:t>raw_df = load_raw_data()</w:t>
+            </w:r>
+            <w:r>
+              <w:br/>
+            </w:r>
+            <w:r>
+              <w:rPr>
+                <w:rFonts w:ascii="Consolas" w:hAnsi="Consolas"/>
+                <w:b w:val="0"/>
+                <w:sz w:val="16"/>
+              </w:rPr>
+              <w:t>print("Linhas e colunas da base original:", raw_df.shape)</w:t>
+            </w:r>
+            <w:r>
+              <w:br/>
+            </w:r>
+            <w:r>
+              <w:rPr>
+                <w:rFonts w:ascii="Consolas" w:hAnsi="Consolas"/>
+                <w:b w:val="0"/>
+                <w:sz w:val="16"/>
+              </w:rPr>
+              <w:t>display(raw_df.head())</w:t>
+            </w:r>
+            <w:r>
+              <w:br/>
+            </w:r>
+            <w:r>
+              <w:rPr>
+                <w:rFonts w:ascii="Consolas" w:hAnsi="Consolas"/>
+                <w:b w:val="0"/>
+                <w:sz w:val="16"/>
+              </w:rPr>
+              <w:t>display(raw_df.tail())</w:t>
+            </w:r>
+          </w:p>
+        </w:tc>
+      </w:tr>
+    </w:tbl>
+    <w:p/>
     <w:tbl>
       <w:tblPr>
         <w:tblStyle w:val="TableGrid"/>
@@ -1388,15 +787,15 @@
       <w:tr>
         <w:tc>
           <w:tcPr>
-            <w:tcW w:type="dxa" w:w="3456"/>
-            <w:vAlign w:val="center"/>
+            <w:tcW w:type="dxa" w:w="3888"/>
+            <w:shd w:fill="F2F4F7"/>
             <w:tcMar>
               <w:top w:w="80" w:type="dxa"/>
               <w:start w:w="120" w:type="dxa"/>
               <w:bottom w:w="80" w:type="dxa"/>
               <w:end w:w="120" w:type="dxa"/>
             </w:tcMar>
-            <w:shd w:fill="F2F4F7"/>
+            <w:vAlign w:val="center"/>
           </w:tcPr>
           <w:p>
             <w:pPr>
@@ -1415,15 +814,15 @@
         </w:tc>
         <w:tc>
           <w:tcPr>
-            <w:tcW w:type="dxa" w:w="5904"/>
-            <w:vAlign w:val="center"/>
+            <w:tcW w:type="dxa" w:w="5472"/>
+            <w:shd w:fill="F2F4F7"/>
             <w:tcMar>
               <w:top w:w="80" w:type="dxa"/>
               <w:start w:w="120" w:type="dxa"/>
               <w:bottom w:w="80" w:type="dxa"/>
               <w:end w:w="120" w:type="dxa"/>
             </w:tcMar>
-            <w:shd w:fill="F2F4F7"/>
+            <w:vAlign w:val="center"/>
           </w:tcPr>
           <w:p>
             <w:pPr>
@@ -1444,7 +843,7 @@
       <w:tr>
         <w:tc>
           <w:tcPr>
-            <w:tcW w:type="dxa" w:w="3456"/>
+            <w:tcW w:type="dxa" w:w="3888"/>
             <w:vAlign w:val="center"/>
             <w:tcMar>
               <w:top w:w="80" w:type="dxa"/>
@@ -1463,13 +862,13 @@
                 <w:b w:val="0"/>
                 <w:sz w:val="18"/>
               </w:rPr>
-              <w:t>Base de modelagem</w:t>
+              <w:t>Linhas e colunas da base original</w:t>
             </w:r>
           </w:p>
         </w:tc>
         <w:tc>
           <w:tcPr>
-            <w:tcW w:type="dxa" w:w="5904"/>
+            <w:tcW w:type="dxa" w:w="5472"/>
             <w:vAlign w:val="center"/>
             <w:tcMar>
               <w:top w:w="80" w:type="dxa"/>
@@ -1488,7 +887,7 @@
                 <w:b w:val="0"/>
                 <w:sz w:val="18"/>
               </w:rPr>
-              <w:t>594 registros</w:t>
+              <w:t>644 linhas x 7 colunas</w:t>
             </w:r>
           </w:p>
         </w:tc>
@@ -1496,7 +895,7 @@
       <w:tr>
         <w:tc>
           <w:tcPr>
-            <w:tcW w:type="dxa" w:w="3456"/>
+            <w:tcW w:type="dxa" w:w="3888"/>
             <w:vAlign w:val="center"/>
             <w:tcMar>
               <w:top w:w="80" w:type="dxa"/>
@@ -1515,13 +914,40 @@
                 <w:b w:val="0"/>
                 <w:sz w:val="18"/>
               </w:rPr>
-              <w:t>Periodo modelado</w:t>
+              <w:t>Primeiro pregao bruto</w:t>
             </w:r>
           </w:p>
         </w:tc>
         <w:tc>
           <w:tcPr>
-            <w:tcW w:type="dxa" w:w="5904"/>
+            <w:tcW w:type="dxa" w:w="5472"/>
+            <w:vAlign w:val="center"/>
+            <w:tcMar>
+              <w:top w:w="80" w:type="dxa"/>
+              <w:start w:w="120" w:type="dxa"/>
+              <w:bottom w:w="80" w:type="dxa"/>
+              <w:end w:w="120" w:type="dxa"/>
+            </w:tcMar>
+          </w:tcPr>
+          <w:p>
+            <w:pPr>
+              <w:jc w:val="center"/>
+            </w:pPr>
+            <w:r>
+              <w:rPr>
+                <w:rFonts w:ascii="Calibri" w:hAnsi="Calibri"/>
+                <w:b w:val="0"/>
+                <w:sz w:val="18"/>
+              </w:rPr>
+              <w:t>02.01.2023</w:t>
+            </w:r>
+          </w:p>
+        </w:tc>
+      </w:tr>
+      <w:tr>
+        <w:tc>
+          <w:tcPr>
+            <w:tcW w:type="dxa" w:w="3888"/>
             <w:vAlign w:val="center"/>
             <w:tcMar>
               <w:top w:w="80" w:type="dxa"/>
@@ -1540,7 +966,32 @@
                 <w:b w:val="0"/>
                 <w:sz w:val="18"/>
               </w:rPr>
-              <w:t>14/03/2023 a 30/07/2025</w:t>
+              <w:t>Ultimo pregao bruto</w:t>
+            </w:r>
+          </w:p>
+        </w:tc>
+        <w:tc>
+          <w:tcPr>
+            <w:tcW w:type="dxa" w:w="5472"/>
+            <w:vAlign w:val="center"/>
+            <w:tcMar>
+              <w:top w:w="80" w:type="dxa"/>
+              <w:start w:w="120" w:type="dxa"/>
+              <w:bottom w:w="80" w:type="dxa"/>
+              <w:end w:w="120" w:type="dxa"/>
+            </w:tcMar>
+          </w:tcPr>
+          <w:p>
+            <w:pPr>
+              <w:jc w:val="center"/>
+            </w:pPr>
+            <w:r>
+              <w:rPr>
+                <w:rFonts w:ascii="Calibri" w:hAnsi="Calibri"/>
+                <w:b w:val="0"/>
+                <w:sz w:val="18"/>
+              </w:rPr>
+              <w:t>31.07.2025</w:t>
             </w:r>
           </w:p>
         </w:tc>
@@ -1548,7 +999,32 @@
       <w:tr>
         <w:tc>
           <w:tcPr>
-            <w:tcW w:type="dxa" w:w="3456"/>
+            <w:tcW w:type="dxa" w:w="3888"/>
+            <w:vAlign w:val="center"/>
+            <w:tcMar>
+              <w:top w:w="80" w:type="dxa"/>
+              <w:start w:w="120" w:type="dxa"/>
+              <w:bottom w:w="80" w:type="dxa"/>
+              <w:end w:w="120" w:type="dxa"/>
+            </w:tcMar>
+          </w:tcPr>
+          <w:p>
+            <w:pPr>
+              <w:jc w:val="center"/>
+            </w:pPr>
+            <w:r>
+              <w:rPr>
+                <w:rFonts w:ascii="Calibri" w:hAnsi="Calibri"/>
+                <w:b w:val="0"/>
+                <w:sz w:val="18"/>
+              </w:rPr>
+              <w:t>Fonte</w:t>
+            </w:r>
+          </w:p>
+        </w:tc>
+        <w:tc>
+          <w:tcPr>
+            <w:tcW w:type="dxa" w:w="5472"/>
             <w:vAlign w:val="center"/>
             <w:tcMar>
               <w:top w:w="80" w:type="dxa"/>
@@ -1567,95 +1043,13 @@
                 <w:b w:val="0"/>
                 <w:sz w:val="18"/>
               </w:rPr>
-              <w:t>Proporcao de alta no total</w:t>
-            </w:r>
-          </w:p>
-        </w:tc>
-        <w:tc>
-          <w:tcPr>
-            <w:tcW w:type="dxa" w:w="5904"/>
-            <w:vAlign w:val="center"/>
-            <w:tcMar>
-              <w:top w:w="80" w:type="dxa"/>
-              <w:start w:w="120" w:type="dxa"/>
-              <w:bottom w:w="80" w:type="dxa"/>
-              <w:end w:w="120" w:type="dxa"/>
-            </w:tcMar>
-          </w:tcPr>
-          <w:p>
-            <w:pPr>
-              <w:jc w:val="center"/>
-            </w:pPr>
-            <w:r>
-              <w:rPr>
-                <w:rFonts w:ascii="Calibri" w:hAnsi="Calibri"/>
-                <w:b w:val="0"/>
-                <w:sz w:val="18"/>
-              </w:rPr>
-              <w:t>50,67%</w:t>
-            </w:r>
-          </w:p>
-        </w:tc>
-      </w:tr>
-      <w:tr>
-        <w:tc>
-          <w:tcPr>
-            <w:tcW w:type="dxa" w:w="3456"/>
-            <w:vAlign w:val="center"/>
-            <w:tcMar>
-              <w:top w:w="80" w:type="dxa"/>
-              <w:start w:w="120" w:type="dxa"/>
-              <w:bottom w:w="80" w:type="dxa"/>
-              <w:end w:w="120" w:type="dxa"/>
-            </w:tcMar>
-          </w:tcPr>
-          <w:p>
-            <w:pPr>
-              <w:jc w:val="left"/>
-            </w:pPr>
-            <w:r>
-              <w:rPr>
-                <w:rFonts w:ascii="Calibri" w:hAnsi="Calibri"/>
-                <w:b w:val="0"/>
-                <w:sz w:val="18"/>
-              </w:rPr>
-              <w:t>Proporcao de alta no teste</w:t>
-            </w:r>
-          </w:p>
-        </w:tc>
-        <w:tc>
-          <w:tcPr>
-            <w:tcW w:type="dxa" w:w="5904"/>
-            <w:vAlign w:val="center"/>
-            <w:tcMar>
-              <w:top w:w="80" w:type="dxa"/>
-              <w:start w:w="120" w:type="dxa"/>
-              <w:bottom w:w="80" w:type="dxa"/>
-              <w:end w:w="120" w:type="dxa"/>
-            </w:tcMar>
-          </w:tcPr>
-          <w:p>
-            <w:pPr>
-              <w:jc w:val="center"/>
-            </w:pPr>
-            <w:r>
-              <w:rPr>
-                <w:rFonts w:ascii="Calibri" w:hAnsi="Calibri"/>
-                <w:b w:val="0"/>
-                <w:sz w:val="18"/>
-              </w:rPr>
-              <w:t>40,00%</w:t>
+              <w:t>Investing.com - historico diario do IBOVESPA</w:t>
             </w:r>
           </w:p>
         </w:tc>
       </w:tr>
     </w:tbl>
     <w:p/>
-    <w:p>
-      <w:r>
-        <w:br w:type="page"/>
-      </w:r>
-    </w:p>
     <w:p>
       <w:pPr>
         <w:pStyle w:val="Heading1"/>
@@ -1668,7 +1062,22 @@
           <w:color w:val="2E74B5"/>
           <w:sz w:val="32"/>
         </w:rPr>
-        <w:t>7. Estrategia de validacao</w:t>
+        <w:t>Etapa 2 - Preparacao da Base e Target</w:t>
+      </w:r>
+    </w:p>
+    <w:p>
+      <w:pPr>
+        <w:pStyle w:val="Heading2"/>
+        <w:spacing w:before="160" w:after="120"/>
+      </w:pPr>
+      <w:r>
+        <w:rPr>
+          <w:rFonts w:ascii="Calibri" w:hAnsi="Calibri"/>
+          <w:b/>
+          <w:color w:val="2E74B5"/>
+          <w:sz w:val="26"/>
+        </w:rPr>
+        <w:t>Limpeza dos campos e ordenacao temporal</w:t>
       </w:r>
     </w:p>
     <w:p>
@@ -1681,255 +1090,183 @@
           <w:b w:val="0"/>
           <w:sz w:val="22"/>
         </w:rPr>
-        <w:t>Como a base e temporal, a divisao treino/teste foi feita respeitando a ordem dos pregoes. O conjunto de teste foi composto pelos ultimos 30 pregoes disponiveis, simulando a avaliacao em dados futuros.</w:t>
+        <w:t>A leitura da base bruta foi feita com todos os campos como texto para preservar valores como `133.990`, que representam 133.990 pontos. Depois, os campos foram convertidos de forma controlada e os pregoes foram ordenados cronologicamente.</w:t>
       </w:r>
     </w:p>
     <w:tbl>
       <w:tblPr>
-        <w:tblStyle w:val="TableGrid"/>
         <w:tblW w:type="auto" w:w="0"/>
         <w:jc w:val="center"/>
-        <w:tblLayout w:type="fixed"/>
         <w:tblLook w:firstColumn="1" w:firstRow="1" w:lastColumn="0" w:lastRow="0" w:noHBand="0" w:noVBand="1" w:val="04A0"/>
       </w:tblPr>
       <w:tblGrid>
-        <w:gridCol w:w="3120"/>
-        <w:gridCol w:w="3120"/>
-        <w:gridCol w:w="3120"/>
+        <w:gridCol w:w="9360"/>
       </w:tblGrid>
       <w:tr>
         <w:tc>
           <w:tcPr>
-            <w:tcW w:type="dxa" w:w="2160"/>
-            <w:vAlign w:val="center"/>
+            <w:tcW w:type="dxa" w:w="9360"/>
+            <w:shd w:fill="F7F7F7"/>
             <w:tcMar>
-              <w:top w:w="80" w:type="dxa"/>
-              <w:start w:w="120" w:type="dxa"/>
-              <w:bottom w:w="80" w:type="dxa"/>
-              <w:end w:w="120" w:type="dxa"/>
-            </w:tcMar>
-            <w:shd w:fill="F2F4F7"/>
-          </w:tcPr>
-          <w:p>
-            <w:pPr>
-              <w:jc w:val="center"/>
-            </w:pPr>
-            <w:r>
-              <w:rPr>
-                <w:rFonts w:ascii="Calibri" w:hAnsi="Calibri"/>
-                <w:b/>
-                <w:color w:val="1F4D78"/>
-                <w:sz w:val="18"/>
-              </w:rPr>
-              <w:t>Conjunto</w:t>
-            </w:r>
-          </w:p>
-        </w:tc>
-        <w:tc>
-          <w:tcPr>
-            <w:tcW w:type="dxa" w:w="2016"/>
-            <w:vAlign w:val="center"/>
-            <w:tcMar>
-              <w:top w:w="80" w:type="dxa"/>
-              <w:start w:w="120" w:type="dxa"/>
-              <w:bottom w:w="80" w:type="dxa"/>
-              <w:end w:w="120" w:type="dxa"/>
-            </w:tcMar>
-            <w:shd w:fill="F2F4F7"/>
-          </w:tcPr>
-          <w:p>
-            <w:pPr>
-              <w:jc w:val="center"/>
-            </w:pPr>
-            <w:r>
-              <w:rPr>
-                <w:rFonts w:ascii="Calibri" w:hAnsi="Calibri"/>
-                <w:b/>
-                <w:color w:val="1F4D78"/>
-                <w:sz w:val="18"/>
-              </w:rPr>
-              <w:t>Registros</w:t>
-            </w:r>
-          </w:p>
-        </w:tc>
-        <w:tc>
-          <w:tcPr>
-            <w:tcW w:type="dxa" w:w="5184"/>
-            <w:vAlign w:val="center"/>
-            <w:tcMar>
-              <w:top w:w="80" w:type="dxa"/>
-              <w:start w:w="120" w:type="dxa"/>
-              <w:bottom w:w="80" w:type="dxa"/>
-              <w:end w:w="120" w:type="dxa"/>
-            </w:tcMar>
-            <w:shd w:fill="F2F4F7"/>
-          </w:tcPr>
-          <w:p>
-            <w:pPr>
-              <w:jc w:val="center"/>
-            </w:pPr>
-            <w:r>
-              <w:rPr>
-                <w:rFonts w:ascii="Calibri" w:hAnsi="Calibri"/>
-                <w:b/>
-                <w:color w:val="1F4D78"/>
-                <w:sz w:val="18"/>
-              </w:rPr>
-              <w:t>Periodo</w:t>
-            </w:r>
-          </w:p>
-        </w:tc>
-      </w:tr>
-      <w:tr>
-        <w:tc>
-          <w:tcPr>
-            <w:tcW w:type="dxa" w:w="2160"/>
-            <w:vAlign w:val="center"/>
-            <w:tcMar>
-              <w:top w:w="80" w:type="dxa"/>
-              <w:start w:w="120" w:type="dxa"/>
-              <w:bottom w:w="80" w:type="dxa"/>
-              <w:end w:w="120" w:type="dxa"/>
+              <w:top w:w="120" w:type="dxa"/>
+              <w:start w:w="160" w:type="dxa"/>
+              <w:bottom w:w="120" w:type="dxa"/>
+              <w:end w:w="160" w:type="dxa"/>
             </w:tcMar>
           </w:tcPr>
           <w:p>
             <w:pPr>
-              <w:jc w:val="center"/>
+              <w:spacing w:after="0"/>
             </w:pPr>
             <w:r>
               <w:rPr>
-                <w:rFonts w:ascii="Calibri" w:hAnsi="Calibri"/>
+                <w:rFonts w:ascii="Consolas" w:hAnsi="Consolas"/>
                 <w:b w:val="0"/>
-                <w:sz w:val="18"/>
+                <w:sz w:val="16"/>
               </w:rPr>
-              <w:t>Treino</w:t>
+              <w:t>def load_raw_data(path=RAW_DATA_PATH):</w:t>
+            </w:r>
+            <w:r>
+              <w:br/>
+            </w:r>
+            <w:r>
+              <w:rPr>
+                <w:rFonts w:ascii="Consolas" w:hAnsi="Consolas"/>
+                <w:b w:val="0"/>
+                <w:sz w:val="16"/>
+              </w:rPr>
+              <w:t xml:space="preserve">    return pd.read_csv(path, encoding='utf-8-sig', dtype=str)</w:t>
+            </w:r>
+            <w:r>
+              <w:br/>
+            </w:r>
+            <w:r>
+              <w:rPr>
+                <w:rFonts w:ascii="Consolas" w:hAnsi="Consolas"/>
+                <w:b w:val="0"/>
+                <w:sz w:val="16"/>
+              </w:rPr>
+            </w:r>
+            <w:r>
+              <w:br/>
+            </w:r>
+            <w:r>
+              <w:rPr>
+                <w:rFonts w:ascii="Consolas" w:hAnsi="Consolas"/>
+                <w:b w:val="0"/>
+                <w:sz w:val="16"/>
+              </w:rPr>
+              <w:t>cleaned['data'] = pd.to_datetime(cleaned['data'], format='%d.%m.%Y')</w:t>
+            </w:r>
+            <w:r>
+              <w:br/>
+            </w:r>
+            <w:r>
+              <w:rPr>
+                <w:rFonts w:ascii="Consolas" w:hAnsi="Consolas"/>
+                <w:b w:val="0"/>
+                <w:sz w:val="16"/>
+              </w:rPr>
+              <w:t>cleaned = cleaned.sort_values('data').reset_index(drop=True)</w:t>
             </w:r>
           </w:p>
         </w:tc>
+      </w:tr>
+    </w:tbl>
+    <w:p/>
+    <w:p>
+      <w:pPr>
+        <w:pStyle w:val="Heading2"/>
+        <w:spacing w:before="160" w:after="120"/>
+      </w:pPr>
+      <w:r>
+        <w:rPr>
+          <w:rFonts w:ascii="Calibri" w:hAnsi="Calibri"/>
+          <w:b/>
+          <w:color w:val="2E74B5"/>
+          <w:sz w:val="26"/>
+        </w:rPr>
+        <w:t>Definicao da variavel alvo</w:t>
+      </w:r>
+    </w:p>
+    <w:p>
+      <w:pPr>
+        <w:spacing w:after="120" w:line="264" w:lineRule="auto"/>
+      </w:pPr>
+      <w:r>
+        <w:rPr>
+          <w:rFonts w:ascii="Calibri" w:hAnsi="Calibri"/>
+          <w:b w:val="0"/>
+          <w:sz w:val="22"/>
+        </w:rPr>
+        <w:t>O target `alta_amanha` indica se o fechamento do proximo pregao foi maior que o fechamento do pregao atual. Essa definicao segue diretamente o enunciado, que pede previsao de direcao, nao previsao do valor exato do indice.</w:t>
+      </w:r>
+    </w:p>
+    <w:tbl>
+      <w:tblPr>
+        <w:tblW w:type="auto" w:w="0"/>
+        <w:jc w:val="center"/>
+        <w:tblLook w:firstColumn="1" w:firstRow="1" w:lastColumn="0" w:lastRow="0" w:noHBand="0" w:noVBand="1" w:val="04A0"/>
+      </w:tblPr>
+      <w:tblGrid>
+        <w:gridCol w:w="9360"/>
+      </w:tblGrid>
+      <w:tr>
         <w:tc>
           <w:tcPr>
-            <w:tcW w:type="dxa" w:w="2016"/>
-            <w:vAlign w:val="center"/>
+            <w:tcW w:type="dxa" w:w="9360"/>
+            <w:shd w:fill="F7F7F7"/>
             <w:tcMar>
-              <w:top w:w="80" w:type="dxa"/>
-              <w:start w:w="120" w:type="dxa"/>
-              <w:bottom w:w="80" w:type="dxa"/>
-              <w:end w:w="120" w:type="dxa"/>
+              <w:top w:w="120" w:type="dxa"/>
+              <w:start w:w="160" w:type="dxa"/>
+              <w:bottom w:w="120" w:type="dxa"/>
+              <w:end w:w="160" w:type="dxa"/>
             </w:tcMar>
           </w:tcPr>
           <w:p>
             <w:pPr>
-              <w:jc w:val="center"/>
+              <w:spacing w:after="0"/>
             </w:pPr>
             <w:r>
               <w:rPr>
-                <w:rFonts w:ascii="Calibri" w:hAnsi="Calibri"/>
+                <w:rFonts w:ascii="Consolas" w:hAnsi="Consolas"/>
                 <w:b w:val="0"/>
-                <w:sz w:val="18"/>
+                <w:sz w:val="16"/>
               </w:rPr>
-              <w:t>564</w:t>
-            </w:r>
-          </w:p>
-        </w:tc>
-        <w:tc>
-          <w:tcPr>
-            <w:tcW w:type="dxa" w:w="5184"/>
-            <w:vAlign w:val="center"/>
-            <w:tcMar>
-              <w:top w:w="80" w:type="dxa"/>
-              <w:start w:w="120" w:type="dxa"/>
-              <w:bottom w:w="80" w:type="dxa"/>
-              <w:end w:w="120" w:type="dxa"/>
-            </w:tcMar>
-          </w:tcPr>
-          <w:p>
-            <w:pPr>
-              <w:jc w:val="left"/>
-            </w:pPr>
+              <w:t>featured['fechamento_amanha'] = featured['fechamento'].shift(-1)</w:t>
+            </w:r>
+            <w:r>
+              <w:br/>
+            </w:r>
             <w:r>
               <w:rPr>
-                <w:rFonts w:ascii="Calibri" w:hAnsi="Calibri"/>
+                <w:rFonts w:ascii="Consolas" w:hAnsi="Consolas"/>
                 <w:b w:val="0"/>
-                <w:sz w:val="18"/>
+                <w:sz w:val="16"/>
               </w:rPr>
-              <w:t>14/03/2023 a 17/06/2025</w:t>
-            </w:r>
-          </w:p>
-        </w:tc>
-      </w:tr>
-      <w:tr>
-        <w:tc>
-          <w:tcPr>
-            <w:tcW w:type="dxa" w:w="2160"/>
-            <w:vAlign w:val="center"/>
-            <w:tcMar>
-              <w:top w:w="80" w:type="dxa"/>
-              <w:start w:w="120" w:type="dxa"/>
-              <w:bottom w:w="80" w:type="dxa"/>
-              <w:end w:w="120" w:type="dxa"/>
-            </w:tcMar>
-          </w:tcPr>
-          <w:p>
-            <w:pPr>
-              <w:jc w:val="center"/>
-            </w:pPr>
+              <w:t>featured['alta_amanha'] = (</w:t>
+            </w:r>
+            <w:r>
+              <w:br/>
+            </w:r>
             <w:r>
               <w:rPr>
-                <w:rFonts w:ascii="Calibri" w:hAnsi="Calibri"/>
+                <w:rFonts w:ascii="Consolas" w:hAnsi="Consolas"/>
                 <w:b w:val="0"/>
-                <w:sz w:val="18"/>
+                <w:sz w:val="16"/>
               </w:rPr>
-              <w:t>Teste</w:t>
-            </w:r>
-          </w:p>
-        </w:tc>
-        <w:tc>
-          <w:tcPr>
-            <w:tcW w:type="dxa" w:w="2016"/>
-            <w:vAlign w:val="center"/>
-            <w:tcMar>
-              <w:top w:w="80" w:type="dxa"/>
-              <w:start w:w="120" w:type="dxa"/>
-              <w:bottom w:w="80" w:type="dxa"/>
-              <w:end w:w="120" w:type="dxa"/>
-            </w:tcMar>
-          </w:tcPr>
-          <w:p>
-            <w:pPr>
-              <w:jc w:val="center"/>
-            </w:pPr>
+              <w:t xml:space="preserve">    featured['fechamento_amanha'] &gt; featured['fechamento']</w:t>
+            </w:r>
+            <w:r>
+              <w:br/>
+            </w:r>
             <w:r>
               <w:rPr>
-                <w:rFonts w:ascii="Calibri" w:hAnsi="Calibri"/>
+                <w:rFonts w:ascii="Consolas" w:hAnsi="Consolas"/>
                 <w:b w:val="0"/>
-                <w:sz w:val="18"/>
+                <w:sz w:val="16"/>
               </w:rPr>
-              <w:t>30</w:t>
-            </w:r>
-          </w:p>
-        </w:tc>
-        <w:tc>
-          <w:tcPr>
-            <w:tcW w:type="dxa" w:w="5184"/>
-            <w:vAlign w:val="center"/>
-            <w:tcMar>
-              <w:top w:w="80" w:type="dxa"/>
-              <w:start w:w="120" w:type="dxa"/>
-              <w:bottom w:w="80" w:type="dxa"/>
-              <w:end w:w="120" w:type="dxa"/>
-            </w:tcMar>
-          </w:tcPr>
-          <w:p>
-            <w:pPr>
-              <w:jc w:val="left"/>
-            </w:pPr>
-            <w:r>
-              <w:rPr>
-                <w:rFonts w:ascii="Calibri" w:hAnsi="Calibri"/>
-                <w:b w:val="0"/>
-                <w:sz w:val="18"/>
-              </w:rPr>
-              <w:t>18/06/2025 a 30/07/2025</w:t>
+              <w:t>).astype(int)</w:t>
             </w:r>
           </w:p>
         </w:tc>
@@ -1969,7 +1306,7 @@
                 <w:color w:val="1F4D78"/>
                 <w:sz w:val="22"/>
               </w:rPr>
-              <w:t>Controle contra vazamento temporal</w:t>
+              <w:t>Target</w:t>
             </w:r>
           </w:p>
           <w:p>
@@ -1982,7 +1319,563 @@
                 <w:b w:val="0"/>
                 <w:sz w:val="20"/>
               </w:rPr>
-              <w:t>Nao houve embaralhamento aleatorio da base. As features foram calculadas com dados conhecidos ate o pregao corrente, e o target usa apenas a direcao do proximo pregao para treinamento supervisionado.</w:t>
+              <w:t>`1` significa alta no proximo pregao; `0` significa baixa ou fechamento igual.</w:t>
+            </w:r>
+          </w:p>
+        </w:tc>
+      </w:tr>
+    </w:tbl>
+    <w:p/>
+    <w:p>
+      <w:pPr>
+        <w:pStyle w:val="Heading2"/>
+        <w:spacing w:before="160" w:after="120"/>
+      </w:pPr>
+      <w:r>
+        <w:rPr>
+          <w:rFonts w:ascii="Calibri" w:hAnsi="Calibri"/>
+          <w:b/>
+          <w:color w:val="2E74B5"/>
+          <w:sz w:val="26"/>
+        </w:rPr>
+        <w:t>Base de modelagem</w:t>
+      </w:r>
+    </w:p>
+    <w:tbl>
+      <w:tblPr>
+        <w:tblW w:type="auto" w:w="0"/>
+        <w:jc w:val="center"/>
+        <w:tblLook w:firstColumn="1" w:firstRow="1" w:lastColumn="0" w:lastRow="0" w:noHBand="0" w:noVBand="1" w:val="04A0"/>
+      </w:tblPr>
+      <w:tblGrid>
+        <w:gridCol w:w="9360"/>
+      </w:tblGrid>
+      <w:tr>
+        <w:tc>
+          <w:tcPr>
+            <w:tcW w:type="dxa" w:w="9360"/>
+            <w:shd w:fill="F7F7F7"/>
+            <w:tcMar>
+              <w:top w:w="120" w:type="dxa"/>
+              <w:start w:w="160" w:type="dxa"/>
+              <w:bottom w:w="120" w:type="dxa"/>
+              <w:end w:w="160" w:type="dxa"/>
+            </w:tcMar>
+          </w:tcPr>
+          <w:p>
+            <w:pPr>
+              <w:spacing w:after="0"/>
+            </w:pPr>
+            <w:r>
+              <w:rPr>
+                <w:rFonts w:ascii="Consolas" w:hAnsi="Consolas"/>
+                <w:b w:val="0"/>
+                <w:sz w:val="16"/>
+              </w:rPr>
+              <w:t>df = build_modeling_dataset()</w:t>
+            </w:r>
+            <w:r>
+              <w:br/>
+            </w:r>
+            <w:r>
+              <w:rPr>
+                <w:rFonts w:ascii="Consolas" w:hAnsi="Consolas"/>
+                <w:b w:val="0"/>
+                <w:sz w:val="16"/>
+              </w:rPr>
+              <w:t>save_processed_dataset(df)</w:t>
+            </w:r>
+            <w:r>
+              <w:br/>
+            </w:r>
+            <w:r>
+              <w:rPr>
+                <w:rFonts w:ascii="Consolas" w:hAnsi="Consolas"/>
+                <w:b w:val="0"/>
+                <w:sz w:val="16"/>
+              </w:rPr>
+            </w:r>
+            <w:r>
+              <w:br/>
+            </w:r>
+            <w:r>
+              <w:rPr>
+                <w:rFonts w:ascii="Consolas" w:hAnsi="Consolas"/>
+                <w:b w:val="0"/>
+                <w:sz w:val="16"/>
+              </w:rPr>
+              <w:t>print("Base de modelagem:", df.shape)</w:t>
+            </w:r>
+            <w:r>
+              <w:br/>
+            </w:r>
+            <w:r>
+              <w:rPr>
+                <w:rFonts w:ascii="Consolas" w:hAnsi="Consolas"/>
+                <w:b w:val="0"/>
+                <w:sz w:val="16"/>
+              </w:rPr>
+              <w:t>print("Periodo:", df["data"].min().date(), "ate", df["data"].max().date())</w:t>
+            </w:r>
+            <w:r>
+              <w:br/>
+            </w:r>
+            <w:r>
+              <w:rPr>
+                <w:rFonts w:ascii="Consolas" w:hAnsi="Consolas"/>
+                <w:b w:val="0"/>
+                <w:sz w:val="16"/>
+              </w:rPr>
+              <w:t>print("Proporcao de altas no total:", f"{df[TARGET_COLUMN].mean():.2%}")</w:t>
+            </w:r>
+            <w:r>
+              <w:br/>
+            </w:r>
+            <w:r>
+              <w:rPr>
+                <w:rFonts w:ascii="Consolas" w:hAnsi="Consolas"/>
+                <w:b w:val="0"/>
+                <w:sz w:val="16"/>
+              </w:rPr>
+              <w:t>display(df.head())</w:t>
+            </w:r>
+          </w:p>
+        </w:tc>
+      </w:tr>
+    </w:tbl>
+    <w:p/>
+    <w:tbl>
+      <w:tblPr>
+        <w:tblW w:type="auto" w:w="0"/>
+        <w:jc w:val="center"/>
+        <w:tblLook w:firstColumn="1" w:firstRow="1" w:lastColumn="0" w:lastRow="0" w:noHBand="0" w:noVBand="1" w:val="04A0"/>
+      </w:tblPr>
+      <w:tblGrid>
+        <w:gridCol w:w="9360"/>
+      </w:tblGrid>
+      <w:tr>
+        <w:tc>
+          <w:tcPr>
+            <w:tcW w:type="dxa" w:w="9360"/>
+            <w:shd w:fill="F7F7F7"/>
+            <w:tcMar>
+              <w:top w:w="120" w:type="dxa"/>
+              <w:start w:w="160" w:type="dxa"/>
+              <w:bottom w:w="120" w:type="dxa"/>
+              <w:end w:w="160" w:type="dxa"/>
+            </w:tcMar>
+          </w:tcPr>
+          <w:p>
+            <w:pPr>
+              <w:spacing w:after="0"/>
+            </w:pPr>
+            <w:r>
+              <w:rPr>
+                <w:rFonts w:ascii="Consolas" w:hAnsi="Consolas"/>
+                <w:b w:val="0"/>
+                <w:sz w:val="16"/>
+              </w:rPr>
+              <w:t>Base de modelagem: (594, 51)</w:t>
+            </w:r>
+            <w:r>
+              <w:br/>
+            </w:r>
+            <w:r>
+              <w:rPr>
+                <w:rFonts w:ascii="Consolas" w:hAnsi="Consolas"/>
+                <w:b w:val="0"/>
+                <w:sz w:val="16"/>
+              </w:rPr>
+              <w:t>Periodo: 2023-03-14 ate 2025-07-30</w:t>
+            </w:r>
+            <w:r>
+              <w:br/>
+            </w:r>
+            <w:r>
+              <w:rPr>
+                <w:rFonts w:ascii="Consolas" w:hAnsi="Consolas"/>
+                <w:b w:val="0"/>
+                <w:sz w:val="16"/>
+              </w:rPr>
+              <w:t>Proporcao de altas no total: 50.67%</w:t>
+            </w:r>
+            <w:r>
+              <w:br/>
+            </w:r>
+            <w:r>
+              <w:rPr>
+                <w:rFonts w:ascii="Consolas" w:hAnsi="Consolas"/>
+                <w:b w:val="0"/>
+                <w:sz w:val="16"/>
+              </w:rPr>
+            </w:r>
+            <w:r>
+              <w:br/>
+            </w:r>
+            <w:r>
+              <w:rPr>
+                <w:rFonts w:ascii="Consolas" w:hAnsi="Consolas"/>
+                <w:b w:val="0"/>
+                <w:sz w:val="16"/>
+              </w:rPr>
+              <w:t xml:space="preserve">        data  fechamento  abertura    maxima    minima  volume  variacao_pct  \</w:t>
+            </w:r>
+            <w:r>
+              <w:br/>
+            </w:r>
+            <w:r>
+              <w:rPr>
+                <w:rFonts w:ascii="Consolas" w:hAnsi="Consolas"/>
+                <w:b w:val="0"/>
+                <w:sz w:val="16"/>
+              </w:rPr>
+              <w:t xml:space="preserve">0 2023-03-14    102932.0  103121.0  104153.0  102482.0  13,13M       -0.0018   </w:t>
+            </w:r>
+            <w:r>
+              <w:br/>
+            </w:r>
+            <w:r>
+              <w:rPr>
+                <w:rFonts w:ascii="Consolas" w:hAnsi="Consolas"/>
+                <w:b w:val="0"/>
+                <w:sz w:val="16"/>
+              </w:rPr>
+              <w:t xml:space="preserve">1 2023-03-15    102675.0  102930.0  103048.0  100692.0  15,25M       -0.0025   </w:t>
+            </w:r>
+            <w:r>
+              <w:br/>
+            </w:r>
+            <w:r>
+              <w:rPr>
+                <w:rFonts w:ascii="Consolas" w:hAnsi="Consolas"/>
+                <w:b w:val="0"/>
+                <w:sz w:val="16"/>
+              </w:rPr>
+              <w:t xml:space="preserve">2 2023-03-16    103435.0  102683.0  103911.0  102455.0  14,39M        0.0074   </w:t>
+            </w:r>
+            <w:r>
+              <w:br/>
+            </w:r>
+            <w:r>
+              <w:rPr>
+                <w:rFonts w:ascii="Consolas" w:hAnsi="Consolas"/>
+                <w:b w:val="0"/>
+                <w:sz w:val="16"/>
+              </w:rPr>
+              <w:t xml:space="preserve">3 2023-03-17    101982.0  103434.0  103434.0  101664.0  17,56M       -0.0140   </w:t>
+            </w:r>
+            <w:r>
+              <w:br/>
+            </w:r>
+            <w:r>
+              <w:rPr>
+                <w:rFonts w:ascii="Consolas" w:hAnsi="Consolas"/>
+                <w:b w:val="0"/>
+                <w:sz w:val="16"/>
+              </w:rPr>
+              <w:t xml:space="preserve">4 2023-03-20    100923.0  101982.0  102328.0  100679.0  10,90M       -0.0104   </w:t>
+            </w:r>
+            <w:r>
+              <w:br/>
+            </w:r>
+            <w:r>
+              <w:rPr>
+                <w:rFonts w:ascii="Consolas" w:hAnsi="Consolas"/>
+                <w:b w:val="0"/>
+                <w:sz w:val="16"/>
+              </w:rPr>
+            </w:r>
+            <w:r>
+              <w:br/>
+            </w:r>
+            <w:r>
+              <w:rPr>
+                <w:rFonts w:ascii="Consolas" w:hAnsi="Consolas"/>
+                <w:b w:val="0"/>
+                <w:sz w:val="16"/>
+              </w:rPr>
+              <w:t xml:space="preserve">   volume_num  fechamento_amanha  alta_amanha  retorno_1d  retorno_2d  \</w:t>
+            </w:r>
+            <w:r>
+              <w:br/>
+            </w:r>
+            <w:r>
+              <w:rPr>
+                <w:rFonts w:ascii="Consolas" w:hAnsi="Consolas"/>
+                <w:b w:val="0"/>
+                <w:sz w:val="16"/>
+              </w:rPr>
+              <w:t xml:space="preserve">0  13130000.0           102675.0            0   -0.001833   -0.006620   </w:t>
+            </w:r>
+            <w:r>
+              <w:br/>
+            </w:r>
+            <w:r>
+              <w:rPr>
+                <w:rFonts w:ascii="Consolas" w:hAnsi="Consolas"/>
+                <w:b w:val="0"/>
+                <w:sz w:val="16"/>
+              </w:rPr>
+              <w:t xml:space="preserve">1  15250000.0           103435.0            1   -0.002497   -0.004325   </w:t>
+            </w:r>
+            <w:r>
+              <w:br/>
+            </w:r>
+            <w:r>
+              <w:rPr>
+                <w:rFonts w:ascii="Consolas" w:hAnsi="Consolas"/>
+                <w:b w:val="0"/>
+                <w:sz w:val="16"/>
+              </w:rPr>
+              <w:t xml:space="preserve">2  14390000.0           101982.0            0    0.007402    0.004887   </w:t>
+            </w:r>
+            <w:r>
+              <w:br/>
+            </w:r>
+            <w:r>
+              <w:rPr>
+                <w:rFonts w:ascii="Consolas" w:hAnsi="Consolas"/>
+                <w:b w:val="0"/>
+                <w:sz w:val="16"/>
+              </w:rPr>
+              <w:t>3  17560000.0           10</w:t>
+            </w:r>
+            <w:r>
+              <w:br/>
+            </w:r>
+            <w:r>
+              <w:rPr>
+                <w:rFonts w:ascii="Consolas" w:hAnsi="Consolas"/>
+                <w:b w:val="0"/>
+                <w:sz w:val="16"/>
+              </w:rPr>
+              <w:t>... saida resumida para leitura</w:t>
+            </w:r>
+          </w:p>
+        </w:tc>
+      </w:tr>
+    </w:tbl>
+    <w:p/>
+    <w:tbl>
+      <w:tblPr>
+        <w:tblStyle w:val="TableGrid"/>
+        <w:tblW w:type="auto" w:w="0"/>
+        <w:jc w:val="center"/>
+        <w:tblLayout w:type="fixed"/>
+        <w:tblLook w:firstColumn="1" w:firstRow="1" w:lastColumn="0" w:lastRow="0" w:noHBand="0" w:noVBand="1" w:val="04A0"/>
+      </w:tblPr>
+      <w:tblGrid>
+        <w:gridCol w:w="4680"/>
+        <w:gridCol w:w="4680"/>
+      </w:tblGrid>
+      <w:tr>
+        <w:tc>
+          <w:tcPr>
+            <w:tcW w:type="dxa" w:w="3600"/>
+            <w:shd w:fill="F2F4F7"/>
+            <w:tcMar>
+              <w:top w:w="80" w:type="dxa"/>
+              <w:start w:w="120" w:type="dxa"/>
+              <w:bottom w:w="80" w:type="dxa"/>
+              <w:end w:w="120" w:type="dxa"/>
+            </w:tcMar>
+            <w:vAlign w:val="center"/>
+          </w:tcPr>
+          <w:p>
+            <w:pPr>
+              <w:jc w:val="center"/>
+            </w:pPr>
+            <w:r>
+              <w:rPr>
+                <w:rFonts w:ascii="Calibri" w:hAnsi="Calibri"/>
+                <w:b/>
+                <w:color w:val="1F4D78"/>
+                <w:sz w:val="18"/>
+              </w:rPr>
+              <w:t>Indicador</w:t>
+            </w:r>
+          </w:p>
+        </w:tc>
+        <w:tc>
+          <w:tcPr>
+            <w:tcW w:type="dxa" w:w="5760"/>
+            <w:shd w:fill="F2F4F7"/>
+            <w:tcMar>
+              <w:top w:w="80" w:type="dxa"/>
+              <w:start w:w="120" w:type="dxa"/>
+              <w:bottom w:w="80" w:type="dxa"/>
+              <w:end w:w="120" w:type="dxa"/>
+            </w:tcMar>
+            <w:vAlign w:val="center"/>
+          </w:tcPr>
+          <w:p>
+            <w:pPr>
+              <w:jc w:val="center"/>
+            </w:pPr>
+            <w:r>
+              <w:rPr>
+                <w:rFonts w:ascii="Calibri" w:hAnsi="Calibri"/>
+                <w:b/>
+                <w:color w:val="1F4D78"/>
+                <w:sz w:val="18"/>
+              </w:rPr>
+              <w:t>Valor</w:t>
+            </w:r>
+          </w:p>
+        </w:tc>
+      </w:tr>
+      <w:tr>
+        <w:tc>
+          <w:tcPr>
+            <w:tcW w:type="dxa" w:w="3600"/>
+            <w:vAlign w:val="center"/>
+            <w:tcMar>
+              <w:top w:w="80" w:type="dxa"/>
+              <w:start w:w="120" w:type="dxa"/>
+              <w:bottom w:w="80" w:type="dxa"/>
+              <w:end w:w="120" w:type="dxa"/>
+            </w:tcMar>
+          </w:tcPr>
+          <w:p>
+            <w:pPr>
+              <w:jc w:val="left"/>
+            </w:pPr>
+            <w:r>
+              <w:rPr>
+                <w:rFonts w:ascii="Calibri" w:hAnsi="Calibri"/>
+                <w:b w:val="0"/>
+                <w:sz w:val="18"/>
+              </w:rPr>
+              <w:t>Base de modelagem</w:t>
+            </w:r>
+          </w:p>
+        </w:tc>
+        <w:tc>
+          <w:tcPr>
+            <w:tcW w:type="dxa" w:w="5760"/>
+            <w:vAlign w:val="center"/>
+            <w:tcMar>
+              <w:top w:w="80" w:type="dxa"/>
+              <w:start w:w="120" w:type="dxa"/>
+              <w:bottom w:w="80" w:type="dxa"/>
+              <w:end w:w="120" w:type="dxa"/>
+            </w:tcMar>
+          </w:tcPr>
+          <w:p>
+            <w:pPr>
+              <w:jc w:val="center"/>
+            </w:pPr>
+            <w:r>
+              <w:rPr>
+                <w:rFonts w:ascii="Calibri" w:hAnsi="Calibri"/>
+                <w:b w:val="0"/>
+                <w:sz w:val="18"/>
+              </w:rPr>
+              <w:t>594 registros</w:t>
+            </w:r>
+          </w:p>
+        </w:tc>
+      </w:tr>
+      <w:tr>
+        <w:tc>
+          <w:tcPr>
+            <w:tcW w:type="dxa" w:w="3600"/>
+            <w:vAlign w:val="center"/>
+            <w:tcMar>
+              <w:top w:w="80" w:type="dxa"/>
+              <w:start w:w="120" w:type="dxa"/>
+              <w:bottom w:w="80" w:type="dxa"/>
+              <w:end w:w="120" w:type="dxa"/>
+            </w:tcMar>
+          </w:tcPr>
+          <w:p>
+            <w:pPr>
+              <w:jc w:val="left"/>
+            </w:pPr>
+            <w:r>
+              <w:rPr>
+                <w:rFonts w:ascii="Calibri" w:hAnsi="Calibri"/>
+                <w:b w:val="0"/>
+                <w:sz w:val="18"/>
+              </w:rPr>
+              <w:t>Periodo modelado</w:t>
+            </w:r>
+          </w:p>
+        </w:tc>
+        <w:tc>
+          <w:tcPr>
+            <w:tcW w:type="dxa" w:w="5760"/>
+            <w:vAlign w:val="center"/>
+            <w:tcMar>
+              <w:top w:w="80" w:type="dxa"/>
+              <w:start w:w="120" w:type="dxa"/>
+              <w:bottom w:w="80" w:type="dxa"/>
+              <w:end w:w="120" w:type="dxa"/>
+            </w:tcMar>
+          </w:tcPr>
+          <w:p>
+            <w:pPr>
+              <w:jc w:val="left"/>
+            </w:pPr>
+            <w:r>
+              <w:rPr>
+                <w:rFonts w:ascii="Calibri" w:hAnsi="Calibri"/>
+                <w:b w:val="0"/>
+                <w:sz w:val="18"/>
+              </w:rPr>
+              <w:t>2023-03-14 a 2025-07-30</w:t>
+            </w:r>
+          </w:p>
+        </w:tc>
+      </w:tr>
+      <w:tr>
+        <w:tc>
+          <w:tcPr>
+            <w:tcW w:type="dxa" w:w="3600"/>
+            <w:vAlign w:val="center"/>
+            <w:tcMar>
+              <w:top w:w="80" w:type="dxa"/>
+              <w:start w:w="120" w:type="dxa"/>
+              <w:bottom w:w="80" w:type="dxa"/>
+              <w:end w:w="120" w:type="dxa"/>
+            </w:tcMar>
+          </w:tcPr>
+          <w:p>
+            <w:pPr>
+              <w:jc w:val="left"/>
+            </w:pPr>
+            <w:r>
+              <w:rPr>
+                <w:rFonts w:ascii="Calibri" w:hAnsi="Calibri"/>
+                <w:b w:val="0"/>
+                <w:sz w:val="18"/>
+              </w:rPr>
+              <w:t>Proporcao de altas</w:t>
+            </w:r>
+          </w:p>
+        </w:tc>
+        <w:tc>
+          <w:tcPr>
+            <w:tcW w:type="dxa" w:w="5760"/>
+            <w:vAlign w:val="center"/>
+            <w:tcMar>
+              <w:top w:w="80" w:type="dxa"/>
+              <w:start w:w="120" w:type="dxa"/>
+              <w:bottom w:w="80" w:type="dxa"/>
+              <w:end w:w="120" w:type="dxa"/>
+            </w:tcMar>
+          </w:tcPr>
+          <w:p>
+            <w:pPr>
+              <w:jc w:val="center"/>
+            </w:pPr>
+            <w:r>
+              <w:rPr>
+                <w:rFonts w:ascii="Calibri" w:hAnsi="Calibri"/>
+                <w:b w:val="0"/>
+                <w:sz w:val="18"/>
+              </w:rPr>
+              <w:t>50,67%</w:t>
             </w:r>
           </w:p>
         </w:tc>
@@ -2001,7 +1894,7 @@
           <w:color w:val="2E74B5"/>
           <w:sz w:val="32"/>
         </w:rPr>
-        <w:t>8. Modelagem</w:t>
+        <w:t>Etapa 3 - Engenharia de Atributos</w:t>
       </w:r>
     </w:p>
     <w:p>
@@ -2014,563 +1907,194 @@
           <w:b w:val="0"/>
           <w:sz w:val="22"/>
         </w:rPr>
-        <w:t>Foram comparados dois baselines e quatro modelos de classificacao. A comparacao com baseline e importante para demonstrar que o modelo final entrega ganho real sobre regras simples.</w:t>
+        <w:t>As features foram construidas apenas com informacoes disponiveis ate o dia corrente. Isso evita vazamento de futuro e deixa a avaliacao mais realista para uso em producao.</w:t>
+      </w:r>
+    </w:p>
+    <w:p>
+      <w:pPr>
+        <w:pStyle w:val="ListBullet"/>
+        <w:spacing w:after="80"/>
+      </w:pPr>
+      <w:r>
+        <w:rPr>
+          <w:rFonts w:ascii="Calibri" w:hAnsi="Calibri"/>
+          <w:b w:val="0"/>
+          <w:sz w:val="22"/>
+        </w:rPr>
+        <w:t>Retornos acumulados: 1, 2, 5, 10 e 21 pregoes.</w:t>
+      </w:r>
+    </w:p>
+    <w:p>
+      <w:pPr>
+        <w:pStyle w:val="ListBullet"/>
+        <w:spacing w:after="80"/>
+      </w:pPr>
+      <w:r>
+        <w:rPr>
+          <w:rFonts w:ascii="Calibri" w:hAnsi="Calibri"/>
+          <w:b w:val="0"/>
+          <w:sz w:val="22"/>
+        </w:rPr>
+        <w:t>Defasagens de retorno: lag 1, 2, 3 e 5.</w:t>
+      </w:r>
+    </w:p>
+    <w:p>
+      <w:pPr>
+        <w:pStyle w:val="ListBullet"/>
+        <w:spacing w:after="80"/>
+      </w:pPr>
+      <w:r>
+        <w:rPr>
+          <w:rFonts w:ascii="Calibri" w:hAnsi="Calibri"/>
+          <w:b w:val="0"/>
+          <w:sz w:val="22"/>
+        </w:rPr>
+        <w:t>Medias moveis e distancias das medias de 5, 21 e 50 pregoes.</w:t>
+      </w:r>
+    </w:p>
+    <w:p>
+      <w:pPr>
+        <w:pStyle w:val="ListBullet"/>
+        <w:spacing w:after="80"/>
+      </w:pPr>
+      <w:r>
+        <w:rPr>
+          <w:rFonts w:ascii="Calibri" w:hAnsi="Calibri"/>
+          <w:b w:val="0"/>
+          <w:sz w:val="22"/>
+        </w:rPr>
+        <w:t>Volatilidade recente, amplitude intradiaria e corpo do candle.</w:t>
+      </w:r>
+    </w:p>
+    <w:p>
+      <w:pPr>
+        <w:pStyle w:val="ListBullet"/>
+        <w:spacing w:after="80"/>
+      </w:pPr>
+      <w:r>
+        <w:rPr>
+          <w:rFonts w:ascii="Calibri" w:hAnsi="Calibri"/>
+          <w:b w:val="0"/>
+          <w:sz w:val="22"/>
+        </w:rPr>
+        <w:t>Posicao do fechamento nas janelas de 5 e 21 pregoes.</w:t>
+      </w:r>
+    </w:p>
+    <w:p>
+      <w:pPr>
+        <w:pStyle w:val="ListBullet"/>
+        <w:spacing w:after="80"/>
+      </w:pPr>
+      <w:r>
+        <w:rPr>
+          <w:rFonts w:ascii="Calibri" w:hAnsi="Calibri"/>
+          <w:b w:val="0"/>
+          <w:sz w:val="22"/>
+        </w:rPr>
+        <w:t>Indicadores tecnicos: RSI, MACD e posicao nas Bandas de Bollinger.</w:t>
+      </w:r>
+    </w:p>
+    <w:p>
+      <w:pPr>
+        <w:pStyle w:val="ListBullet"/>
+        <w:spacing w:after="80"/>
+      </w:pPr>
+      <w:r>
+        <w:rPr>
+          <w:rFonts w:ascii="Calibri" w:hAnsi="Calibri"/>
+          <w:b w:val="0"/>
+          <w:sz w:val="22"/>
+        </w:rPr>
+        <w:t>Variaveis simples de calendario: dia da semana e mes.</w:t>
       </w:r>
     </w:p>
     <w:tbl>
       <w:tblPr>
-        <w:tblStyle w:val="TableGrid"/>
         <w:tblW w:type="auto" w:w="0"/>
         <w:jc w:val="center"/>
-        <w:tblLayout w:type="fixed"/>
         <w:tblLook w:firstColumn="1" w:firstRow="1" w:lastColumn="0" w:lastRow="0" w:noHBand="0" w:noVBand="1" w:val="04A0"/>
       </w:tblPr>
       <w:tblGrid>
-        <w:gridCol w:w="3120"/>
-        <w:gridCol w:w="3120"/>
-        <w:gridCol w:w="3120"/>
+        <w:gridCol w:w="9360"/>
       </w:tblGrid>
       <w:tr>
         <w:tc>
           <w:tcPr>
-            <w:tcW w:type="dxa" w:w="4392"/>
-            <w:vAlign w:val="center"/>
+            <w:tcW w:type="dxa" w:w="9360"/>
+            <w:shd w:fill="F7F7F7"/>
             <w:tcMar>
-              <w:top w:w="80" w:type="dxa"/>
-              <w:start w:w="120" w:type="dxa"/>
-              <w:bottom w:w="80" w:type="dxa"/>
-              <w:end w:w="120" w:type="dxa"/>
-            </w:tcMar>
-            <w:shd w:fill="F2F4F7"/>
-          </w:tcPr>
-          <w:p>
-            <w:pPr>
-              <w:jc w:val="center"/>
-            </w:pPr>
-            <w:r>
-              <w:rPr>
-                <w:rFonts w:ascii="Calibri" w:hAnsi="Calibri"/>
-                <w:b/>
-                <w:color w:val="1F4D78"/>
-                <w:sz w:val="18"/>
-              </w:rPr>
-              <w:t>Modelo</w:t>
-            </w:r>
-          </w:p>
-        </w:tc>
-        <w:tc>
-          <w:tcPr>
-            <w:tcW w:type="dxa" w:w="2520"/>
-            <w:vAlign w:val="center"/>
-            <w:tcMar>
-              <w:top w:w="80" w:type="dxa"/>
-              <w:start w:w="120" w:type="dxa"/>
-              <w:bottom w:w="80" w:type="dxa"/>
-              <w:end w:w="120" w:type="dxa"/>
-            </w:tcMar>
-            <w:shd w:fill="F2F4F7"/>
-          </w:tcPr>
-          <w:p>
-            <w:pPr>
-              <w:jc w:val="center"/>
-            </w:pPr>
-            <w:r>
-              <w:rPr>
-                <w:rFonts w:ascii="Calibri" w:hAnsi="Calibri"/>
-                <w:b/>
-                <w:color w:val="1F4D78"/>
-                <w:sz w:val="18"/>
-              </w:rPr>
-              <w:t>Janela de treino</w:t>
-            </w:r>
-          </w:p>
-        </w:tc>
-        <w:tc>
-          <w:tcPr>
-            <w:tcW w:type="dxa" w:w="2448"/>
-            <w:vAlign w:val="center"/>
-            <w:tcMar>
-              <w:top w:w="80" w:type="dxa"/>
-              <w:start w:w="120" w:type="dxa"/>
-              <w:bottom w:w="80" w:type="dxa"/>
-              <w:end w:w="120" w:type="dxa"/>
-            </w:tcMar>
-            <w:shd w:fill="F2F4F7"/>
-          </w:tcPr>
-          <w:p>
-            <w:pPr>
-              <w:jc w:val="center"/>
-            </w:pPr>
-            <w:r>
-              <w:rPr>
-                <w:rFonts w:ascii="Calibri" w:hAnsi="Calibri"/>
-                <w:b/>
-                <w:color w:val="1F4D78"/>
-                <w:sz w:val="18"/>
-              </w:rPr>
-              <w:t>Acuracia</w:t>
-            </w:r>
-          </w:p>
-        </w:tc>
-      </w:tr>
-      <w:tr>
-        <w:tc>
-          <w:tcPr>
-            <w:tcW w:type="dxa" w:w="4392"/>
-            <w:vAlign w:val="center"/>
-            <w:tcMar>
-              <w:top w:w="80" w:type="dxa"/>
-              <w:start w:w="120" w:type="dxa"/>
-              <w:bottom w:w="80" w:type="dxa"/>
-              <w:end w:w="120" w:type="dxa"/>
+              <w:top w:w="120" w:type="dxa"/>
+              <w:start w:w="160" w:type="dxa"/>
+              <w:bottom w:w="120" w:type="dxa"/>
+              <w:end w:w="160" w:type="dxa"/>
             </w:tcMar>
           </w:tcPr>
           <w:p>
             <w:pPr>
-              <w:jc w:val="left"/>
+              <w:spacing w:after="0"/>
             </w:pPr>
             <w:r>
               <w:rPr>
-                <w:rFonts w:ascii="Calibri" w:hAnsi="Calibri"/>
+                <w:rFonts w:ascii="Consolas" w:hAnsi="Consolas"/>
                 <w:b w:val="0"/>
-                <w:sz w:val="18"/>
+                <w:sz w:val="16"/>
               </w:rPr>
-              <w:t>SVC - janela recente</w:t>
-            </w:r>
-          </w:p>
-        </w:tc>
-        <w:tc>
-          <w:tcPr>
-            <w:tcW w:type="dxa" w:w="2520"/>
-            <w:vAlign w:val="center"/>
-            <w:tcMar>
-              <w:top w:w="80" w:type="dxa"/>
-              <w:start w:w="120" w:type="dxa"/>
-              <w:bottom w:w="80" w:type="dxa"/>
-              <w:end w:w="120" w:type="dxa"/>
-            </w:tcMar>
-          </w:tcPr>
-          <w:p>
-            <w:pPr>
-              <w:jc w:val="center"/>
-            </w:pPr>
+              <w:t>featured['retorno_5d'] = featured['fechamento'].pct_change(5)</w:t>
+            </w:r>
+            <w:r>
+              <w:br/>
+            </w:r>
             <w:r>
               <w:rPr>
-                <w:rFonts w:ascii="Calibri" w:hAnsi="Calibri"/>
+                <w:rFonts w:ascii="Consolas" w:hAnsi="Consolas"/>
                 <w:b w:val="0"/>
-                <w:sz w:val="18"/>
+                <w:sz w:val="16"/>
               </w:rPr>
-              <w:t>150 pregoes</w:t>
-            </w:r>
-          </w:p>
-        </w:tc>
-        <w:tc>
-          <w:tcPr>
-            <w:tcW w:type="dxa" w:w="2448"/>
-            <w:vAlign w:val="center"/>
-            <w:tcMar>
-              <w:top w:w="80" w:type="dxa"/>
-              <w:start w:w="120" w:type="dxa"/>
-              <w:bottom w:w="80" w:type="dxa"/>
-              <w:end w:w="120" w:type="dxa"/>
-            </w:tcMar>
-          </w:tcPr>
-          <w:p>
-            <w:pPr>
-              <w:jc w:val="center"/>
-            </w:pPr>
+              <w:t>featured['media_movel_21'] = featured['fechamento'].rolling(21).mean()</w:t>
+            </w:r>
+            <w:r>
+              <w:br/>
+            </w:r>
             <w:r>
               <w:rPr>
-                <w:rFonts w:ascii="Calibri" w:hAnsi="Calibri"/>
+                <w:rFonts w:ascii="Consolas" w:hAnsi="Consolas"/>
                 <w:b w:val="0"/>
-                <w:sz w:val="18"/>
+                <w:sz w:val="16"/>
               </w:rPr>
-              <w:t>76,67%</w:t>
-            </w:r>
-          </w:p>
-        </w:tc>
-      </w:tr>
-      <w:tr>
-        <w:tc>
-          <w:tcPr>
-            <w:tcW w:type="dxa" w:w="4392"/>
-            <w:vAlign w:val="center"/>
-            <w:tcMar>
-              <w:top w:w="80" w:type="dxa"/>
-              <w:start w:w="120" w:type="dxa"/>
-              <w:bottom w:w="80" w:type="dxa"/>
-              <w:end w:w="120" w:type="dxa"/>
-            </w:tcMar>
-          </w:tcPr>
-          <w:p>
-            <w:pPr>
-              <w:jc w:val="left"/>
-            </w:pPr>
+              <w:t>featured['distancia_mm21'] = featured['fechamento'] / featured['media_movel_21'] - 1</w:t>
+            </w:r>
+            <w:r>
+              <w:br/>
+            </w:r>
             <w:r>
               <w:rPr>
-                <w:rFonts w:ascii="Calibri" w:hAnsi="Calibri"/>
+                <w:rFonts w:ascii="Consolas" w:hAnsi="Consolas"/>
                 <w:b w:val="0"/>
-                <w:sz w:val="18"/>
+                <w:sz w:val="16"/>
               </w:rPr>
-              <w:t>Baseline - ultima tendencia</w:t>
-            </w:r>
-          </w:p>
-        </w:tc>
-        <w:tc>
-          <w:tcPr>
-            <w:tcW w:type="dxa" w:w="2520"/>
-            <w:vAlign w:val="center"/>
-            <w:tcMar>
-              <w:top w:w="80" w:type="dxa"/>
-              <w:start w:w="120" w:type="dxa"/>
-              <w:bottom w:w="80" w:type="dxa"/>
-              <w:end w:w="120" w:type="dxa"/>
-            </w:tcMar>
-          </w:tcPr>
-          <w:p>
-            <w:pPr>
-              <w:jc w:val="center"/>
-            </w:pPr>
+              <w:t>featured['volatilidade_21d'] = featured['retorno_1d'].rolling(21).std()</w:t>
+            </w:r>
+            <w:r>
+              <w:br/>
+            </w:r>
             <w:r>
               <w:rPr>
-                <w:rFonts w:ascii="Calibri" w:hAnsi="Calibri"/>
+                <w:rFonts w:ascii="Consolas" w:hAnsi="Consolas"/>
                 <w:b w:val="0"/>
-                <w:sz w:val="18"/>
+                <w:sz w:val="16"/>
               </w:rPr>
-              <w:t>564 pregoes</w:t>
-            </w:r>
-          </w:p>
-        </w:tc>
-        <w:tc>
-          <w:tcPr>
-            <w:tcW w:type="dxa" w:w="2448"/>
-            <w:vAlign w:val="center"/>
-            <w:tcMar>
-              <w:top w:w="80" w:type="dxa"/>
-              <w:start w:w="120" w:type="dxa"/>
-              <w:bottom w:w="80" w:type="dxa"/>
-              <w:end w:w="120" w:type="dxa"/>
-            </w:tcMar>
-          </w:tcPr>
-          <w:p>
-            <w:pPr>
-              <w:jc w:val="center"/>
-            </w:pPr>
+              <w:t>featured['rsi_14'] = calculate_rsi(featured['fechamento'], 14)</w:t>
+            </w:r>
+            <w:r>
+              <w:br/>
+            </w:r>
             <w:r>
               <w:rPr>
-                <w:rFonts w:ascii="Calibri" w:hAnsi="Calibri"/>
+                <w:rFonts w:ascii="Consolas" w:hAnsi="Consolas"/>
                 <w:b w:val="0"/>
-                <w:sz w:val="18"/>
+                <w:sz w:val="16"/>
               </w:rPr>
-              <w:t>60,00%</w:t>
-            </w:r>
-          </w:p>
-        </w:tc>
-      </w:tr>
-      <w:tr>
-        <w:tc>
-          <w:tcPr>
-            <w:tcW w:type="dxa" w:w="4392"/>
-            <w:vAlign w:val="center"/>
-            <w:tcMar>
-              <w:top w:w="80" w:type="dxa"/>
-              <w:start w:w="120" w:type="dxa"/>
-              <w:bottom w:w="80" w:type="dxa"/>
-              <w:end w:w="120" w:type="dxa"/>
-            </w:tcMar>
-          </w:tcPr>
-          <w:p>
-            <w:pPr>
-              <w:jc w:val="left"/>
-            </w:pPr>
-            <w:r>
-              <w:rPr>
-                <w:rFonts w:ascii="Calibri" w:hAnsi="Calibri"/>
-                <w:b w:val="0"/>
-                <w:sz w:val="18"/>
-              </w:rPr>
-              <w:t>Random Forest</w:t>
-            </w:r>
-          </w:p>
-        </w:tc>
-        <w:tc>
-          <w:tcPr>
-            <w:tcW w:type="dxa" w:w="2520"/>
-            <w:vAlign w:val="center"/>
-            <w:tcMar>
-              <w:top w:w="80" w:type="dxa"/>
-              <w:start w:w="120" w:type="dxa"/>
-              <w:bottom w:w="80" w:type="dxa"/>
-              <w:end w:w="120" w:type="dxa"/>
-            </w:tcMar>
-          </w:tcPr>
-          <w:p>
-            <w:pPr>
-              <w:jc w:val="center"/>
-            </w:pPr>
-            <w:r>
-              <w:rPr>
-                <w:rFonts w:ascii="Calibri" w:hAnsi="Calibri"/>
-                <w:b w:val="0"/>
-                <w:sz w:val="18"/>
-              </w:rPr>
-              <w:t>564 pregoes</w:t>
-            </w:r>
-          </w:p>
-        </w:tc>
-        <w:tc>
-          <w:tcPr>
-            <w:tcW w:type="dxa" w:w="2448"/>
-            <w:vAlign w:val="center"/>
-            <w:tcMar>
-              <w:top w:w="80" w:type="dxa"/>
-              <w:start w:w="120" w:type="dxa"/>
-              <w:bottom w:w="80" w:type="dxa"/>
-              <w:end w:w="120" w:type="dxa"/>
-            </w:tcMar>
-          </w:tcPr>
-          <w:p>
-            <w:pPr>
-              <w:jc w:val="center"/>
-            </w:pPr>
-            <w:r>
-              <w:rPr>
-                <w:rFonts w:ascii="Calibri" w:hAnsi="Calibri"/>
-                <w:b w:val="0"/>
-                <w:sz w:val="18"/>
-              </w:rPr>
-              <w:t>56,67%</w:t>
-            </w:r>
-          </w:p>
-        </w:tc>
-      </w:tr>
-      <w:tr>
-        <w:tc>
-          <w:tcPr>
-            <w:tcW w:type="dxa" w:w="4392"/>
-            <w:vAlign w:val="center"/>
-            <w:tcMar>
-              <w:top w:w="80" w:type="dxa"/>
-              <w:start w:w="120" w:type="dxa"/>
-              <w:bottom w:w="80" w:type="dxa"/>
-              <w:end w:w="120" w:type="dxa"/>
-            </w:tcMar>
-          </w:tcPr>
-          <w:p>
-            <w:pPr>
-              <w:jc w:val="left"/>
-            </w:pPr>
-            <w:r>
-              <w:rPr>
-                <w:rFonts w:ascii="Calibri" w:hAnsi="Calibri"/>
-                <w:b w:val="0"/>
-                <w:sz w:val="18"/>
-              </w:rPr>
-              <w:t>Regressao Logistica</w:t>
-            </w:r>
-          </w:p>
-        </w:tc>
-        <w:tc>
-          <w:tcPr>
-            <w:tcW w:type="dxa" w:w="2520"/>
-            <w:vAlign w:val="center"/>
-            <w:tcMar>
-              <w:top w:w="80" w:type="dxa"/>
-              <w:start w:w="120" w:type="dxa"/>
-              <w:bottom w:w="80" w:type="dxa"/>
-              <w:end w:w="120" w:type="dxa"/>
-            </w:tcMar>
-          </w:tcPr>
-          <w:p>
-            <w:pPr>
-              <w:jc w:val="center"/>
-            </w:pPr>
-            <w:r>
-              <w:rPr>
-                <w:rFonts w:ascii="Calibri" w:hAnsi="Calibri"/>
-                <w:b w:val="0"/>
-                <w:sz w:val="18"/>
-              </w:rPr>
-              <w:t>564 pregoes</w:t>
-            </w:r>
-          </w:p>
-        </w:tc>
-        <w:tc>
-          <w:tcPr>
-            <w:tcW w:type="dxa" w:w="2448"/>
-            <w:vAlign w:val="center"/>
-            <w:tcMar>
-              <w:top w:w="80" w:type="dxa"/>
-              <w:start w:w="120" w:type="dxa"/>
-              <w:bottom w:w="80" w:type="dxa"/>
-              <w:end w:w="120" w:type="dxa"/>
-            </w:tcMar>
-          </w:tcPr>
-          <w:p>
-            <w:pPr>
-              <w:jc w:val="center"/>
-            </w:pPr>
-            <w:r>
-              <w:rPr>
-                <w:rFonts w:ascii="Calibri" w:hAnsi="Calibri"/>
-                <w:b w:val="0"/>
-                <w:sz w:val="18"/>
-              </w:rPr>
-              <w:t>53,33%</w:t>
-            </w:r>
-          </w:p>
-        </w:tc>
-      </w:tr>
-      <w:tr>
-        <w:tc>
-          <w:tcPr>
-            <w:tcW w:type="dxa" w:w="4392"/>
-            <w:vAlign w:val="center"/>
-            <w:tcMar>
-              <w:top w:w="80" w:type="dxa"/>
-              <w:start w:w="120" w:type="dxa"/>
-              <w:bottom w:w="80" w:type="dxa"/>
-              <w:end w:w="120" w:type="dxa"/>
-            </w:tcMar>
-          </w:tcPr>
-          <w:p>
-            <w:pPr>
-              <w:jc w:val="left"/>
-            </w:pPr>
-            <w:r>
-              <w:rPr>
-                <w:rFonts w:ascii="Calibri" w:hAnsi="Calibri"/>
-                <w:b w:val="0"/>
-                <w:sz w:val="18"/>
-              </w:rPr>
-              <w:t>Gradient Boosting</w:t>
-            </w:r>
-          </w:p>
-        </w:tc>
-        <w:tc>
-          <w:tcPr>
-            <w:tcW w:type="dxa" w:w="2520"/>
-            <w:vAlign w:val="center"/>
-            <w:tcMar>
-              <w:top w:w="80" w:type="dxa"/>
-              <w:start w:w="120" w:type="dxa"/>
-              <w:bottom w:w="80" w:type="dxa"/>
-              <w:end w:w="120" w:type="dxa"/>
-            </w:tcMar>
-          </w:tcPr>
-          <w:p>
-            <w:pPr>
-              <w:jc w:val="center"/>
-            </w:pPr>
-            <w:r>
-              <w:rPr>
-                <w:rFonts w:ascii="Calibri" w:hAnsi="Calibri"/>
-                <w:b w:val="0"/>
-                <w:sz w:val="18"/>
-              </w:rPr>
-              <w:t>564 pregoes</w:t>
-            </w:r>
-          </w:p>
-        </w:tc>
-        <w:tc>
-          <w:tcPr>
-            <w:tcW w:type="dxa" w:w="2448"/>
-            <w:vAlign w:val="center"/>
-            <w:tcMar>
-              <w:top w:w="80" w:type="dxa"/>
-              <w:start w:w="120" w:type="dxa"/>
-              <w:bottom w:w="80" w:type="dxa"/>
-              <w:end w:w="120" w:type="dxa"/>
-            </w:tcMar>
-          </w:tcPr>
-          <w:p>
-            <w:pPr>
-              <w:jc w:val="center"/>
-            </w:pPr>
-            <w:r>
-              <w:rPr>
-                <w:rFonts w:ascii="Calibri" w:hAnsi="Calibri"/>
-                <w:b w:val="0"/>
-                <w:sz w:val="18"/>
-              </w:rPr>
-              <w:t>43,33%</w:t>
-            </w:r>
-          </w:p>
-        </w:tc>
-      </w:tr>
-      <w:tr>
-        <w:tc>
-          <w:tcPr>
-            <w:tcW w:type="dxa" w:w="4392"/>
-            <w:vAlign w:val="center"/>
-            <w:tcMar>
-              <w:top w:w="80" w:type="dxa"/>
-              <w:start w:w="120" w:type="dxa"/>
-              <w:bottom w:w="80" w:type="dxa"/>
-              <w:end w:w="120" w:type="dxa"/>
-            </w:tcMar>
-          </w:tcPr>
-          <w:p>
-            <w:pPr>
-              <w:jc w:val="left"/>
-            </w:pPr>
-            <w:r>
-              <w:rPr>
-                <w:rFonts w:ascii="Calibri" w:hAnsi="Calibri"/>
-                <w:b w:val="0"/>
-                <w:sz w:val="18"/>
-              </w:rPr>
-              <w:t>Baseline - classe majoritaria</w:t>
-            </w:r>
-          </w:p>
-        </w:tc>
-        <w:tc>
-          <w:tcPr>
-            <w:tcW w:type="dxa" w:w="2520"/>
-            <w:vAlign w:val="center"/>
-            <w:tcMar>
-              <w:top w:w="80" w:type="dxa"/>
-              <w:start w:w="120" w:type="dxa"/>
-              <w:bottom w:w="80" w:type="dxa"/>
-              <w:end w:w="120" w:type="dxa"/>
-            </w:tcMar>
-          </w:tcPr>
-          <w:p>
-            <w:pPr>
-              <w:jc w:val="center"/>
-            </w:pPr>
-            <w:r>
-              <w:rPr>
-                <w:rFonts w:ascii="Calibri" w:hAnsi="Calibri"/>
-                <w:b w:val="0"/>
-                <w:sz w:val="18"/>
-              </w:rPr>
-              <w:t>564 pregoes</w:t>
-            </w:r>
-          </w:p>
-        </w:tc>
-        <w:tc>
-          <w:tcPr>
-            <w:tcW w:type="dxa" w:w="2448"/>
-            <w:vAlign w:val="center"/>
-            <w:tcMar>
-              <w:top w:w="80" w:type="dxa"/>
-              <w:start w:w="120" w:type="dxa"/>
-              <w:bottom w:w="80" w:type="dxa"/>
-              <w:end w:w="120" w:type="dxa"/>
-            </w:tcMar>
-          </w:tcPr>
-          <w:p>
-            <w:pPr>
-              <w:jc w:val="center"/>
-            </w:pPr>
-            <w:r>
-              <w:rPr>
-                <w:rFonts w:ascii="Calibri" w:hAnsi="Calibri"/>
-                <w:b w:val="0"/>
-                <w:sz w:val="18"/>
-              </w:rPr>
-              <w:t>40,00%</w:t>
+              <w:t>featured['macd_hist'] = featured['macd'] - featured['macd_sinal']</w:t>
             </w:r>
           </w:p>
         </w:tc>
@@ -2589,7 +2113,3578 @@
           <w:color w:val="2E74B5"/>
           <w:sz w:val="32"/>
         </w:rPr>
-        <w:t>9. Resultado final</w:t>
+        <w:t>Etapa 4 - Analise Exploratoria</w:t>
+      </w:r>
+    </w:p>
+    <w:p>
+      <w:pPr>
+        <w:spacing w:after="120" w:line="264" w:lineRule="auto"/>
+      </w:pPr>
+      <w:r>
+        <w:rPr>
+          <w:rFonts w:ascii="Calibri" w:hAnsi="Calibri"/>
+          <w:b w:val="0"/>
+          <w:sz w:val="22"/>
+        </w:rPr>
+        <w:t>A exploracao inicial observou a trajetoria do fechamento, a distribuicao dos retornos diarios e o equilibrio entre as classes do target. Essa etapa ajuda a entender se o problema esta muito desbalanceado e quais sinais podem ser uteis para a modelagem.</w:t>
+      </w:r>
+    </w:p>
+    <w:tbl>
+      <w:tblPr>
+        <w:tblW w:type="auto" w:w="0"/>
+        <w:jc w:val="center"/>
+        <w:tblLook w:firstColumn="1" w:firstRow="1" w:lastColumn="0" w:lastRow="0" w:noHBand="0" w:noVBand="1" w:val="04A0"/>
+      </w:tblPr>
+      <w:tblGrid>
+        <w:gridCol w:w="9360"/>
+      </w:tblGrid>
+      <w:tr>
+        <w:tc>
+          <w:tcPr>
+            <w:tcW w:type="dxa" w:w="9360"/>
+            <w:shd w:fill="F7F7F7"/>
+            <w:tcMar>
+              <w:top w:w="120" w:type="dxa"/>
+              <w:start w:w="160" w:type="dxa"/>
+              <w:bottom w:w="120" w:type="dxa"/>
+              <w:end w:w="160" w:type="dxa"/>
+            </w:tcMar>
+          </w:tcPr>
+          <w:p>
+            <w:pPr>
+              <w:spacing w:after="0"/>
+            </w:pPr>
+            <w:r>
+              <w:rPr>
+                <w:rFonts w:ascii="Consolas" w:hAnsi="Consolas"/>
+                <w:b w:val="0"/>
+                <w:sz w:val="16"/>
+              </w:rPr>
+              <w:t>fig, axes = plt.subplots(1, 2, figsize=(15, 5))</w:t>
+            </w:r>
+            <w:r>
+              <w:br/>
+            </w:r>
+            <w:r>
+              <w:rPr>
+                <w:rFonts w:ascii="Consolas" w:hAnsi="Consolas"/>
+                <w:b w:val="0"/>
+                <w:sz w:val="16"/>
+              </w:rPr>
+            </w:r>
+            <w:r>
+              <w:br/>
+            </w:r>
+            <w:r>
+              <w:rPr>
+                <w:rFonts w:ascii="Consolas" w:hAnsi="Consolas"/>
+                <w:b w:val="0"/>
+                <w:sz w:val="16"/>
+              </w:rPr>
+              <w:t>sns.lineplot(data=df, x="data", y="fechamento", ax=axes[0], color="#1f77b4")</w:t>
+            </w:r>
+            <w:r>
+              <w:br/>
+            </w:r>
+            <w:r>
+              <w:rPr>
+                <w:rFonts w:ascii="Consolas" w:hAnsi="Consolas"/>
+                <w:b w:val="0"/>
+                <w:sz w:val="16"/>
+              </w:rPr>
+              <w:t>axes[0].set_title("Fechamento do IBOVESPA")</w:t>
+            </w:r>
+            <w:r>
+              <w:br/>
+            </w:r>
+            <w:r>
+              <w:rPr>
+                <w:rFonts w:ascii="Consolas" w:hAnsi="Consolas"/>
+                <w:b w:val="0"/>
+                <w:sz w:val="16"/>
+              </w:rPr>
+              <w:t>axes[0].set_xlabel("Data")</w:t>
+            </w:r>
+            <w:r>
+              <w:br/>
+            </w:r>
+            <w:r>
+              <w:rPr>
+                <w:rFonts w:ascii="Consolas" w:hAnsi="Consolas"/>
+                <w:b w:val="0"/>
+                <w:sz w:val="16"/>
+              </w:rPr>
+              <w:t>axes[0].set_ylabel("Pontos")</w:t>
+            </w:r>
+            <w:r>
+              <w:br/>
+            </w:r>
+            <w:r>
+              <w:rPr>
+                <w:rFonts w:ascii="Consolas" w:hAnsi="Consolas"/>
+                <w:b w:val="0"/>
+                <w:sz w:val="16"/>
+              </w:rPr>
+            </w:r>
+            <w:r>
+              <w:br/>
+            </w:r>
+            <w:r>
+              <w:rPr>
+                <w:rFonts w:ascii="Consolas" w:hAnsi="Consolas"/>
+                <w:b w:val="0"/>
+                <w:sz w:val="16"/>
+              </w:rPr>
+              <w:t>sns.histplot(df["retorno_1d"], bins=40, kde=True, ax=axes[1], color="#2ca02c")</w:t>
+            </w:r>
+            <w:r>
+              <w:br/>
+            </w:r>
+            <w:r>
+              <w:rPr>
+                <w:rFonts w:ascii="Consolas" w:hAnsi="Consolas"/>
+                <w:b w:val="0"/>
+                <w:sz w:val="16"/>
+              </w:rPr>
+              <w:t>axes[1].set_title("Distribuicao dos retornos diarios")</w:t>
+            </w:r>
+            <w:r>
+              <w:br/>
+            </w:r>
+            <w:r>
+              <w:rPr>
+                <w:rFonts w:ascii="Consolas" w:hAnsi="Consolas"/>
+                <w:b w:val="0"/>
+                <w:sz w:val="16"/>
+              </w:rPr>
+              <w:t>axes[1].set_xlabel("Retorno diario")</w:t>
+            </w:r>
+            <w:r>
+              <w:br/>
+            </w:r>
+            <w:r>
+              <w:rPr>
+                <w:rFonts w:ascii="Consolas" w:hAnsi="Consolas"/>
+                <w:b w:val="0"/>
+                <w:sz w:val="16"/>
+              </w:rPr>
+              <w:t>axes[1].set_ylabel("Frequencia")</w:t>
+            </w:r>
+            <w:r>
+              <w:br/>
+            </w:r>
+            <w:r>
+              <w:rPr>
+                <w:rFonts w:ascii="Consolas" w:hAnsi="Consolas"/>
+                <w:b w:val="0"/>
+                <w:sz w:val="16"/>
+              </w:rPr>
+            </w:r>
+            <w:r>
+              <w:br/>
+            </w:r>
+            <w:r>
+              <w:rPr>
+                <w:rFonts w:ascii="Consolas" w:hAnsi="Consolas"/>
+                <w:b w:val="0"/>
+                <w:sz w:val="16"/>
+              </w:rPr>
+              <w:t>plt.tight_layout()</w:t>
+            </w:r>
+            <w:r>
+              <w:br/>
+            </w:r>
+            <w:r>
+              <w:rPr>
+                <w:rFonts w:ascii="Consolas" w:hAnsi="Consolas"/>
+                <w:b w:val="0"/>
+                <w:sz w:val="16"/>
+              </w:rPr>
+              <w:t>plt.show()</w:t>
+            </w:r>
+          </w:p>
+        </w:tc>
+      </w:tr>
+    </w:tbl>
+    <w:p/>
+    <w:p>
+      <w:pPr>
+        <w:jc w:val="center"/>
+      </w:pPr>
+      <w:r>
+        <w:drawing>
+          <wp:inline xmlns:a="http://schemas.openxmlformats.org/drawingml/2006/main" xmlns:pic="http://schemas.openxmlformats.org/drawingml/2006/picture">
+            <wp:extent cx="5669280" cy="1849010"/>
+            <wp:docPr id="1" name="Picture 1"/>
+            <wp:cNvGraphicFramePr>
+              <a:graphicFrameLocks noChangeAspect="1"/>
+            </wp:cNvGraphicFramePr>
+            <a:graphic>
+              <a:graphicData uri="http://schemas.openxmlformats.org/drawingml/2006/picture">
+                <pic:pic>
+                  <pic:nvPicPr>
+                    <pic:cNvPr id="0" name="figura_eda_fechamento_retornos.png"/>
+                    <pic:cNvPicPr/>
+                  </pic:nvPicPr>
+                  <pic:blipFill>
+                    <a:blip r:embed="rId10"/>
+                    <a:stretch>
+                      <a:fillRect/>
+                    </a:stretch>
+                  </pic:blipFill>
+                  <pic:spPr>
+                    <a:xfrm>
+                      <a:off x="0" y="0"/>
+                      <a:ext cx="5669280" cy="1849010"/>
+                    </a:xfrm>
+                    <a:prstGeom prst="rect"/>
+                  </pic:spPr>
+                </pic:pic>
+              </a:graphicData>
+            </a:graphic>
+          </wp:inline>
+        </w:drawing>
+      </w:r>
+    </w:p>
+    <w:p>
+      <w:pPr>
+        <w:jc w:val="center"/>
+      </w:pPr>
+      <w:r>
+        <w:rPr>
+          <w:rFonts w:ascii="Calibri" w:hAnsi="Calibri"/>
+          <w:b w:val="0"/>
+          <w:color w:val="666666"/>
+          <w:sz w:val="18"/>
+        </w:rPr>
+        <w:t>Figura 1 - Fechamento do IBOVESPA e distribuicao dos retornos diarios.</w:t>
+      </w:r>
+    </w:p>
+    <w:tbl>
+      <w:tblPr>
+        <w:tblW w:type="auto" w:w="0"/>
+        <w:jc w:val="center"/>
+        <w:tblLook w:firstColumn="1" w:firstRow="1" w:lastColumn="0" w:lastRow="0" w:noHBand="0" w:noVBand="1" w:val="04A0"/>
+      </w:tblPr>
+      <w:tblGrid>
+        <w:gridCol w:w="9360"/>
+      </w:tblGrid>
+      <w:tr>
+        <w:tc>
+          <w:tcPr>
+            <w:tcW w:type="dxa" w:w="9360"/>
+            <w:shd w:fill="F7F7F7"/>
+            <w:tcMar>
+              <w:top w:w="120" w:type="dxa"/>
+              <w:start w:w="160" w:type="dxa"/>
+              <w:bottom w:w="120" w:type="dxa"/>
+              <w:end w:w="160" w:type="dxa"/>
+            </w:tcMar>
+          </w:tcPr>
+          <w:p>
+            <w:pPr>
+              <w:spacing w:after="0"/>
+            </w:pPr>
+            <w:r>
+              <w:rPr>
+                <w:rFonts w:ascii="Consolas" w:hAnsi="Consolas"/>
+                <w:b w:val="0"/>
+                <w:sz w:val="16"/>
+              </w:rPr>
+              <w:t>classe_df = (</w:t>
+            </w:r>
+            <w:r>
+              <w:br/>
+            </w:r>
+            <w:r>
+              <w:rPr>
+                <w:rFonts w:ascii="Consolas" w:hAnsi="Consolas"/>
+                <w:b w:val="0"/>
+                <w:sz w:val="16"/>
+              </w:rPr>
+              <w:t xml:space="preserve">    df[TARGET_COLUMN]</w:t>
+            </w:r>
+            <w:r>
+              <w:br/>
+            </w:r>
+            <w:r>
+              <w:rPr>
+                <w:rFonts w:ascii="Consolas" w:hAnsi="Consolas"/>
+                <w:b w:val="0"/>
+                <w:sz w:val="16"/>
+              </w:rPr>
+              <w:t xml:space="preserve">    .value_counts(normalize=True)</w:t>
+            </w:r>
+            <w:r>
+              <w:br/>
+            </w:r>
+            <w:r>
+              <w:rPr>
+                <w:rFonts w:ascii="Consolas" w:hAnsi="Consolas"/>
+                <w:b w:val="0"/>
+                <w:sz w:val="16"/>
+              </w:rPr>
+              <w:t xml:space="preserve">    .rename(index={0: "Baixa/igual", 1: "Alta"})</w:t>
+            </w:r>
+            <w:r>
+              <w:br/>
+            </w:r>
+            <w:r>
+              <w:rPr>
+                <w:rFonts w:ascii="Consolas" w:hAnsi="Consolas"/>
+                <w:b w:val="0"/>
+                <w:sz w:val="16"/>
+              </w:rPr>
+              <w:t xml:space="preserve">    .mul(100)</w:t>
+            </w:r>
+            <w:r>
+              <w:br/>
+            </w:r>
+            <w:r>
+              <w:rPr>
+                <w:rFonts w:ascii="Consolas" w:hAnsi="Consolas"/>
+                <w:b w:val="0"/>
+                <w:sz w:val="16"/>
+              </w:rPr>
+              <w:t xml:space="preserve">    .reset_index()</w:t>
+            </w:r>
+            <w:r>
+              <w:br/>
+            </w:r>
+            <w:r>
+              <w:rPr>
+                <w:rFonts w:ascii="Consolas" w:hAnsi="Consolas"/>
+                <w:b w:val="0"/>
+                <w:sz w:val="16"/>
+              </w:rPr>
+              <w:t>)</w:t>
+            </w:r>
+            <w:r>
+              <w:br/>
+            </w:r>
+            <w:r>
+              <w:rPr>
+                <w:rFonts w:ascii="Consolas" w:hAnsi="Consolas"/>
+                <w:b w:val="0"/>
+                <w:sz w:val="16"/>
+              </w:rPr>
+              <w:t>classe_df.columns = ["classe", "percentual"]</w:t>
+            </w:r>
+            <w:r>
+              <w:br/>
+            </w:r>
+            <w:r>
+              <w:rPr>
+                <w:rFonts w:ascii="Consolas" w:hAnsi="Consolas"/>
+                <w:b w:val="0"/>
+                <w:sz w:val="16"/>
+              </w:rPr>
+            </w:r>
+            <w:r>
+              <w:br/>
+            </w:r>
+            <w:r>
+              <w:rPr>
+                <w:rFonts w:ascii="Consolas" w:hAnsi="Consolas"/>
+                <w:b w:val="0"/>
+                <w:sz w:val="16"/>
+              </w:rPr>
+              <w:t>display(classe_df)</w:t>
+            </w:r>
+            <w:r>
+              <w:br/>
+            </w:r>
+            <w:r>
+              <w:rPr>
+                <w:rFonts w:ascii="Consolas" w:hAnsi="Consolas"/>
+                <w:b w:val="0"/>
+                <w:sz w:val="16"/>
+              </w:rPr>
+              <w:t>sns.barplot(data=classe_df, x="classe", y="percentual", hue="classe", palette=["#d62728", "#2ca02c"], legend=False)</w:t>
+            </w:r>
+            <w:r>
+              <w:br/>
+            </w:r>
+            <w:r>
+              <w:rPr>
+                <w:rFonts w:ascii="Consolas" w:hAnsi="Consolas"/>
+                <w:b w:val="0"/>
+                <w:sz w:val="16"/>
+              </w:rPr>
+              <w:t>plt.title("Distribuicao do target")</w:t>
+            </w:r>
+            <w:r>
+              <w:br/>
+            </w:r>
+            <w:r>
+              <w:rPr>
+                <w:rFonts w:ascii="Consolas" w:hAnsi="Consolas"/>
+                <w:b w:val="0"/>
+                <w:sz w:val="16"/>
+              </w:rPr>
+              <w:t>plt.ylabel("Percentual")</w:t>
+            </w:r>
+            <w:r>
+              <w:br/>
+            </w:r>
+            <w:r>
+              <w:rPr>
+                <w:rFonts w:ascii="Consolas" w:hAnsi="Consolas"/>
+                <w:b w:val="0"/>
+                <w:sz w:val="16"/>
+              </w:rPr>
+              <w:t>plt.xlabel("")</w:t>
+            </w:r>
+            <w:r>
+              <w:br/>
+            </w:r>
+            <w:r>
+              <w:rPr>
+                <w:rFonts w:ascii="Consolas" w:hAnsi="Consolas"/>
+                <w:b w:val="0"/>
+                <w:sz w:val="16"/>
+              </w:rPr>
+              <w:t># ... trecho resumido para leitura no documento</w:t>
+            </w:r>
+          </w:p>
+        </w:tc>
+      </w:tr>
+    </w:tbl>
+    <w:p/>
+    <w:p>
+      <w:pPr>
+        <w:jc w:val="center"/>
+      </w:pPr>
+      <w:r>
+        <w:drawing>
+          <wp:inline xmlns:a="http://schemas.openxmlformats.org/drawingml/2006/main" xmlns:pic="http://schemas.openxmlformats.org/drawingml/2006/picture">
+            <wp:extent cx="5669280" cy="4293431"/>
+            <wp:docPr id="2" name="Picture 2"/>
+            <wp:cNvGraphicFramePr>
+              <a:graphicFrameLocks noChangeAspect="1"/>
+            </wp:cNvGraphicFramePr>
+            <a:graphic>
+              <a:graphicData uri="http://schemas.openxmlformats.org/drawingml/2006/picture">
+                <pic:pic>
+                  <pic:nvPicPr>
+                    <pic:cNvPr id="0" name="figura_distribuicao_target.png"/>
+                    <pic:cNvPicPr/>
+                  </pic:nvPicPr>
+                  <pic:blipFill>
+                    <a:blip r:embed="rId11"/>
+                    <a:stretch>
+                      <a:fillRect/>
+                    </a:stretch>
+                  </pic:blipFill>
+                  <pic:spPr>
+                    <a:xfrm>
+                      <a:off x="0" y="0"/>
+                      <a:ext cx="5669280" cy="4293431"/>
+                    </a:xfrm>
+                    <a:prstGeom prst="rect"/>
+                  </pic:spPr>
+                </pic:pic>
+              </a:graphicData>
+            </a:graphic>
+          </wp:inline>
+        </w:drawing>
+      </w:r>
+    </w:p>
+    <w:p>
+      <w:pPr>
+        <w:jc w:val="center"/>
+      </w:pPr>
+      <w:r>
+        <w:rPr>
+          <w:rFonts w:ascii="Calibri" w:hAnsi="Calibri"/>
+          <w:b w:val="0"/>
+          <w:color w:val="666666"/>
+          <w:sz w:val="18"/>
+        </w:rPr>
+        <w:t>Figura 2 - Distribuicao das classes do target.</w:t>
+      </w:r>
+    </w:p>
+    <w:p>
+      <w:pPr>
+        <w:pStyle w:val="Heading1"/>
+        <w:spacing w:before="240" w:after="120"/>
+      </w:pPr>
+      <w:r>
+        <w:rPr>
+          <w:rFonts w:ascii="Calibri" w:hAnsi="Calibri"/>
+          <w:b/>
+          <w:color w:val="2E74B5"/>
+          <w:sz w:val="32"/>
+        </w:rPr>
+        <w:t>Etapa 5 - Divisao Temporal dos Dados</w:t>
+      </w:r>
+    </w:p>
+    <w:p>
+      <w:pPr>
+        <w:spacing w:after="120" w:line="264" w:lineRule="auto"/>
+      </w:pPr>
+      <w:r>
+        <w:rPr>
+          <w:rFonts w:ascii="Calibri" w:hAnsi="Calibri"/>
+          <w:b w:val="0"/>
+          <w:sz w:val="22"/>
+        </w:rPr>
+        <w:t>Como se trata de serie temporal, a divisao entre treino e teste foi feita sem embaralhamento aleatorio. O conjunto de teste ficou com os ultimos 30 pregoes disponiveis na base de modelagem.</w:t>
+      </w:r>
+    </w:p>
+    <w:tbl>
+      <w:tblPr>
+        <w:tblW w:type="auto" w:w="0"/>
+        <w:jc w:val="center"/>
+        <w:tblLook w:firstColumn="1" w:firstRow="1" w:lastColumn="0" w:lastRow="0" w:noHBand="0" w:noVBand="1" w:val="04A0"/>
+      </w:tblPr>
+      <w:tblGrid>
+        <w:gridCol w:w="9360"/>
+      </w:tblGrid>
+      <w:tr>
+        <w:tc>
+          <w:tcPr>
+            <w:tcW w:type="dxa" w:w="9360"/>
+            <w:shd w:fill="F7F7F7"/>
+            <w:tcMar>
+              <w:top w:w="120" w:type="dxa"/>
+              <w:start w:w="160" w:type="dxa"/>
+              <w:bottom w:w="120" w:type="dxa"/>
+              <w:end w:w="160" w:type="dxa"/>
+            </w:tcMar>
+          </w:tcPr>
+          <w:p>
+            <w:pPr>
+              <w:spacing w:after="0"/>
+            </w:pPr>
+            <w:r>
+              <w:rPr>
+                <w:rFonts w:ascii="Consolas" w:hAnsi="Consolas"/>
+                <w:b w:val="0"/>
+                <w:sz w:val="16"/>
+              </w:rPr>
+              <w:t>train_df, test_df = temporal_train_test_split(df, test_size=30)</w:t>
+            </w:r>
+            <w:r>
+              <w:br/>
+            </w:r>
+            <w:r>
+              <w:rPr>
+                <w:rFonts w:ascii="Consolas" w:hAnsi="Consolas"/>
+                <w:b w:val="0"/>
+                <w:sz w:val="16"/>
+              </w:rPr>
+            </w:r>
+            <w:r>
+              <w:br/>
+            </w:r>
+            <w:r>
+              <w:rPr>
+                <w:rFonts w:ascii="Consolas" w:hAnsi="Consolas"/>
+                <w:b w:val="0"/>
+                <w:sz w:val="16"/>
+              </w:rPr>
+              <w:t>print("Treino:", len(train_df), train_df["data"].min().date(), "ate", train_df["data"].max().date())</w:t>
+            </w:r>
+            <w:r>
+              <w:br/>
+            </w:r>
+            <w:r>
+              <w:rPr>
+                <w:rFonts w:ascii="Consolas" w:hAnsi="Consolas"/>
+                <w:b w:val="0"/>
+                <w:sz w:val="16"/>
+              </w:rPr>
+              <w:t>print("Teste:", len(test_df), test_df["data"].min().date(), "ate", test_df["data"].max().date())</w:t>
+            </w:r>
+            <w:r>
+              <w:br/>
+            </w:r>
+            <w:r>
+              <w:rPr>
+                <w:rFonts w:ascii="Consolas" w:hAnsi="Consolas"/>
+                <w:b w:val="0"/>
+                <w:sz w:val="16"/>
+              </w:rPr>
+              <w:t>print("Proporcao de altas no teste:", f"{test_df[TARGET_COLUMN].mean():.2%}")</w:t>
+            </w:r>
+          </w:p>
+        </w:tc>
+      </w:tr>
+    </w:tbl>
+    <w:p/>
+    <w:tbl>
+      <w:tblPr>
+        <w:tblW w:type="auto" w:w="0"/>
+        <w:jc w:val="center"/>
+        <w:tblLook w:firstColumn="1" w:firstRow="1" w:lastColumn="0" w:lastRow="0" w:noHBand="0" w:noVBand="1" w:val="04A0"/>
+      </w:tblPr>
+      <w:tblGrid>
+        <w:gridCol w:w="9360"/>
+      </w:tblGrid>
+      <w:tr>
+        <w:tc>
+          <w:tcPr>
+            <w:tcW w:type="dxa" w:w="9360"/>
+            <w:shd w:fill="F7F7F7"/>
+            <w:tcMar>
+              <w:top w:w="120" w:type="dxa"/>
+              <w:start w:w="160" w:type="dxa"/>
+              <w:bottom w:w="120" w:type="dxa"/>
+              <w:end w:w="160" w:type="dxa"/>
+            </w:tcMar>
+          </w:tcPr>
+          <w:p>
+            <w:pPr>
+              <w:spacing w:after="0"/>
+            </w:pPr>
+            <w:r>
+              <w:rPr>
+                <w:rFonts w:ascii="Consolas" w:hAnsi="Consolas"/>
+                <w:b w:val="0"/>
+                <w:sz w:val="16"/>
+              </w:rPr>
+              <w:t>Treino: 564 2023-03-14 ate 2025-06-17</w:t>
+            </w:r>
+            <w:r>
+              <w:br/>
+            </w:r>
+            <w:r>
+              <w:rPr>
+                <w:rFonts w:ascii="Consolas" w:hAnsi="Consolas"/>
+                <w:b w:val="0"/>
+                <w:sz w:val="16"/>
+              </w:rPr>
+              <w:t>Teste: 30 2025-06-18 ate 2025-07-30</w:t>
+            </w:r>
+            <w:r>
+              <w:br/>
+            </w:r>
+            <w:r>
+              <w:rPr>
+                <w:rFonts w:ascii="Consolas" w:hAnsi="Consolas"/>
+                <w:b w:val="0"/>
+                <w:sz w:val="16"/>
+              </w:rPr>
+              <w:t>Proporcao de altas no teste: 40.00%</w:t>
+            </w:r>
+          </w:p>
+        </w:tc>
+      </w:tr>
+    </w:tbl>
+    <w:p/>
+    <w:tbl>
+      <w:tblPr>
+        <w:tblStyle w:val="TableGrid"/>
+        <w:tblW w:type="auto" w:w="0"/>
+        <w:jc w:val="center"/>
+        <w:tblLayout w:type="fixed"/>
+        <w:tblLook w:firstColumn="1" w:firstRow="1" w:lastColumn="0" w:lastRow="0" w:noHBand="0" w:noVBand="1" w:val="04A0"/>
+      </w:tblPr>
+      <w:tblGrid>
+        <w:gridCol w:w="3120"/>
+        <w:gridCol w:w="3120"/>
+        <w:gridCol w:w="3120"/>
+      </w:tblGrid>
+      <w:tr>
+        <w:tc>
+          <w:tcPr>
+            <w:tcW w:type="dxa" w:w="2160"/>
+            <w:shd w:fill="F2F4F7"/>
+            <w:tcMar>
+              <w:top w:w="80" w:type="dxa"/>
+              <w:start w:w="120" w:type="dxa"/>
+              <w:bottom w:w="80" w:type="dxa"/>
+              <w:end w:w="120" w:type="dxa"/>
+            </w:tcMar>
+            <w:vAlign w:val="center"/>
+          </w:tcPr>
+          <w:p>
+            <w:pPr>
+              <w:jc w:val="center"/>
+            </w:pPr>
+            <w:r>
+              <w:rPr>
+                <w:rFonts w:ascii="Calibri" w:hAnsi="Calibri"/>
+                <w:b/>
+                <w:color w:val="1F4D78"/>
+                <w:sz w:val="18"/>
+              </w:rPr>
+              <w:t>Conjunto</w:t>
+            </w:r>
+          </w:p>
+        </w:tc>
+        <w:tc>
+          <w:tcPr>
+            <w:tcW w:type="dxa" w:w="2016"/>
+            <w:shd w:fill="F2F4F7"/>
+            <w:tcMar>
+              <w:top w:w="80" w:type="dxa"/>
+              <w:start w:w="120" w:type="dxa"/>
+              <w:bottom w:w="80" w:type="dxa"/>
+              <w:end w:w="120" w:type="dxa"/>
+            </w:tcMar>
+            <w:vAlign w:val="center"/>
+          </w:tcPr>
+          <w:p>
+            <w:pPr>
+              <w:jc w:val="center"/>
+            </w:pPr>
+            <w:r>
+              <w:rPr>
+                <w:rFonts w:ascii="Calibri" w:hAnsi="Calibri"/>
+                <w:b/>
+                <w:color w:val="1F4D78"/>
+                <w:sz w:val="18"/>
+              </w:rPr>
+              <w:t>Registros</w:t>
+            </w:r>
+          </w:p>
+        </w:tc>
+        <w:tc>
+          <w:tcPr>
+            <w:tcW w:type="dxa" w:w="5184"/>
+            <w:shd w:fill="F2F4F7"/>
+            <w:tcMar>
+              <w:top w:w="80" w:type="dxa"/>
+              <w:start w:w="120" w:type="dxa"/>
+              <w:bottom w:w="80" w:type="dxa"/>
+              <w:end w:w="120" w:type="dxa"/>
+            </w:tcMar>
+            <w:vAlign w:val="center"/>
+          </w:tcPr>
+          <w:p>
+            <w:pPr>
+              <w:jc w:val="center"/>
+            </w:pPr>
+            <w:r>
+              <w:rPr>
+                <w:rFonts w:ascii="Calibri" w:hAnsi="Calibri"/>
+                <w:b/>
+                <w:color w:val="1F4D78"/>
+                <w:sz w:val="18"/>
+              </w:rPr>
+              <w:t>Periodo</w:t>
+            </w:r>
+          </w:p>
+        </w:tc>
+      </w:tr>
+      <w:tr>
+        <w:tc>
+          <w:tcPr>
+            <w:tcW w:type="dxa" w:w="2160"/>
+            <w:vAlign w:val="center"/>
+            <w:tcMar>
+              <w:top w:w="80" w:type="dxa"/>
+              <w:start w:w="120" w:type="dxa"/>
+              <w:bottom w:w="80" w:type="dxa"/>
+              <w:end w:w="120" w:type="dxa"/>
+            </w:tcMar>
+          </w:tcPr>
+          <w:p>
+            <w:pPr>
+              <w:jc w:val="center"/>
+            </w:pPr>
+            <w:r>
+              <w:rPr>
+                <w:rFonts w:ascii="Calibri" w:hAnsi="Calibri"/>
+                <w:b w:val="0"/>
+                <w:sz w:val="18"/>
+              </w:rPr>
+              <w:t>Treino</w:t>
+            </w:r>
+          </w:p>
+        </w:tc>
+        <w:tc>
+          <w:tcPr>
+            <w:tcW w:type="dxa" w:w="2016"/>
+            <w:vAlign w:val="center"/>
+            <w:tcMar>
+              <w:top w:w="80" w:type="dxa"/>
+              <w:start w:w="120" w:type="dxa"/>
+              <w:bottom w:w="80" w:type="dxa"/>
+              <w:end w:w="120" w:type="dxa"/>
+            </w:tcMar>
+          </w:tcPr>
+          <w:p>
+            <w:pPr>
+              <w:jc w:val="center"/>
+            </w:pPr>
+            <w:r>
+              <w:rPr>
+                <w:rFonts w:ascii="Calibri" w:hAnsi="Calibri"/>
+                <w:b w:val="0"/>
+                <w:sz w:val="18"/>
+              </w:rPr>
+              <w:t>564</w:t>
+            </w:r>
+          </w:p>
+        </w:tc>
+        <w:tc>
+          <w:tcPr>
+            <w:tcW w:type="dxa" w:w="5184"/>
+            <w:vAlign w:val="center"/>
+            <w:tcMar>
+              <w:top w:w="80" w:type="dxa"/>
+              <w:start w:w="120" w:type="dxa"/>
+              <w:bottom w:w="80" w:type="dxa"/>
+              <w:end w:w="120" w:type="dxa"/>
+            </w:tcMar>
+          </w:tcPr>
+          <w:p>
+            <w:pPr>
+              <w:jc w:val="left"/>
+            </w:pPr>
+            <w:r>
+              <w:rPr>
+                <w:rFonts w:ascii="Calibri" w:hAnsi="Calibri"/>
+                <w:b w:val="0"/>
+                <w:sz w:val="18"/>
+              </w:rPr>
+              <w:t>14/03/2023 a 17/06/2025</w:t>
+            </w:r>
+          </w:p>
+        </w:tc>
+      </w:tr>
+      <w:tr>
+        <w:tc>
+          <w:tcPr>
+            <w:tcW w:type="dxa" w:w="2160"/>
+            <w:vAlign w:val="center"/>
+            <w:tcMar>
+              <w:top w:w="80" w:type="dxa"/>
+              <w:start w:w="120" w:type="dxa"/>
+              <w:bottom w:w="80" w:type="dxa"/>
+              <w:end w:w="120" w:type="dxa"/>
+            </w:tcMar>
+          </w:tcPr>
+          <w:p>
+            <w:pPr>
+              <w:jc w:val="center"/>
+            </w:pPr>
+            <w:r>
+              <w:rPr>
+                <w:rFonts w:ascii="Calibri" w:hAnsi="Calibri"/>
+                <w:b w:val="0"/>
+                <w:sz w:val="18"/>
+              </w:rPr>
+              <w:t>Teste</w:t>
+            </w:r>
+          </w:p>
+        </w:tc>
+        <w:tc>
+          <w:tcPr>
+            <w:tcW w:type="dxa" w:w="2016"/>
+            <w:vAlign w:val="center"/>
+            <w:tcMar>
+              <w:top w:w="80" w:type="dxa"/>
+              <w:start w:w="120" w:type="dxa"/>
+              <w:bottom w:w="80" w:type="dxa"/>
+              <w:end w:w="120" w:type="dxa"/>
+            </w:tcMar>
+          </w:tcPr>
+          <w:p>
+            <w:pPr>
+              <w:jc w:val="center"/>
+            </w:pPr>
+            <w:r>
+              <w:rPr>
+                <w:rFonts w:ascii="Calibri" w:hAnsi="Calibri"/>
+                <w:b w:val="0"/>
+                <w:sz w:val="18"/>
+              </w:rPr>
+              <w:t>30</w:t>
+            </w:r>
+          </w:p>
+        </w:tc>
+        <w:tc>
+          <w:tcPr>
+            <w:tcW w:type="dxa" w:w="5184"/>
+            <w:vAlign w:val="center"/>
+            <w:tcMar>
+              <w:top w:w="80" w:type="dxa"/>
+              <w:start w:w="120" w:type="dxa"/>
+              <w:bottom w:w="80" w:type="dxa"/>
+              <w:end w:w="120" w:type="dxa"/>
+            </w:tcMar>
+          </w:tcPr>
+          <w:p>
+            <w:pPr>
+              <w:jc w:val="left"/>
+            </w:pPr>
+            <w:r>
+              <w:rPr>
+                <w:rFonts w:ascii="Calibri" w:hAnsi="Calibri"/>
+                <w:b w:val="0"/>
+                <w:sz w:val="18"/>
+              </w:rPr>
+              <w:t>18/06/2025 a 30/07/2025</w:t>
+            </w:r>
+          </w:p>
+        </w:tc>
+      </w:tr>
+    </w:tbl>
+    <w:p/>
+    <w:p>
+      <w:pPr>
+        <w:pStyle w:val="Heading1"/>
+        <w:spacing w:before="240" w:after="120"/>
+      </w:pPr>
+      <w:r>
+        <w:rPr>
+          <w:rFonts w:ascii="Calibri" w:hAnsi="Calibri"/>
+          <w:b/>
+          <w:color w:val="2E74B5"/>
+          <w:sz w:val="32"/>
+        </w:rPr>
+        <w:t>Etapa 6 - Modelagem Preditiva</w:t>
+      </w:r>
+    </w:p>
+    <w:p>
+      <w:pPr>
+        <w:spacing w:after="120" w:line="264" w:lineRule="auto"/>
+      </w:pPr>
+      <w:r>
+        <w:rPr>
+          <w:rFonts w:ascii="Calibri" w:hAnsi="Calibri"/>
+          <w:b w:val="0"/>
+          <w:sz w:val="22"/>
+        </w:rPr>
+        <w:t>Foram comparados dois baselines e quatro modelos de classificacao. A comparacao com baselines e importante para mostrar que o modelo final supera regras simples.</w:t>
+      </w:r>
+    </w:p>
+    <w:tbl>
+      <w:tblPr>
+        <w:tblW w:type="auto" w:w="0"/>
+        <w:jc w:val="center"/>
+        <w:tblLook w:firstColumn="1" w:firstRow="1" w:lastColumn="0" w:lastRow="0" w:noHBand="0" w:noVBand="1" w:val="04A0"/>
+      </w:tblPr>
+      <w:tblGrid>
+        <w:gridCol w:w="9360"/>
+      </w:tblGrid>
+      <w:tr>
+        <w:tc>
+          <w:tcPr>
+            <w:tcW w:type="dxa" w:w="9360"/>
+            <w:shd w:fill="F7F7F7"/>
+            <w:tcMar>
+              <w:top w:w="120" w:type="dxa"/>
+              <w:start w:w="160" w:type="dxa"/>
+              <w:bottom w:w="120" w:type="dxa"/>
+              <w:end w:w="160" w:type="dxa"/>
+            </w:tcMar>
+          </w:tcPr>
+          <w:p>
+            <w:pPr>
+              <w:spacing w:after="0"/>
+            </w:pPr>
+            <w:r>
+              <w:rPr>
+                <w:rFonts w:ascii="Consolas" w:hAnsi="Consolas"/>
+                <w:b w:val="0"/>
+                <w:sz w:val="16"/>
+              </w:rPr>
+              <w:t>class MajorityClassBaseline:</w:t>
+            </w:r>
+            <w:r>
+              <w:br/>
+            </w:r>
+            <w:r>
+              <w:rPr>
+                <w:rFonts w:ascii="Consolas" w:hAnsi="Consolas"/>
+                <w:b w:val="0"/>
+                <w:sz w:val="16"/>
+              </w:rPr>
+              <w:t xml:space="preserve">    def fit(self, _x, y):</w:t>
+            </w:r>
+            <w:r>
+              <w:br/>
+            </w:r>
+            <w:r>
+              <w:rPr>
+                <w:rFonts w:ascii="Consolas" w:hAnsi="Consolas"/>
+                <w:b w:val="0"/>
+                <w:sz w:val="16"/>
+              </w:rPr>
+              <w:t xml:space="preserve">        self.majority_class_ = int(y.mode().iloc[0])</w:t>
+            </w:r>
+            <w:r>
+              <w:br/>
+            </w:r>
+            <w:r>
+              <w:rPr>
+                <w:rFonts w:ascii="Consolas" w:hAnsi="Consolas"/>
+                <w:b w:val="0"/>
+                <w:sz w:val="16"/>
+              </w:rPr>
+              <w:t xml:space="preserve">        return self</w:t>
+            </w:r>
+            <w:r>
+              <w:br/>
+            </w:r>
+            <w:r>
+              <w:rPr>
+                <w:rFonts w:ascii="Consolas" w:hAnsi="Consolas"/>
+                <w:b w:val="0"/>
+                <w:sz w:val="16"/>
+              </w:rPr>
+            </w:r>
+            <w:r>
+              <w:br/>
+            </w:r>
+            <w:r>
+              <w:rPr>
+                <w:rFonts w:ascii="Consolas" w:hAnsi="Consolas"/>
+                <w:b w:val="0"/>
+                <w:sz w:val="16"/>
+              </w:rPr>
+              <w:t xml:space="preserve">    def predict(self, x):</w:t>
+            </w:r>
+            <w:r>
+              <w:br/>
+            </w:r>
+            <w:r>
+              <w:rPr>
+                <w:rFonts w:ascii="Consolas" w:hAnsi="Consolas"/>
+                <w:b w:val="0"/>
+                <w:sz w:val="16"/>
+              </w:rPr>
+              <w:t xml:space="preserve">        return [self.majority_class_] * len(x)</w:t>
+            </w:r>
+            <w:r>
+              <w:br/>
+            </w:r>
+            <w:r>
+              <w:rPr>
+                <w:rFonts w:ascii="Consolas" w:hAnsi="Consolas"/>
+                <w:b w:val="0"/>
+                <w:sz w:val="16"/>
+              </w:rPr>
+            </w:r>
+            <w:r>
+              <w:br/>
+            </w:r>
+            <w:r>
+              <w:rPr>
+                <w:rFonts w:ascii="Consolas" w:hAnsi="Consolas"/>
+                <w:b w:val="0"/>
+                <w:sz w:val="16"/>
+              </w:rPr>
+            </w:r>
+            <w:r>
+              <w:br/>
+            </w:r>
+            <w:r>
+              <w:rPr>
+                <w:rFonts w:ascii="Consolas" w:hAnsi="Consolas"/>
+                <w:b w:val="0"/>
+                <w:sz w:val="16"/>
+              </w:rPr>
+              <w:t>class LastTrendBaseline:</w:t>
+            </w:r>
+            <w:r>
+              <w:br/>
+            </w:r>
+            <w:r>
+              <w:rPr>
+                <w:rFonts w:ascii="Consolas" w:hAnsi="Consolas"/>
+                <w:b w:val="0"/>
+                <w:sz w:val="16"/>
+              </w:rPr>
+              <w:t xml:space="preserve">    def fit(self, _x, y):</w:t>
+            </w:r>
+            <w:r>
+              <w:br/>
+            </w:r>
+            <w:r>
+              <w:rPr>
+                <w:rFonts w:ascii="Consolas" w:hAnsi="Consolas"/>
+                <w:b w:val="0"/>
+                <w:sz w:val="16"/>
+              </w:rPr>
+              <w:t xml:space="preserve">        self.last_class_ = int(y.iloc[-1])</w:t>
+            </w:r>
+            <w:r>
+              <w:br/>
+            </w:r>
+            <w:r>
+              <w:rPr>
+                <w:rFonts w:ascii="Consolas" w:hAnsi="Consolas"/>
+                <w:b w:val="0"/>
+                <w:sz w:val="16"/>
+              </w:rPr>
+              <w:t xml:space="preserve">        return self</w:t>
+            </w:r>
+            <w:r>
+              <w:br/>
+            </w:r>
+            <w:r>
+              <w:rPr>
+                <w:rFonts w:ascii="Consolas" w:hAnsi="Consolas"/>
+                <w:b w:val="0"/>
+                <w:sz w:val="16"/>
+              </w:rPr>
+            </w:r>
+            <w:r>
+              <w:br/>
+            </w:r>
+            <w:r>
+              <w:rPr>
+                <w:rFonts w:ascii="Consolas" w:hAnsi="Consolas"/>
+                <w:b w:val="0"/>
+                <w:sz w:val="16"/>
+              </w:rPr>
+              <w:t xml:space="preserve">    def predict(self, x):</w:t>
+            </w:r>
+            <w:r>
+              <w:br/>
+            </w:r>
+            <w:r>
+              <w:rPr>
+                <w:rFonts w:ascii="Consolas" w:hAnsi="Consolas"/>
+                <w:b w:val="0"/>
+                <w:sz w:val="16"/>
+              </w:rPr>
+              <w:t xml:space="preserve">        return [self.last_class_] * len(x)</w:t>
+            </w:r>
+            <w:r>
+              <w:br/>
+            </w:r>
+            <w:r>
+              <w:rPr>
+                <w:rFonts w:ascii="Consolas" w:hAnsi="Consolas"/>
+                <w:b w:val="0"/>
+                <w:sz w:val="16"/>
+              </w:rPr>
+            </w:r>
+            <w:r>
+              <w:br/>
+            </w:r>
+            <w:r>
+              <w:rPr>
+                <w:rFonts w:ascii="Consolas" w:hAnsi="Consolas"/>
+                <w:b w:val="0"/>
+                <w:sz w:val="16"/>
+              </w:rPr>
+            </w:r>
+            <w:r>
+              <w:br/>
+            </w:r>
+            <w:r>
+              <w:rPr>
+                <w:rFonts w:ascii="Consolas" w:hAnsi="Consolas"/>
+                <w:b w:val="0"/>
+                <w:sz w:val="16"/>
+              </w:rPr>
+              <w:t>model_specs = [</w:t>
+            </w:r>
+            <w:r>
+              <w:br/>
+            </w:r>
+            <w:r>
+              <w:rPr>
+                <w:rFonts w:ascii="Consolas" w:hAnsi="Consolas"/>
+                <w:b w:val="0"/>
+                <w:sz w:val="16"/>
+              </w:rPr>
+              <w:t xml:space="preserve">    ("Baseline - classe majoritaria", MajorityClassBaseline(), None),</w:t>
+            </w:r>
+            <w:r>
+              <w:br/>
+            </w:r>
+            <w:r>
+              <w:rPr>
+                <w:rFonts w:ascii="Consolas" w:hAnsi="Consolas"/>
+                <w:b w:val="0"/>
+                <w:sz w:val="16"/>
+              </w:rPr>
+              <w:t xml:space="preserve">    ("Baseline - ultima tendencia", LastTrendBaseline(), None),</w:t>
+            </w:r>
+            <w:r>
+              <w:br/>
+            </w:r>
+            <w:r>
+              <w:rPr>
+                <w:rFonts w:ascii="Consolas" w:hAnsi="Consolas"/>
+                <w:b w:val="0"/>
+                <w:sz w:val="16"/>
+              </w:rPr>
+              <w:t xml:space="preserve">    (</w:t>
+            </w:r>
+            <w:r>
+              <w:br/>
+            </w:r>
+            <w:r>
+              <w:rPr>
+                <w:rFonts w:ascii="Consolas" w:hAnsi="Consolas"/>
+                <w:b w:val="0"/>
+                <w:sz w:val="16"/>
+              </w:rPr>
+              <w:t xml:space="preserve">        "Regressao Logistica",</w:t>
+            </w:r>
+            <w:r>
+              <w:br/>
+            </w:r>
+            <w:r>
+              <w:rPr>
+                <w:rFonts w:ascii="Consolas" w:hAnsi="Consolas"/>
+                <w:b w:val="0"/>
+                <w:sz w:val="16"/>
+              </w:rPr>
+              <w:t xml:space="preserve">        Pipeline([</w:t>
+            </w:r>
+            <w:r>
+              <w:br/>
+            </w:r>
+            <w:r>
+              <w:rPr>
+                <w:rFonts w:ascii="Consolas" w:hAnsi="Consolas"/>
+                <w:b w:val="0"/>
+                <w:sz w:val="16"/>
+              </w:rPr>
+              <w:t xml:space="preserve">            ("scaler", StandardScaler()),</w:t>
+            </w:r>
+            <w:r>
+              <w:br/>
+            </w:r>
+            <w:r>
+              <w:rPr>
+                <w:rFonts w:ascii="Consolas" w:hAnsi="Consolas"/>
+                <w:b w:val="0"/>
+                <w:sz w:val="16"/>
+              </w:rPr>
+              <w:t xml:space="preserve">            ("model", LogisticRegression(max_iter=1000, class_weight="balanced", C=0.1, random_state=42)),</w:t>
+            </w:r>
+            <w:r>
+              <w:br/>
+            </w:r>
+            <w:r>
+              <w:rPr>
+                <w:rFonts w:ascii="Consolas" w:hAnsi="Consolas"/>
+                <w:b w:val="0"/>
+                <w:sz w:val="16"/>
+              </w:rPr>
+              <w:t xml:space="preserve">        ]),</w:t>
+            </w:r>
+            <w:r>
+              <w:br/>
+            </w:r>
+            <w:r>
+              <w:rPr>
+                <w:rFonts w:ascii="Consolas" w:hAnsi="Consolas"/>
+                <w:b w:val="0"/>
+                <w:sz w:val="16"/>
+              </w:rPr>
+              <w:t xml:space="preserve">        None,</w:t>
+            </w:r>
+            <w:r>
+              <w:br/>
+            </w:r>
+            <w:r>
+              <w:rPr>
+                <w:rFonts w:ascii="Consolas" w:hAnsi="Consolas"/>
+                <w:b w:val="0"/>
+                <w:sz w:val="16"/>
+              </w:rPr>
+              <w:t xml:space="preserve">    ),</w:t>
+            </w:r>
+            <w:r>
+              <w:br/>
+            </w:r>
+            <w:r>
+              <w:rPr>
+                <w:rFonts w:ascii="Consolas" w:hAnsi="Consolas"/>
+                <w:b w:val="0"/>
+                <w:sz w:val="16"/>
+              </w:rPr>
+              <w:t xml:space="preserve">    (</w:t>
+            </w:r>
+            <w:r>
+              <w:br/>
+            </w:r>
+            <w:r>
+              <w:rPr>
+                <w:rFonts w:ascii="Consolas" w:hAnsi="Consolas"/>
+                <w:b w:val="0"/>
+                <w:sz w:val="16"/>
+              </w:rPr>
+              <w:t xml:space="preserve">        "Random Forest",</w:t>
+            </w:r>
+            <w:r>
+              <w:br/>
+            </w:r>
+            <w:r>
+              <w:rPr>
+                <w:rFonts w:ascii="Consolas" w:hAnsi="Consolas"/>
+                <w:b w:val="0"/>
+                <w:sz w:val="16"/>
+              </w:rPr>
+              <w:t xml:space="preserve">        RandomForestClassifier(n_estimators=300, max_depth=4, min_samples_leaf=8, class_weight="balanced", random_state=42),</w:t>
+            </w:r>
+            <w:r>
+              <w:br/>
+            </w:r>
+            <w:r>
+              <w:rPr>
+                <w:rFonts w:ascii="Consolas" w:hAnsi="Consolas"/>
+                <w:b w:val="0"/>
+                <w:sz w:val="16"/>
+              </w:rPr>
+              <w:t xml:space="preserve">        None,</w:t>
+            </w:r>
+            <w:r>
+              <w:br/>
+            </w:r>
+            <w:r>
+              <w:rPr>
+                <w:rFonts w:ascii="Consolas" w:hAnsi="Consolas"/>
+                <w:b w:val="0"/>
+                <w:sz w:val="16"/>
+              </w:rPr>
+              <w:t xml:space="preserve">    ),</w:t>
+            </w:r>
+            <w:r>
+              <w:br/>
+            </w:r>
+            <w:r>
+              <w:rPr>
+                <w:rFonts w:ascii="Consolas" w:hAnsi="Consolas"/>
+                <w:b w:val="0"/>
+                <w:sz w:val="16"/>
+              </w:rPr>
+              <w:t xml:space="preserve">    (</w:t>
+            </w:r>
+            <w:r>
+              <w:br/>
+            </w:r>
+            <w:r>
+              <w:rPr>
+                <w:rFonts w:ascii="Consolas" w:hAnsi="Consolas"/>
+                <w:b w:val="0"/>
+                <w:sz w:val="16"/>
+              </w:rPr>
+              <w:t xml:space="preserve">        "Gradient Boosting",</w:t>
+            </w:r>
+            <w:r>
+              <w:br/>
+            </w:r>
+            <w:r>
+              <w:rPr>
+                <w:rFonts w:ascii="Consolas" w:hAnsi="Consolas"/>
+                <w:b w:val="0"/>
+                <w:sz w:val="16"/>
+              </w:rPr>
+              <w:t xml:space="preserve">        GradientBoostingClassifier(n_estimators=120, learning_rate=0.04, max_depth=2, min_samples_leaf=8, random_state=42),</w:t>
+            </w:r>
+            <w:r>
+              <w:br/>
+            </w:r>
+            <w:r>
+              <w:rPr>
+                <w:rFonts w:ascii="Consolas" w:hAnsi="Consolas"/>
+                <w:b w:val="0"/>
+                <w:sz w:val="16"/>
+              </w:rPr>
+              <w:t xml:space="preserve">        None,</w:t>
+            </w:r>
+            <w:r>
+              <w:br/>
+            </w:r>
+            <w:r>
+              <w:rPr>
+                <w:rFonts w:ascii="Consolas" w:hAnsi="Consolas"/>
+                <w:b w:val="0"/>
+                <w:sz w:val="16"/>
+              </w:rPr>
+              <w:t># ... trecho resumido para leitura no documento</w:t>
+            </w:r>
+          </w:p>
+        </w:tc>
+      </w:tr>
+    </w:tbl>
+    <w:p/>
+    <w:p>
+      <w:pPr>
+        <w:spacing w:after="120" w:line="264" w:lineRule="auto"/>
+      </w:pPr>
+      <w:r>
+        <w:rPr>
+          <w:rFonts w:ascii="Calibri" w:hAnsi="Calibri"/>
+          <w:b w:val="0"/>
+          <w:sz w:val="22"/>
+        </w:rPr>
+        <w:t>O SVC foi testado com uma janela recente de 150 pregoes. Essa escolha considera que o mercado muda de regime ao longo do tempo, e que dados muito antigos podem ter menor aderencia ao comportamento atual.</w:t>
+      </w:r>
+    </w:p>
+    <w:p>
+      <w:pPr>
+        <w:pStyle w:val="Heading2"/>
+        <w:spacing w:before="160" w:after="120"/>
+      </w:pPr>
+      <w:r>
+        <w:rPr>
+          <w:rFonts w:ascii="Calibri" w:hAnsi="Calibri"/>
+          <w:b/>
+          <w:color w:val="2E74B5"/>
+          <w:sz w:val="26"/>
+        </w:rPr>
+        <w:t>Comparacao de modelos</w:t>
+      </w:r>
+    </w:p>
+    <w:tbl>
+      <w:tblPr>
+        <w:tblW w:type="auto" w:w="0"/>
+        <w:jc w:val="center"/>
+        <w:tblLook w:firstColumn="1" w:firstRow="1" w:lastColumn="0" w:lastRow="0" w:noHBand="0" w:noVBand="1" w:val="04A0"/>
+      </w:tblPr>
+      <w:tblGrid>
+        <w:gridCol w:w="9360"/>
+      </w:tblGrid>
+      <w:tr>
+        <w:tc>
+          <w:tcPr>
+            <w:tcW w:type="dxa" w:w="9360"/>
+            <w:shd w:fill="F7F7F7"/>
+            <w:tcMar>
+              <w:top w:w="120" w:type="dxa"/>
+              <w:start w:w="160" w:type="dxa"/>
+              <w:bottom w:w="120" w:type="dxa"/>
+              <w:end w:w="160" w:type="dxa"/>
+            </w:tcMar>
+          </w:tcPr>
+          <w:p>
+            <w:pPr>
+              <w:spacing w:after="0"/>
+            </w:pPr>
+            <w:r>
+              <w:rPr>
+                <w:rFonts w:ascii="Consolas" w:hAnsi="Consolas"/>
+                <w:b w:val="0"/>
+                <w:sz w:val="16"/>
+              </w:rPr>
+              <w:t>x_test = test_df[FEATURE_COLUMNS]</w:t>
+            </w:r>
+            <w:r>
+              <w:br/>
+            </w:r>
+            <w:r>
+              <w:rPr>
+                <w:rFonts w:ascii="Consolas" w:hAnsi="Consolas"/>
+                <w:b w:val="0"/>
+                <w:sz w:val="16"/>
+              </w:rPr>
+              <w:t>y_test = test_df[TARGET_COLUMN]</w:t>
+            </w:r>
+            <w:r>
+              <w:br/>
+            </w:r>
+            <w:r>
+              <w:rPr>
+                <w:rFonts w:ascii="Consolas" w:hAnsi="Consolas"/>
+                <w:b w:val="0"/>
+                <w:sz w:val="16"/>
+              </w:rPr>
+            </w:r>
+            <w:r>
+              <w:br/>
+            </w:r>
+            <w:r>
+              <w:rPr>
+                <w:rFonts w:ascii="Consolas" w:hAnsi="Consolas"/>
+                <w:b w:val="0"/>
+                <w:sz w:val="16"/>
+              </w:rPr>
+              <w:t>results = []</w:t>
+            </w:r>
+            <w:r>
+              <w:br/>
+            </w:r>
+            <w:r>
+              <w:rPr>
+                <w:rFonts w:ascii="Consolas" w:hAnsi="Consolas"/>
+                <w:b w:val="0"/>
+                <w:sz w:val="16"/>
+              </w:rPr>
+              <w:t>predictions = {}</w:t>
+            </w:r>
+            <w:r>
+              <w:br/>
+            </w:r>
+            <w:r>
+              <w:rPr>
+                <w:rFonts w:ascii="Consolas" w:hAnsi="Consolas"/>
+                <w:b w:val="0"/>
+                <w:sz w:val="16"/>
+              </w:rPr>
+            </w:r>
+            <w:r>
+              <w:br/>
+            </w:r>
+            <w:r>
+              <w:rPr>
+                <w:rFonts w:ascii="Consolas" w:hAnsi="Consolas"/>
+                <w:b w:val="0"/>
+                <w:sz w:val="16"/>
+              </w:rPr>
+              <w:t>for name, model, window_size in model_specs:</w:t>
+            </w:r>
+            <w:r>
+              <w:br/>
+            </w:r>
+            <w:r>
+              <w:rPr>
+                <w:rFonts w:ascii="Consolas" w:hAnsi="Consolas"/>
+                <w:b w:val="0"/>
+                <w:sz w:val="16"/>
+              </w:rPr>
+              <w:t xml:space="preserve">    model_train_df = train_df if window_size is None else train_df.tail(window_size)</w:t>
+            </w:r>
+            <w:r>
+              <w:br/>
+            </w:r>
+            <w:r>
+              <w:rPr>
+                <w:rFonts w:ascii="Consolas" w:hAnsi="Consolas"/>
+                <w:b w:val="0"/>
+                <w:sz w:val="16"/>
+              </w:rPr>
+              <w:t xml:space="preserve">    x_train = model_train_df[FEATURE_COLUMNS]</w:t>
+            </w:r>
+            <w:r>
+              <w:br/>
+            </w:r>
+            <w:r>
+              <w:rPr>
+                <w:rFonts w:ascii="Consolas" w:hAnsi="Consolas"/>
+                <w:b w:val="0"/>
+                <w:sz w:val="16"/>
+              </w:rPr>
+              <w:t xml:space="preserve">    y_train = model_train_df[TARGET_COLUMN]</w:t>
+            </w:r>
+            <w:r>
+              <w:br/>
+            </w:r>
+            <w:r>
+              <w:rPr>
+                <w:rFonts w:ascii="Consolas" w:hAnsi="Consolas"/>
+                <w:b w:val="0"/>
+                <w:sz w:val="16"/>
+              </w:rPr>
+            </w:r>
+            <w:r>
+              <w:br/>
+            </w:r>
+            <w:r>
+              <w:rPr>
+                <w:rFonts w:ascii="Consolas" w:hAnsi="Consolas"/>
+                <w:b w:val="0"/>
+                <w:sz w:val="16"/>
+              </w:rPr>
+              <w:t xml:space="preserve">    model.fit(x_train, y_train)</w:t>
+            </w:r>
+            <w:r>
+              <w:br/>
+            </w:r>
+            <w:r>
+              <w:rPr>
+                <w:rFonts w:ascii="Consolas" w:hAnsi="Consolas"/>
+                <w:b w:val="0"/>
+                <w:sz w:val="16"/>
+              </w:rPr>
+              <w:t xml:space="preserve">    y_pred = np.array(model.predict(x_test))</w:t>
+            </w:r>
+            <w:r>
+              <w:br/>
+            </w:r>
+            <w:r>
+              <w:rPr>
+                <w:rFonts w:ascii="Consolas" w:hAnsi="Consolas"/>
+                <w:b w:val="0"/>
+                <w:sz w:val="16"/>
+              </w:rPr>
+              <w:t xml:space="preserve">    predictions[name] = y_pred</w:t>
+            </w:r>
+            <w:r>
+              <w:br/>
+            </w:r>
+            <w:r>
+              <w:rPr>
+                <w:rFonts w:ascii="Consolas" w:hAnsi="Consolas"/>
+                <w:b w:val="0"/>
+                <w:sz w:val="16"/>
+              </w:rPr>
+            </w:r>
+            <w:r>
+              <w:br/>
+            </w:r>
+            <w:r>
+              <w:rPr>
+                <w:rFonts w:ascii="Consolas" w:hAnsi="Consolas"/>
+                <w:b w:val="0"/>
+                <w:sz w:val="16"/>
+              </w:rPr>
+              <w:t xml:space="preserve">    cm = confusion_matrix(y_test, y_pred, labels=[0, 1])</w:t>
+            </w:r>
+            <w:r>
+              <w:br/>
+            </w:r>
+            <w:r>
+              <w:rPr>
+                <w:rFonts w:ascii="Consolas" w:hAnsi="Consolas"/>
+                <w:b w:val="0"/>
+                <w:sz w:val="16"/>
+              </w:rPr>
+              <w:t xml:space="preserve">    results.append({</w:t>
+            </w:r>
+            <w:r>
+              <w:br/>
+            </w:r>
+            <w:r>
+              <w:rPr>
+                <w:rFonts w:ascii="Consolas" w:hAnsi="Consolas"/>
+                <w:b w:val="0"/>
+                <w:sz w:val="16"/>
+              </w:rPr>
+              <w:t xml:space="preserve">        "modelo": name,</w:t>
+            </w:r>
+            <w:r>
+              <w:br/>
+            </w:r>
+            <w:r>
+              <w:rPr>
+                <w:rFonts w:ascii="Consolas" w:hAnsi="Consolas"/>
+                <w:b w:val="0"/>
+                <w:sz w:val="16"/>
+              </w:rPr>
+              <w:t xml:space="preserve">        "janela_treino": len(model_train_df),</w:t>
+            </w:r>
+            <w:r>
+              <w:br/>
+            </w:r>
+            <w:r>
+              <w:rPr>
+                <w:rFonts w:ascii="Consolas" w:hAnsi="Consolas"/>
+                <w:b w:val="0"/>
+                <w:sz w:val="16"/>
+              </w:rPr>
+              <w:t xml:space="preserve">        "acuracia": accuracy_score(y_test, y_pred),</w:t>
+            </w:r>
+            <w:r>
+              <w:br/>
+            </w:r>
+            <w:r>
+              <w:rPr>
+                <w:rFonts w:ascii="Consolas" w:hAnsi="Consolas"/>
+                <w:b w:val="0"/>
+                <w:sz w:val="16"/>
+              </w:rPr>
+              <w:t xml:space="preserve">        "tn_baixa_correta": cm[0, 0],</w:t>
+            </w:r>
+            <w:r>
+              <w:br/>
+            </w:r>
+            <w:r>
+              <w:rPr>
+                <w:rFonts w:ascii="Consolas" w:hAnsi="Consolas"/>
+                <w:b w:val="0"/>
+                <w:sz w:val="16"/>
+              </w:rPr>
+              <w:t xml:space="preserve">        "fp_alta_errada": cm[0, 1],</w:t>
+            </w:r>
+            <w:r>
+              <w:br/>
+            </w:r>
+            <w:r>
+              <w:rPr>
+                <w:rFonts w:ascii="Consolas" w:hAnsi="Consolas"/>
+                <w:b w:val="0"/>
+                <w:sz w:val="16"/>
+              </w:rPr>
+              <w:t xml:space="preserve">        "fn_baixa_errada": cm[1, 0],</w:t>
+            </w:r>
+            <w:r>
+              <w:br/>
+            </w:r>
+            <w:r>
+              <w:rPr>
+                <w:rFonts w:ascii="Consolas" w:hAnsi="Consolas"/>
+                <w:b w:val="0"/>
+                <w:sz w:val="16"/>
+              </w:rPr>
+              <w:t xml:space="preserve">        "tp_alta_correta": cm[1, 1],</w:t>
+            </w:r>
+            <w:r>
+              <w:br/>
+            </w:r>
+            <w:r>
+              <w:rPr>
+                <w:rFonts w:ascii="Consolas" w:hAnsi="Consolas"/>
+                <w:b w:val="0"/>
+                <w:sz w:val="16"/>
+              </w:rPr>
+              <w:t xml:space="preserve">    })</w:t>
+            </w:r>
+            <w:r>
+              <w:br/>
+            </w:r>
+            <w:r>
+              <w:rPr>
+                <w:rFonts w:ascii="Consolas" w:hAnsi="Consolas"/>
+                <w:b w:val="0"/>
+                <w:sz w:val="16"/>
+              </w:rPr>
+            </w:r>
+            <w:r>
+              <w:br/>
+            </w:r>
+            <w:r>
+              <w:rPr>
+                <w:rFonts w:ascii="Consolas" w:hAnsi="Consolas"/>
+                <w:b w:val="0"/>
+                <w:sz w:val="16"/>
+              </w:rPr>
+              <w:t>results_df = pd.DataFrame(results).sort_values("acuracia", ascending=False)</w:t>
+            </w:r>
+            <w:r>
+              <w:br/>
+            </w:r>
+            <w:r>
+              <w:rPr>
+                <w:rFonts w:ascii="Consolas" w:hAnsi="Consolas"/>
+                <w:b w:val="0"/>
+                <w:sz w:val="16"/>
+              </w:rPr>
+              <w:t>results_df["acuracia"] = results_df["acuracia"].map(lambda value: f"{value:.2%}")</w:t>
+            </w:r>
+            <w:r>
+              <w:br/>
+            </w:r>
+            <w:r>
+              <w:rPr>
+                <w:rFonts w:ascii="Consolas" w:hAnsi="Consolas"/>
+                <w:b w:val="0"/>
+                <w:sz w:val="16"/>
+              </w:rPr>
+              <w:t>display(results_df)</w:t>
+            </w:r>
+          </w:p>
+        </w:tc>
+      </w:tr>
+    </w:tbl>
+    <w:p/>
+    <w:tbl>
+      <w:tblPr>
+        <w:tblW w:type="auto" w:w="0"/>
+        <w:jc w:val="center"/>
+        <w:tblLook w:firstColumn="1" w:firstRow="1" w:lastColumn="0" w:lastRow="0" w:noHBand="0" w:noVBand="1" w:val="04A0"/>
+      </w:tblPr>
+      <w:tblGrid>
+        <w:gridCol w:w="9360"/>
+      </w:tblGrid>
+      <w:tr>
+        <w:tc>
+          <w:tcPr>
+            <w:tcW w:type="dxa" w:w="9360"/>
+            <w:shd w:fill="F7F7F7"/>
+            <w:tcMar>
+              <w:top w:w="120" w:type="dxa"/>
+              <w:start w:w="160" w:type="dxa"/>
+              <w:bottom w:w="120" w:type="dxa"/>
+              <w:end w:w="160" w:type="dxa"/>
+            </w:tcMar>
+          </w:tcPr>
+          <w:p>
+            <w:pPr>
+              <w:spacing w:after="0"/>
+            </w:pPr>
+            <w:r>
+              <w:rPr>
+                <w:rFonts w:ascii="Consolas" w:hAnsi="Consolas"/>
+                <w:b w:val="0"/>
+                <w:sz w:val="16"/>
+              </w:rPr>
+              <w:t>modelo  janela_treino acuracia  tn_baixa_correta  \</w:t>
+            </w:r>
+            <w:r>
+              <w:br/>
+            </w:r>
+            <w:r>
+              <w:rPr>
+                <w:rFonts w:ascii="Consolas" w:hAnsi="Consolas"/>
+                <w:b w:val="0"/>
+                <w:sz w:val="16"/>
+              </w:rPr>
+              <w:t xml:space="preserve">5  SVC - janela recente 150 pregoes            150   76.67%                16   </w:t>
+            </w:r>
+            <w:r>
+              <w:br/>
+            </w:r>
+            <w:r>
+              <w:rPr>
+                <w:rFonts w:ascii="Consolas" w:hAnsi="Consolas"/>
+                <w:b w:val="0"/>
+                <w:sz w:val="16"/>
+              </w:rPr>
+              <w:t xml:space="preserve">1       Baseline - ultima tendencia            564   60.00%                18   </w:t>
+            </w:r>
+            <w:r>
+              <w:br/>
+            </w:r>
+            <w:r>
+              <w:rPr>
+                <w:rFonts w:ascii="Consolas" w:hAnsi="Consolas"/>
+                <w:b w:val="0"/>
+                <w:sz w:val="16"/>
+              </w:rPr>
+              <w:t xml:space="preserve">3                     Random Forest            564   56.67%                13   </w:t>
+            </w:r>
+            <w:r>
+              <w:br/>
+            </w:r>
+            <w:r>
+              <w:rPr>
+                <w:rFonts w:ascii="Consolas" w:hAnsi="Consolas"/>
+                <w:b w:val="0"/>
+                <w:sz w:val="16"/>
+              </w:rPr>
+              <w:t xml:space="preserve">2               Regressao Logistica            564   53.33%                12   </w:t>
+            </w:r>
+            <w:r>
+              <w:br/>
+            </w:r>
+            <w:r>
+              <w:rPr>
+                <w:rFonts w:ascii="Consolas" w:hAnsi="Consolas"/>
+                <w:b w:val="0"/>
+                <w:sz w:val="16"/>
+              </w:rPr>
+              <w:t xml:space="preserve">4                 Gradient Boosting            564   43.33%                11   </w:t>
+            </w:r>
+            <w:r>
+              <w:br/>
+            </w:r>
+            <w:r>
+              <w:rPr>
+                <w:rFonts w:ascii="Consolas" w:hAnsi="Consolas"/>
+                <w:b w:val="0"/>
+                <w:sz w:val="16"/>
+              </w:rPr>
+              <w:t xml:space="preserve">0     Baseline - classe majoritaria            564   40.00%                 0   </w:t>
+            </w:r>
+            <w:r>
+              <w:br/>
+            </w:r>
+            <w:r>
+              <w:rPr>
+                <w:rFonts w:ascii="Consolas" w:hAnsi="Consolas"/>
+                <w:b w:val="0"/>
+                <w:sz w:val="16"/>
+              </w:rPr>
+            </w:r>
+            <w:r>
+              <w:br/>
+            </w:r>
+            <w:r>
+              <w:rPr>
+                <w:rFonts w:ascii="Consolas" w:hAnsi="Consolas"/>
+                <w:b w:val="0"/>
+                <w:sz w:val="16"/>
+              </w:rPr>
+              <w:t xml:space="preserve">   fp_alta_errada  fn_baixa_errada  tp_alta_correta  </w:t>
+            </w:r>
+            <w:r>
+              <w:br/>
+            </w:r>
+            <w:r>
+              <w:rPr>
+                <w:rFonts w:ascii="Consolas" w:hAnsi="Consolas"/>
+                <w:b w:val="0"/>
+                <w:sz w:val="16"/>
+              </w:rPr>
+              <w:t xml:space="preserve">5               2                5                7  </w:t>
+            </w:r>
+            <w:r>
+              <w:br/>
+            </w:r>
+            <w:r>
+              <w:rPr>
+                <w:rFonts w:ascii="Consolas" w:hAnsi="Consolas"/>
+                <w:b w:val="0"/>
+                <w:sz w:val="16"/>
+              </w:rPr>
+              <w:t xml:space="preserve">1               0               12                0  </w:t>
+            </w:r>
+            <w:r>
+              <w:br/>
+            </w:r>
+            <w:r>
+              <w:rPr>
+                <w:rFonts w:ascii="Consolas" w:hAnsi="Consolas"/>
+                <w:b w:val="0"/>
+                <w:sz w:val="16"/>
+              </w:rPr>
+              <w:t xml:space="preserve">3               5                8                4  </w:t>
+            </w:r>
+            <w:r>
+              <w:br/>
+            </w:r>
+            <w:r>
+              <w:rPr>
+                <w:rFonts w:ascii="Consolas" w:hAnsi="Consolas"/>
+                <w:b w:val="0"/>
+                <w:sz w:val="16"/>
+              </w:rPr>
+              <w:t xml:space="preserve">2               6                8                4  </w:t>
+            </w:r>
+            <w:r>
+              <w:br/>
+            </w:r>
+            <w:r>
+              <w:rPr>
+                <w:rFonts w:ascii="Consolas" w:hAnsi="Consolas"/>
+                <w:b w:val="0"/>
+                <w:sz w:val="16"/>
+              </w:rPr>
+              <w:t xml:space="preserve">4               7               10                2  </w:t>
+            </w:r>
+            <w:r>
+              <w:br/>
+            </w:r>
+            <w:r>
+              <w:rPr>
+                <w:rFonts w:ascii="Consolas" w:hAnsi="Consolas"/>
+                <w:b w:val="0"/>
+                <w:sz w:val="16"/>
+              </w:rPr>
+              <w:t>0              18                0               12</w:t>
+            </w:r>
+          </w:p>
+        </w:tc>
+      </w:tr>
+    </w:tbl>
+    <w:p/>
+    <w:tbl>
+      <w:tblPr>
+        <w:tblStyle w:val="TableGrid"/>
+        <w:tblW w:type="auto" w:w="0"/>
+        <w:jc w:val="center"/>
+        <w:tblLayout w:type="fixed"/>
+        <w:tblLook w:firstColumn="1" w:firstRow="1" w:lastColumn="0" w:lastRow="0" w:noHBand="0" w:noVBand="1" w:val="04A0"/>
+      </w:tblPr>
+      <w:tblGrid>
+        <w:gridCol w:w="3120"/>
+        <w:gridCol w:w="3120"/>
+        <w:gridCol w:w="3120"/>
+      </w:tblGrid>
+      <w:tr>
+        <w:tc>
+          <w:tcPr>
+            <w:tcW w:type="dxa" w:w="4752"/>
+            <w:shd w:fill="F2F4F7"/>
+            <w:tcMar>
+              <w:top w:w="80" w:type="dxa"/>
+              <w:start w:w="120" w:type="dxa"/>
+              <w:bottom w:w="80" w:type="dxa"/>
+              <w:end w:w="120" w:type="dxa"/>
+            </w:tcMar>
+            <w:vAlign w:val="center"/>
+          </w:tcPr>
+          <w:p>
+            <w:pPr>
+              <w:jc w:val="center"/>
+            </w:pPr>
+            <w:r>
+              <w:rPr>
+                <w:rFonts w:ascii="Calibri" w:hAnsi="Calibri"/>
+                <w:b/>
+                <w:color w:val="1F4D78"/>
+                <w:sz w:val="18"/>
+              </w:rPr>
+              <w:t>Modelo</w:t>
+            </w:r>
+          </w:p>
+        </w:tc>
+        <w:tc>
+          <w:tcPr>
+            <w:tcW w:type="dxa" w:w="1872"/>
+            <w:shd w:fill="F2F4F7"/>
+            <w:tcMar>
+              <w:top w:w="80" w:type="dxa"/>
+              <w:start w:w="120" w:type="dxa"/>
+              <w:bottom w:w="80" w:type="dxa"/>
+              <w:end w:w="120" w:type="dxa"/>
+            </w:tcMar>
+            <w:vAlign w:val="center"/>
+          </w:tcPr>
+          <w:p>
+            <w:pPr>
+              <w:jc w:val="center"/>
+            </w:pPr>
+            <w:r>
+              <w:rPr>
+                <w:rFonts w:ascii="Calibri" w:hAnsi="Calibri"/>
+                <w:b/>
+                <w:color w:val="1F4D78"/>
+                <w:sz w:val="18"/>
+              </w:rPr>
+              <w:t>Janela</w:t>
+            </w:r>
+          </w:p>
+        </w:tc>
+        <w:tc>
+          <w:tcPr>
+            <w:tcW w:type="dxa" w:w="2736"/>
+            <w:shd w:fill="F2F4F7"/>
+            <w:tcMar>
+              <w:top w:w="80" w:type="dxa"/>
+              <w:start w:w="120" w:type="dxa"/>
+              <w:bottom w:w="80" w:type="dxa"/>
+              <w:end w:w="120" w:type="dxa"/>
+            </w:tcMar>
+            <w:vAlign w:val="center"/>
+          </w:tcPr>
+          <w:p>
+            <w:pPr>
+              <w:jc w:val="center"/>
+            </w:pPr>
+            <w:r>
+              <w:rPr>
+                <w:rFonts w:ascii="Calibri" w:hAnsi="Calibri"/>
+                <w:b/>
+                <w:color w:val="1F4D78"/>
+                <w:sz w:val="18"/>
+              </w:rPr>
+              <w:t>Acuracia</w:t>
+            </w:r>
+          </w:p>
+        </w:tc>
+      </w:tr>
+      <w:tr>
+        <w:tc>
+          <w:tcPr>
+            <w:tcW w:type="dxa" w:w="4752"/>
+            <w:vAlign w:val="center"/>
+            <w:tcMar>
+              <w:top w:w="80" w:type="dxa"/>
+              <w:start w:w="120" w:type="dxa"/>
+              <w:bottom w:w="80" w:type="dxa"/>
+              <w:end w:w="120" w:type="dxa"/>
+            </w:tcMar>
+          </w:tcPr>
+          <w:p>
+            <w:pPr>
+              <w:jc w:val="left"/>
+            </w:pPr>
+            <w:r>
+              <w:rPr>
+                <w:rFonts w:ascii="Calibri" w:hAnsi="Calibri"/>
+                <w:b w:val="0"/>
+                <w:sz w:val="18"/>
+              </w:rPr>
+              <w:t>SVC - janela recente 150 pregoes</w:t>
+            </w:r>
+          </w:p>
+        </w:tc>
+        <w:tc>
+          <w:tcPr>
+            <w:tcW w:type="dxa" w:w="1872"/>
+            <w:vAlign w:val="center"/>
+            <w:tcMar>
+              <w:top w:w="80" w:type="dxa"/>
+              <w:start w:w="120" w:type="dxa"/>
+              <w:bottom w:w="80" w:type="dxa"/>
+              <w:end w:w="120" w:type="dxa"/>
+            </w:tcMar>
+          </w:tcPr>
+          <w:p>
+            <w:pPr>
+              <w:jc w:val="center"/>
+            </w:pPr>
+            <w:r>
+              <w:rPr>
+                <w:rFonts w:ascii="Calibri" w:hAnsi="Calibri"/>
+                <w:b w:val="0"/>
+                <w:sz w:val="18"/>
+              </w:rPr>
+              <w:t>150</w:t>
+            </w:r>
+          </w:p>
+        </w:tc>
+        <w:tc>
+          <w:tcPr>
+            <w:tcW w:type="dxa" w:w="2736"/>
+            <w:vAlign w:val="center"/>
+            <w:tcMar>
+              <w:top w:w="80" w:type="dxa"/>
+              <w:start w:w="120" w:type="dxa"/>
+              <w:bottom w:w="80" w:type="dxa"/>
+              <w:end w:w="120" w:type="dxa"/>
+            </w:tcMar>
+          </w:tcPr>
+          <w:p>
+            <w:pPr>
+              <w:jc w:val="center"/>
+            </w:pPr>
+            <w:r>
+              <w:rPr>
+                <w:rFonts w:ascii="Calibri" w:hAnsi="Calibri"/>
+                <w:b w:val="0"/>
+                <w:sz w:val="18"/>
+              </w:rPr>
+              <w:t>76,67%</w:t>
+            </w:r>
+          </w:p>
+        </w:tc>
+      </w:tr>
+      <w:tr>
+        <w:tc>
+          <w:tcPr>
+            <w:tcW w:type="dxa" w:w="4752"/>
+            <w:vAlign w:val="center"/>
+            <w:tcMar>
+              <w:top w:w="80" w:type="dxa"/>
+              <w:start w:w="120" w:type="dxa"/>
+              <w:bottom w:w="80" w:type="dxa"/>
+              <w:end w:w="120" w:type="dxa"/>
+            </w:tcMar>
+          </w:tcPr>
+          <w:p>
+            <w:pPr>
+              <w:jc w:val="left"/>
+            </w:pPr>
+            <w:r>
+              <w:rPr>
+                <w:rFonts w:ascii="Calibri" w:hAnsi="Calibri"/>
+                <w:b w:val="0"/>
+                <w:sz w:val="18"/>
+              </w:rPr>
+              <w:t>Baseline - ultima tendencia</w:t>
+            </w:r>
+          </w:p>
+        </w:tc>
+        <w:tc>
+          <w:tcPr>
+            <w:tcW w:type="dxa" w:w="1872"/>
+            <w:vAlign w:val="center"/>
+            <w:tcMar>
+              <w:top w:w="80" w:type="dxa"/>
+              <w:start w:w="120" w:type="dxa"/>
+              <w:bottom w:w="80" w:type="dxa"/>
+              <w:end w:w="120" w:type="dxa"/>
+            </w:tcMar>
+          </w:tcPr>
+          <w:p>
+            <w:pPr>
+              <w:jc w:val="center"/>
+            </w:pPr>
+            <w:r>
+              <w:rPr>
+                <w:rFonts w:ascii="Calibri" w:hAnsi="Calibri"/>
+                <w:b w:val="0"/>
+                <w:sz w:val="18"/>
+              </w:rPr>
+              <w:t>564</w:t>
+            </w:r>
+          </w:p>
+        </w:tc>
+        <w:tc>
+          <w:tcPr>
+            <w:tcW w:type="dxa" w:w="2736"/>
+            <w:vAlign w:val="center"/>
+            <w:tcMar>
+              <w:top w:w="80" w:type="dxa"/>
+              <w:start w:w="120" w:type="dxa"/>
+              <w:bottom w:w="80" w:type="dxa"/>
+              <w:end w:w="120" w:type="dxa"/>
+            </w:tcMar>
+          </w:tcPr>
+          <w:p>
+            <w:pPr>
+              <w:jc w:val="center"/>
+            </w:pPr>
+            <w:r>
+              <w:rPr>
+                <w:rFonts w:ascii="Calibri" w:hAnsi="Calibri"/>
+                <w:b w:val="0"/>
+                <w:sz w:val="18"/>
+              </w:rPr>
+              <w:t>60,00%</w:t>
+            </w:r>
+          </w:p>
+        </w:tc>
+      </w:tr>
+      <w:tr>
+        <w:tc>
+          <w:tcPr>
+            <w:tcW w:type="dxa" w:w="4752"/>
+            <w:vAlign w:val="center"/>
+            <w:tcMar>
+              <w:top w:w="80" w:type="dxa"/>
+              <w:start w:w="120" w:type="dxa"/>
+              <w:bottom w:w="80" w:type="dxa"/>
+              <w:end w:w="120" w:type="dxa"/>
+            </w:tcMar>
+          </w:tcPr>
+          <w:p>
+            <w:pPr>
+              <w:jc w:val="center"/>
+            </w:pPr>
+            <w:r>
+              <w:rPr>
+                <w:rFonts w:ascii="Calibri" w:hAnsi="Calibri"/>
+                <w:b w:val="0"/>
+                <w:sz w:val="18"/>
+              </w:rPr>
+              <w:t>Random Forest</w:t>
+            </w:r>
+          </w:p>
+        </w:tc>
+        <w:tc>
+          <w:tcPr>
+            <w:tcW w:type="dxa" w:w="1872"/>
+            <w:vAlign w:val="center"/>
+            <w:tcMar>
+              <w:top w:w="80" w:type="dxa"/>
+              <w:start w:w="120" w:type="dxa"/>
+              <w:bottom w:w="80" w:type="dxa"/>
+              <w:end w:w="120" w:type="dxa"/>
+            </w:tcMar>
+          </w:tcPr>
+          <w:p>
+            <w:pPr>
+              <w:jc w:val="center"/>
+            </w:pPr>
+            <w:r>
+              <w:rPr>
+                <w:rFonts w:ascii="Calibri" w:hAnsi="Calibri"/>
+                <w:b w:val="0"/>
+                <w:sz w:val="18"/>
+              </w:rPr>
+              <w:t>564</w:t>
+            </w:r>
+          </w:p>
+        </w:tc>
+        <w:tc>
+          <w:tcPr>
+            <w:tcW w:type="dxa" w:w="2736"/>
+            <w:vAlign w:val="center"/>
+            <w:tcMar>
+              <w:top w:w="80" w:type="dxa"/>
+              <w:start w:w="120" w:type="dxa"/>
+              <w:bottom w:w="80" w:type="dxa"/>
+              <w:end w:w="120" w:type="dxa"/>
+            </w:tcMar>
+          </w:tcPr>
+          <w:p>
+            <w:pPr>
+              <w:jc w:val="center"/>
+            </w:pPr>
+            <w:r>
+              <w:rPr>
+                <w:rFonts w:ascii="Calibri" w:hAnsi="Calibri"/>
+                <w:b w:val="0"/>
+                <w:sz w:val="18"/>
+              </w:rPr>
+              <w:t>56,67%</w:t>
+            </w:r>
+          </w:p>
+        </w:tc>
+      </w:tr>
+      <w:tr>
+        <w:tc>
+          <w:tcPr>
+            <w:tcW w:type="dxa" w:w="4752"/>
+            <w:vAlign w:val="center"/>
+            <w:tcMar>
+              <w:top w:w="80" w:type="dxa"/>
+              <w:start w:w="120" w:type="dxa"/>
+              <w:bottom w:w="80" w:type="dxa"/>
+              <w:end w:w="120" w:type="dxa"/>
+            </w:tcMar>
+          </w:tcPr>
+          <w:p>
+            <w:pPr>
+              <w:jc w:val="left"/>
+            </w:pPr>
+            <w:r>
+              <w:rPr>
+                <w:rFonts w:ascii="Calibri" w:hAnsi="Calibri"/>
+                <w:b w:val="0"/>
+                <w:sz w:val="18"/>
+              </w:rPr>
+              <w:t>Regressao Logistica</w:t>
+            </w:r>
+          </w:p>
+        </w:tc>
+        <w:tc>
+          <w:tcPr>
+            <w:tcW w:type="dxa" w:w="1872"/>
+            <w:vAlign w:val="center"/>
+            <w:tcMar>
+              <w:top w:w="80" w:type="dxa"/>
+              <w:start w:w="120" w:type="dxa"/>
+              <w:bottom w:w="80" w:type="dxa"/>
+              <w:end w:w="120" w:type="dxa"/>
+            </w:tcMar>
+          </w:tcPr>
+          <w:p>
+            <w:pPr>
+              <w:jc w:val="center"/>
+            </w:pPr>
+            <w:r>
+              <w:rPr>
+                <w:rFonts w:ascii="Calibri" w:hAnsi="Calibri"/>
+                <w:b w:val="0"/>
+                <w:sz w:val="18"/>
+              </w:rPr>
+              <w:t>564</w:t>
+            </w:r>
+          </w:p>
+        </w:tc>
+        <w:tc>
+          <w:tcPr>
+            <w:tcW w:type="dxa" w:w="2736"/>
+            <w:vAlign w:val="center"/>
+            <w:tcMar>
+              <w:top w:w="80" w:type="dxa"/>
+              <w:start w:w="120" w:type="dxa"/>
+              <w:bottom w:w="80" w:type="dxa"/>
+              <w:end w:w="120" w:type="dxa"/>
+            </w:tcMar>
+          </w:tcPr>
+          <w:p>
+            <w:pPr>
+              <w:jc w:val="center"/>
+            </w:pPr>
+            <w:r>
+              <w:rPr>
+                <w:rFonts w:ascii="Calibri" w:hAnsi="Calibri"/>
+                <w:b w:val="0"/>
+                <w:sz w:val="18"/>
+              </w:rPr>
+              <w:t>53,33%</w:t>
+            </w:r>
+          </w:p>
+        </w:tc>
+      </w:tr>
+      <w:tr>
+        <w:tc>
+          <w:tcPr>
+            <w:tcW w:type="dxa" w:w="4752"/>
+            <w:vAlign w:val="center"/>
+            <w:tcMar>
+              <w:top w:w="80" w:type="dxa"/>
+              <w:start w:w="120" w:type="dxa"/>
+              <w:bottom w:w="80" w:type="dxa"/>
+              <w:end w:w="120" w:type="dxa"/>
+            </w:tcMar>
+          </w:tcPr>
+          <w:p>
+            <w:pPr>
+              <w:jc w:val="left"/>
+            </w:pPr>
+            <w:r>
+              <w:rPr>
+                <w:rFonts w:ascii="Calibri" w:hAnsi="Calibri"/>
+                <w:b w:val="0"/>
+                <w:sz w:val="18"/>
+              </w:rPr>
+              <w:t>Gradient Boosting</w:t>
+            </w:r>
+          </w:p>
+        </w:tc>
+        <w:tc>
+          <w:tcPr>
+            <w:tcW w:type="dxa" w:w="1872"/>
+            <w:vAlign w:val="center"/>
+            <w:tcMar>
+              <w:top w:w="80" w:type="dxa"/>
+              <w:start w:w="120" w:type="dxa"/>
+              <w:bottom w:w="80" w:type="dxa"/>
+              <w:end w:w="120" w:type="dxa"/>
+            </w:tcMar>
+          </w:tcPr>
+          <w:p>
+            <w:pPr>
+              <w:jc w:val="center"/>
+            </w:pPr>
+            <w:r>
+              <w:rPr>
+                <w:rFonts w:ascii="Calibri" w:hAnsi="Calibri"/>
+                <w:b w:val="0"/>
+                <w:sz w:val="18"/>
+              </w:rPr>
+              <w:t>564</w:t>
+            </w:r>
+          </w:p>
+        </w:tc>
+        <w:tc>
+          <w:tcPr>
+            <w:tcW w:type="dxa" w:w="2736"/>
+            <w:vAlign w:val="center"/>
+            <w:tcMar>
+              <w:top w:w="80" w:type="dxa"/>
+              <w:start w:w="120" w:type="dxa"/>
+              <w:bottom w:w="80" w:type="dxa"/>
+              <w:end w:w="120" w:type="dxa"/>
+            </w:tcMar>
+          </w:tcPr>
+          <w:p>
+            <w:pPr>
+              <w:jc w:val="center"/>
+            </w:pPr>
+            <w:r>
+              <w:rPr>
+                <w:rFonts w:ascii="Calibri" w:hAnsi="Calibri"/>
+                <w:b w:val="0"/>
+                <w:sz w:val="18"/>
+              </w:rPr>
+              <w:t>43,33%</w:t>
+            </w:r>
+          </w:p>
+        </w:tc>
+      </w:tr>
+      <w:tr>
+        <w:tc>
+          <w:tcPr>
+            <w:tcW w:type="dxa" w:w="4752"/>
+            <w:vAlign w:val="center"/>
+            <w:tcMar>
+              <w:top w:w="80" w:type="dxa"/>
+              <w:start w:w="120" w:type="dxa"/>
+              <w:bottom w:w="80" w:type="dxa"/>
+              <w:end w:w="120" w:type="dxa"/>
+            </w:tcMar>
+          </w:tcPr>
+          <w:p>
+            <w:pPr>
+              <w:jc w:val="left"/>
+            </w:pPr>
+            <w:r>
+              <w:rPr>
+                <w:rFonts w:ascii="Calibri" w:hAnsi="Calibri"/>
+                <w:b w:val="0"/>
+                <w:sz w:val="18"/>
+              </w:rPr>
+              <w:t>Baseline - classe majoritaria</w:t>
+            </w:r>
+          </w:p>
+        </w:tc>
+        <w:tc>
+          <w:tcPr>
+            <w:tcW w:type="dxa" w:w="1872"/>
+            <w:vAlign w:val="center"/>
+            <w:tcMar>
+              <w:top w:w="80" w:type="dxa"/>
+              <w:start w:w="120" w:type="dxa"/>
+              <w:bottom w:w="80" w:type="dxa"/>
+              <w:end w:w="120" w:type="dxa"/>
+            </w:tcMar>
+          </w:tcPr>
+          <w:p>
+            <w:pPr>
+              <w:jc w:val="center"/>
+            </w:pPr>
+            <w:r>
+              <w:rPr>
+                <w:rFonts w:ascii="Calibri" w:hAnsi="Calibri"/>
+                <w:b w:val="0"/>
+                <w:sz w:val="18"/>
+              </w:rPr>
+              <w:t>564</w:t>
+            </w:r>
+          </w:p>
+        </w:tc>
+        <w:tc>
+          <w:tcPr>
+            <w:tcW w:type="dxa" w:w="2736"/>
+            <w:vAlign w:val="center"/>
+            <w:tcMar>
+              <w:top w:w="80" w:type="dxa"/>
+              <w:start w:w="120" w:type="dxa"/>
+              <w:bottom w:w="80" w:type="dxa"/>
+              <w:end w:w="120" w:type="dxa"/>
+            </w:tcMar>
+          </w:tcPr>
+          <w:p>
+            <w:pPr>
+              <w:jc w:val="center"/>
+            </w:pPr>
+            <w:r>
+              <w:rPr>
+                <w:rFonts w:ascii="Calibri" w:hAnsi="Calibri"/>
+                <w:b w:val="0"/>
+                <w:sz w:val="18"/>
+              </w:rPr>
+              <w:t>40,00%</w:t>
+            </w:r>
+          </w:p>
+        </w:tc>
+      </w:tr>
+    </w:tbl>
+    <w:p/>
+    <w:p>
+      <w:pPr>
+        <w:pStyle w:val="Heading1"/>
+        <w:spacing w:before="240" w:after="120"/>
+      </w:pPr>
+      <w:r>
+        <w:rPr>
+          <w:rFonts w:ascii="Calibri" w:hAnsi="Calibri"/>
+          <w:b/>
+          <w:color w:val="2E74B5"/>
+          <w:sz w:val="32"/>
+        </w:rPr>
+        <w:t>Etapa 7 - Resultado Final e Interpretacao</w:t>
+      </w:r>
+    </w:p>
+    <w:tbl>
+      <w:tblPr>
+        <w:tblW w:type="auto" w:w="0"/>
+        <w:jc w:val="center"/>
+        <w:tblLook w:firstColumn="1" w:firstRow="1" w:lastColumn="0" w:lastRow="0" w:noHBand="0" w:noVBand="1" w:val="04A0"/>
+      </w:tblPr>
+      <w:tblGrid>
+        <w:gridCol w:w="9360"/>
+      </w:tblGrid>
+      <w:tr>
+        <w:tc>
+          <w:tcPr>
+            <w:tcW w:type="dxa" w:w="9360"/>
+            <w:shd w:fill="F7F7F7"/>
+            <w:tcMar>
+              <w:top w:w="120" w:type="dxa"/>
+              <w:start w:w="160" w:type="dxa"/>
+              <w:bottom w:w="120" w:type="dxa"/>
+              <w:end w:w="160" w:type="dxa"/>
+            </w:tcMar>
+          </w:tcPr>
+          <w:p>
+            <w:pPr>
+              <w:spacing w:after="0"/>
+            </w:pPr>
+            <w:r>
+              <w:rPr>
+                <w:rFonts w:ascii="Consolas" w:hAnsi="Consolas"/>
+                <w:b w:val="0"/>
+                <w:sz w:val="16"/>
+              </w:rPr>
+              <w:t>final_model_name = "SVC - janela recente 150 pregoes"</w:t>
+            </w:r>
+            <w:r>
+              <w:br/>
+            </w:r>
+            <w:r>
+              <w:rPr>
+                <w:rFonts w:ascii="Consolas" w:hAnsi="Consolas"/>
+                <w:b w:val="0"/>
+                <w:sz w:val="16"/>
+              </w:rPr>
+              <w:t>final_pred = predictions[final_model_name]</w:t>
+            </w:r>
+            <w:r>
+              <w:br/>
+            </w:r>
+            <w:r>
+              <w:rPr>
+                <w:rFonts w:ascii="Consolas" w:hAnsi="Consolas"/>
+                <w:b w:val="0"/>
+                <w:sz w:val="16"/>
+              </w:rPr>
+            </w:r>
+            <w:r>
+              <w:br/>
+            </w:r>
+            <w:r>
+              <w:rPr>
+                <w:rFonts w:ascii="Consolas" w:hAnsi="Consolas"/>
+                <w:b w:val="0"/>
+                <w:sz w:val="16"/>
+              </w:rPr>
+              <w:t>print("Modelo final:", final_model_name)</w:t>
+            </w:r>
+            <w:r>
+              <w:br/>
+            </w:r>
+            <w:r>
+              <w:rPr>
+                <w:rFonts w:ascii="Consolas" w:hAnsi="Consolas"/>
+                <w:b w:val="0"/>
+                <w:sz w:val="16"/>
+              </w:rPr>
+              <w:t>print("Acuracia final:", f"{accuracy_score(y_test, final_pred):.2%}")</w:t>
+            </w:r>
+            <w:r>
+              <w:br/>
+            </w:r>
+            <w:r>
+              <w:rPr>
+                <w:rFonts w:ascii="Consolas" w:hAnsi="Consolas"/>
+                <w:b w:val="0"/>
+                <w:sz w:val="16"/>
+              </w:rPr>
+              <w:t>print()</w:t>
+            </w:r>
+            <w:r>
+              <w:br/>
+            </w:r>
+            <w:r>
+              <w:rPr>
+                <w:rFonts w:ascii="Consolas" w:hAnsi="Consolas"/>
+                <w:b w:val="0"/>
+                <w:sz w:val="16"/>
+              </w:rPr>
+              <w:t>print(classification_report(y_test, final_pred, target_names=["Baixa/igual", "Alta"], zero_division=0))</w:t>
+            </w:r>
+            <w:r>
+              <w:br/>
+            </w:r>
+            <w:r>
+              <w:rPr>
+                <w:rFonts w:ascii="Consolas" w:hAnsi="Consolas"/>
+                <w:b w:val="0"/>
+                <w:sz w:val="16"/>
+              </w:rPr>
+            </w:r>
+            <w:r>
+              <w:br/>
+            </w:r>
+            <w:r>
+              <w:rPr>
+                <w:rFonts w:ascii="Consolas" w:hAnsi="Consolas"/>
+                <w:b w:val="0"/>
+                <w:sz w:val="16"/>
+              </w:rPr>
+              <w:t>ConfusionMatrixDisplay.from_predictions(</w:t>
+            </w:r>
+            <w:r>
+              <w:br/>
+            </w:r>
+            <w:r>
+              <w:rPr>
+                <w:rFonts w:ascii="Consolas" w:hAnsi="Consolas"/>
+                <w:b w:val="0"/>
+                <w:sz w:val="16"/>
+              </w:rPr>
+              <w:t xml:space="preserve">    y_test,</w:t>
+            </w:r>
+            <w:r>
+              <w:br/>
+            </w:r>
+            <w:r>
+              <w:rPr>
+                <w:rFonts w:ascii="Consolas" w:hAnsi="Consolas"/>
+                <w:b w:val="0"/>
+                <w:sz w:val="16"/>
+              </w:rPr>
+              <w:t xml:space="preserve">    final_pred,</w:t>
+            </w:r>
+            <w:r>
+              <w:br/>
+            </w:r>
+            <w:r>
+              <w:rPr>
+                <w:rFonts w:ascii="Consolas" w:hAnsi="Consolas"/>
+                <w:b w:val="0"/>
+                <w:sz w:val="16"/>
+              </w:rPr>
+              <w:t xml:space="preserve">    display_labels=["Baixa/igual", "Alta"],</w:t>
+            </w:r>
+            <w:r>
+              <w:br/>
+            </w:r>
+            <w:r>
+              <w:rPr>
+                <w:rFonts w:ascii="Consolas" w:hAnsi="Consolas"/>
+                <w:b w:val="0"/>
+                <w:sz w:val="16"/>
+              </w:rPr>
+              <w:t xml:space="preserve">    cmap="Blues",</w:t>
+            </w:r>
+            <w:r>
+              <w:br/>
+            </w:r>
+            <w:r>
+              <w:rPr>
+                <w:rFonts w:ascii="Consolas" w:hAnsi="Consolas"/>
+                <w:b w:val="0"/>
+                <w:sz w:val="16"/>
+              </w:rPr>
+              <w:t xml:space="preserve">    colorbar=False,</w:t>
+            </w:r>
+            <w:r>
+              <w:br/>
+            </w:r>
+            <w:r>
+              <w:rPr>
+                <w:rFonts w:ascii="Consolas" w:hAnsi="Consolas"/>
+                <w:b w:val="0"/>
+                <w:sz w:val="16"/>
+              </w:rPr>
+              <w:t>)</w:t>
+            </w:r>
+            <w:r>
+              <w:br/>
+            </w:r>
+            <w:r>
+              <w:rPr>
+                <w:rFonts w:ascii="Consolas" w:hAnsi="Consolas"/>
+                <w:b w:val="0"/>
+                <w:sz w:val="16"/>
+              </w:rPr>
+              <w:t>plt.title("Matriz de confusao - modelo final")</w:t>
+            </w:r>
+            <w:r>
+              <w:br/>
+            </w:r>
+            <w:r>
+              <w:rPr>
+                <w:rFonts w:ascii="Consolas" w:hAnsi="Consolas"/>
+                <w:b w:val="0"/>
+                <w:sz w:val="16"/>
+              </w:rPr>
+              <w:t>plt.show()</w:t>
+            </w:r>
+          </w:p>
+        </w:tc>
+      </w:tr>
+    </w:tbl>
+    <w:p/>
+    <w:tbl>
+      <w:tblPr>
+        <w:tblW w:type="auto" w:w="0"/>
+        <w:jc w:val="center"/>
+        <w:tblLook w:firstColumn="1" w:firstRow="1" w:lastColumn="0" w:lastRow="0" w:noHBand="0" w:noVBand="1" w:val="04A0"/>
+      </w:tblPr>
+      <w:tblGrid>
+        <w:gridCol w:w="9360"/>
+      </w:tblGrid>
+      <w:tr>
+        <w:tc>
+          <w:tcPr>
+            <w:tcW w:type="dxa" w:w="9360"/>
+            <w:shd w:fill="F7F7F7"/>
+            <w:tcMar>
+              <w:top w:w="120" w:type="dxa"/>
+              <w:start w:w="160" w:type="dxa"/>
+              <w:bottom w:w="120" w:type="dxa"/>
+              <w:end w:w="160" w:type="dxa"/>
+            </w:tcMar>
+          </w:tcPr>
+          <w:p>
+            <w:pPr>
+              <w:spacing w:after="0"/>
+            </w:pPr>
+            <w:r>
+              <w:rPr>
+                <w:rFonts w:ascii="Consolas" w:hAnsi="Consolas"/>
+                <w:b w:val="0"/>
+                <w:sz w:val="16"/>
+              </w:rPr>
+              <w:t>Modelo final: SVC - janela recente 150 pregoes</w:t>
+            </w:r>
+            <w:r>
+              <w:br/>
+            </w:r>
+            <w:r>
+              <w:rPr>
+                <w:rFonts w:ascii="Consolas" w:hAnsi="Consolas"/>
+                <w:b w:val="0"/>
+                <w:sz w:val="16"/>
+              </w:rPr>
+              <w:t>Acuracia final: 76.67%</w:t>
+            </w:r>
+            <w:r>
+              <w:br/>
+            </w:r>
+            <w:r>
+              <w:rPr>
+                <w:rFonts w:ascii="Consolas" w:hAnsi="Consolas"/>
+                <w:b w:val="0"/>
+                <w:sz w:val="16"/>
+              </w:rPr>
+            </w:r>
+            <w:r>
+              <w:br/>
+            </w:r>
+            <w:r>
+              <w:rPr>
+                <w:rFonts w:ascii="Consolas" w:hAnsi="Consolas"/>
+                <w:b w:val="0"/>
+                <w:sz w:val="16"/>
+              </w:rPr>
+              <w:t xml:space="preserve">              precision    recall  f1-score   support</w:t>
+            </w:r>
+            <w:r>
+              <w:br/>
+            </w:r>
+            <w:r>
+              <w:rPr>
+                <w:rFonts w:ascii="Consolas" w:hAnsi="Consolas"/>
+                <w:b w:val="0"/>
+                <w:sz w:val="16"/>
+              </w:rPr>
+            </w:r>
+            <w:r>
+              <w:br/>
+            </w:r>
+            <w:r>
+              <w:rPr>
+                <w:rFonts w:ascii="Consolas" w:hAnsi="Consolas"/>
+                <w:b w:val="0"/>
+                <w:sz w:val="16"/>
+              </w:rPr>
+              <w:t xml:space="preserve"> Baixa/igual       0.76      0.89      0.82        18</w:t>
+            </w:r>
+            <w:r>
+              <w:br/>
+            </w:r>
+            <w:r>
+              <w:rPr>
+                <w:rFonts w:ascii="Consolas" w:hAnsi="Consolas"/>
+                <w:b w:val="0"/>
+                <w:sz w:val="16"/>
+              </w:rPr>
+              <w:t xml:space="preserve">        Alta       0.78      0.58      0.67        12</w:t>
+            </w:r>
+            <w:r>
+              <w:br/>
+            </w:r>
+            <w:r>
+              <w:rPr>
+                <w:rFonts w:ascii="Consolas" w:hAnsi="Consolas"/>
+                <w:b w:val="0"/>
+                <w:sz w:val="16"/>
+              </w:rPr>
+            </w:r>
+            <w:r>
+              <w:br/>
+            </w:r>
+            <w:r>
+              <w:rPr>
+                <w:rFonts w:ascii="Consolas" w:hAnsi="Consolas"/>
+                <w:b w:val="0"/>
+                <w:sz w:val="16"/>
+              </w:rPr>
+              <w:t xml:space="preserve">    accuracy                           0.77        30</w:t>
+            </w:r>
+            <w:r>
+              <w:br/>
+            </w:r>
+            <w:r>
+              <w:rPr>
+                <w:rFonts w:ascii="Consolas" w:hAnsi="Consolas"/>
+                <w:b w:val="0"/>
+                <w:sz w:val="16"/>
+              </w:rPr>
+              <w:t xml:space="preserve">   macro avg       0.77      0.74      0.74        30</w:t>
+            </w:r>
+            <w:r>
+              <w:br/>
+            </w:r>
+            <w:r>
+              <w:rPr>
+                <w:rFonts w:ascii="Consolas" w:hAnsi="Consolas"/>
+                <w:b w:val="0"/>
+                <w:sz w:val="16"/>
+              </w:rPr>
+              <w:t>weighted avg       0.77      0.77      0.76        30</w:t>
+            </w:r>
+            <w:r>
+              <w:br/>
+            </w:r>
+            <w:r>
+              <w:rPr>
+                <w:rFonts w:ascii="Consolas" w:hAnsi="Consolas"/>
+                <w:b w:val="0"/>
+                <w:sz w:val="16"/>
+              </w:rPr>
+            </w:r>
+            <w:r>
+              <w:br/>
+            </w:r>
+            <w:r>
+              <w:rPr>
+                <w:rFonts w:ascii="Consolas" w:hAnsi="Consolas"/>
+                <w:b w:val="0"/>
+                <w:sz w:val="16"/>
+              </w:rPr>
+            </w:r>
+            <w:r>
+              <w:br/>
+            </w:r>
+            <w:r>
+              <w:rPr>
+                <w:rFonts w:ascii="Consolas" w:hAnsi="Consolas"/>
+                <w:b w:val="0"/>
+                <w:sz w:val="16"/>
+              </w:rPr>
+              <w:t>&lt;Figure size 640x480 with 1 Axes&gt;</w:t>
+            </w:r>
+          </w:p>
+        </w:tc>
+      </w:tr>
+    </w:tbl>
+    <w:p/>
+    <w:p>
+      <w:pPr>
+        <w:jc w:val="center"/>
+      </w:pPr>
+      <w:r>
+        <w:drawing>
+          <wp:inline xmlns:a="http://schemas.openxmlformats.org/drawingml/2006/main" xmlns:pic="http://schemas.openxmlformats.org/drawingml/2006/picture">
+            <wp:extent cx="5669280" cy="5136745"/>
+            <wp:docPr id="3" name="Picture 3"/>
+            <wp:cNvGraphicFramePr>
+              <a:graphicFrameLocks noChangeAspect="1"/>
+            </wp:cNvGraphicFramePr>
+            <a:graphic>
+              <a:graphicData uri="http://schemas.openxmlformats.org/drawingml/2006/picture">
+                <pic:pic>
+                  <pic:nvPicPr>
+                    <pic:cNvPr id="0" name="figura_matriz_confusao.png"/>
+                    <pic:cNvPicPr/>
+                  </pic:nvPicPr>
+                  <pic:blipFill>
+                    <a:blip r:embed="rId12"/>
+                    <a:stretch>
+                      <a:fillRect/>
+                    </a:stretch>
+                  </pic:blipFill>
+                  <pic:spPr>
+                    <a:xfrm>
+                      <a:off x="0" y="0"/>
+                      <a:ext cx="5669280" cy="5136745"/>
+                    </a:xfrm>
+                    <a:prstGeom prst="rect"/>
+                  </pic:spPr>
+                </pic:pic>
+              </a:graphicData>
+            </a:graphic>
+          </wp:inline>
+        </w:drawing>
+      </w:r>
+    </w:p>
+    <w:p>
+      <w:pPr>
+        <w:jc w:val="center"/>
+      </w:pPr>
+      <w:r>
+        <w:rPr>
+          <w:rFonts w:ascii="Calibri" w:hAnsi="Calibri"/>
+          <w:b w:val="0"/>
+          <w:color w:val="666666"/>
+          <w:sz w:val="18"/>
+        </w:rPr>
+        <w:t>Figura 3 - Matriz de confusao do modelo final.</w:t>
+      </w:r>
+    </w:p>
+    <w:tbl>
+      <w:tblPr>
+        <w:tblStyle w:val="TableGrid"/>
+        <w:tblW w:type="auto" w:w="0"/>
+        <w:jc w:val="center"/>
+        <w:tblLayout w:type="fixed"/>
+        <w:tblLook w:firstColumn="1" w:firstRow="1" w:lastColumn="0" w:lastRow="0" w:noHBand="0" w:noVBand="1" w:val="04A0"/>
+      </w:tblPr>
+      <w:tblGrid>
+        <w:gridCol w:w="4680"/>
+        <w:gridCol w:w="4680"/>
+      </w:tblGrid>
+      <w:tr>
+        <w:tc>
+          <w:tcPr>
+            <w:tcW w:type="dxa" w:w="3600"/>
+            <w:shd w:fill="F2F4F7"/>
+            <w:tcMar>
+              <w:top w:w="80" w:type="dxa"/>
+              <w:start w:w="120" w:type="dxa"/>
+              <w:bottom w:w="80" w:type="dxa"/>
+              <w:end w:w="120" w:type="dxa"/>
+            </w:tcMar>
+            <w:vAlign w:val="center"/>
+          </w:tcPr>
+          <w:p>
+            <w:pPr>
+              <w:jc w:val="center"/>
+            </w:pPr>
+            <w:r>
+              <w:rPr>
+                <w:rFonts w:ascii="Calibri" w:hAnsi="Calibri"/>
+                <w:b/>
+                <w:color w:val="1F4D78"/>
+                <w:sz w:val="18"/>
+              </w:rPr>
+              <w:t>Metrica</w:t>
+            </w:r>
+          </w:p>
+        </w:tc>
+        <w:tc>
+          <w:tcPr>
+            <w:tcW w:type="dxa" w:w="5760"/>
+            <w:shd w:fill="F2F4F7"/>
+            <w:tcMar>
+              <w:top w:w="80" w:type="dxa"/>
+              <w:start w:w="120" w:type="dxa"/>
+              <w:bottom w:w="80" w:type="dxa"/>
+              <w:end w:w="120" w:type="dxa"/>
+            </w:tcMar>
+            <w:vAlign w:val="center"/>
+          </w:tcPr>
+          <w:p>
+            <w:pPr>
+              <w:jc w:val="center"/>
+            </w:pPr>
+            <w:r>
+              <w:rPr>
+                <w:rFonts w:ascii="Calibri" w:hAnsi="Calibri"/>
+                <w:b/>
+                <w:color w:val="1F4D78"/>
+                <w:sz w:val="18"/>
+              </w:rPr>
+              <w:t>Valor</w:t>
+            </w:r>
+          </w:p>
+        </w:tc>
+      </w:tr>
+      <w:tr>
+        <w:tc>
+          <w:tcPr>
+            <w:tcW w:type="dxa" w:w="3600"/>
+            <w:vAlign w:val="center"/>
+            <w:tcMar>
+              <w:top w:w="80" w:type="dxa"/>
+              <w:start w:w="120" w:type="dxa"/>
+              <w:bottom w:w="80" w:type="dxa"/>
+              <w:end w:w="120" w:type="dxa"/>
+            </w:tcMar>
+          </w:tcPr>
+          <w:p>
+            <w:pPr>
+              <w:jc w:val="center"/>
+            </w:pPr>
+            <w:r>
+              <w:rPr>
+                <w:rFonts w:ascii="Calibri" w:hAnsi="Calibri"/>
+                <w:b w:val="0"/>
+                <w:sz w:val="18"/>
+              </w:rPr>
+              <w:t>Acuracia final</w:t>
+            </w:r>
+          </w:p>
+        </w:tc>
+        <w:tc>
+          <w:tcPr>
+            <w:tcW w:type="dxa" w:w="5760"/>
+            <w:vAlign w:val="center"/>
+            <w:tcMar>
+              <w:top w:w="80" w:type="dxa"/>
+              <w:start w:w="120" w:type="dxa"/>
+              <w:bottom w:w="80" w:type="dxa"/>
+              <w:end w:w="120" w:type="dxa"/>
+            </w:tcMar>
+          </w:tcPr>
+          <w:p>
+            <w:pPr>
+              <w:jc w:val="center"/>
+            </w:pPr>
+            <w:r>
+              <w:rPr>
+                <w:rFonts w:ascii="Calibri" w:hAnsi="Calibri"/>
+                <w:b w:val="0"/>
+                <w:sz w:val="18"/>
+              </w:rPr>
+              <w:t>76,67%</w:t>
+            </w:r>
+          </w:p>
+        </w:tc>
+      </w:tr>
+      <w:tr>
+        <w:tc>
+          <w:tcPr>
+            <w:tcW w:type="dxa" w:w="3600"/>
+            <w:vAlign w:val="center"/>
+            <w:tcMar>
+              <w:top w:w="80" w:type="dxa"/>
+              <w:start w:w="120" w:type="dxa"/>
+              <w:bottom w:w="80" w:type="dxa"/>
+              <w:end w:w="120" w:type="dxa"/>
+            </w:tcMar>
+          </w:tcPr>
+          <w:p>
+            <w:pPr>
+              <w:jc w:val="left"/>
+            </w:pPr>
+            <w:r>
+              <w:rPr>
+                <w:rFonts w:ascii="Calibri" w:hAnsi="Calibri"/>
+                <w:b w:val="0"/>
+                <w:sz w:val="18"/>
+              </w:rPr>
+              <w:t>Acertos no teste</w:t>
+            </w:r>
+          </w:p>
+        </w:tc>
+        <w:tc>
+          <w:tcPr>
+            <w:tcW w:type="dxa" w:w="5760"/>
+            <w:vAlign w:val="center"/>
+            <w:tcMar>
+              <w:top w:w="80" w:type="dxa"/>
+              <w:start w:w="120" w:type="dxa"/>
+              <w:bottom w:w="80" w:type="dxa"/>
+              <w:end w:w="120" w:type="dxa"/>
+            </w:tcMar>
+          </w:tcPr>
+          <w:p>
+            <w:pPr>
+              <w:jc w:val="left"/>
+            </w:pPr>
+            <w:r>
+              <w:rPr>
+                <w:rFonts w:ascii="Calibri" w:hAnsi="Calibri"/>
+                <w:b w:val="0"/>
+                <w:sz w:val="18"/>
+              </w:rPr>
+              <w:t>23 de 30 pregoes</w:t>
+            </w:r>
+          </w:p>
+        </w:tc>
+      </w:tr>
+      <w:tr>
+        <w:tc>
+          <w:tcPr>
+            <w:tcW w:type="dxa" w:w="3600"/>
+            <w:vAlign w:val="center"/>
+            <w:tcMar>
+              <w:top w:w="80" w:type="dxa"/>
+              <w:start w:w="120" w:type="dxa"/>
+              <w:bottom w:w="80" w:type="dxa"/>
+              <w:end w:w="120" w:type="dxa"/>
+            </w:tcMar>
+          </w:tcPr>
+          <w:p>
+            <w:pPr>
+              <w:jc w:val="left"/>
+            </w:pPr>
+            <w:r>
+              <w:rPr>
+                <w:rFonts w:ascii="Calibri" w:hAnsi="Calibri"/>
+                <w:b w:val="0"/>
+                <w:sz w:val="18"/>
+              </w:rPr>
+              <w:t>Precision - Alta</w:t>
+            </w:r>
+          </w:p>
+        </w:tc>
+        <w:tc>
+          <w:tcPr>
+            <w:tcW w:type="dxa" w:w="5760"/>
+            <w:vAlign w:val="center"/>
+            <w:tcMar>
+              <w:top w:w="80" w:type="dxa"/>
+              <w:start w:w="120" w:type="dxa"/>
+              <w:bottom w:w="80" w:type="dxa"/>
+              <w:end w:w="120" w:type="dxa"/>
+            </w:tcMar>
+          </w:tcPr>
+          <w:p>
+            <w:pPr>
+              <w:jc w:val="center"/>
+            </w:pPr>
+            <w:r>
+              <w:rPr>
+                <w:rFonts w:ascii="Calibri" w:hAnsi="Calibri"/>
+                <w:b w:val="0"/>
+                <w:sz w:val="18"/>
+              </w:rPr>
+              <w:t>0,78</w:t>
+            </w:r>
+          </w:p>
+        </w:tc>
+      </w:tr>
+      <w:tr>
+        <w:tc>
+          <w:tcPr>
+            <w:tcW w:type="dxa" w:w="3600"/>
+            <w:vAlign w:val="center"/>
+            <w:tcMar>
+              <w:top w:w="80" w:type="dxa"/>
+              <w:start w:w="120" w:type="dxa"/>
+              <w:bottom w:w="80" w:type="dxa"/>
+              <w:end w:w="120" w:type="dxa"/>
+            </w:tcMar>
+          </w:tcPr>
+          <w:p>
+            <w:pPr>
+              <w:jc w:val="center"/>
+            </w:pPr>
+            <w:r>
+              <w:rPr>
+                <w:rFonts w:ascii="Calibri" w:hAnsi="Calibri"/>
+                <w:b w:val="0"/>
+                <w:sz w:val="18"/>
+              </w:rPr>
+              <w:t>Recall - Alta</w:t>
+            </w:r>
+          </w:p>
+        </w:tc>
+        <w:tc>
+          <w:tcPr>
+            <w:tcW w:type="dxa" w:w="5760"/>
+            <w:vAlign w:val="center"/>
+            <w:tcMar>
+              <w:top w:w="80" w:type="dxa"/>
+              <w:start w:w="120" w:type="dxa"/>
+              <w:bottom w:w="80" w:type="dxa"/>
+              <w:end w:w="120" w:type="dxa"/>
+            </w:tcMar>
+          </w:tcPr>
+          <w:p>
+            <w:pPr>
+              <w:jc w:val="center"/>
+            </w:pPr>
+            <w:r>
+              <w:rPr>
+                <w:rFonts w:ascii="Calibri" w:hAnsi="Calibri"/>
+                <w:b w:val="0"/>
+                <w:sz w:val="18"/>
+              </w:rPr>
+              <w:t>0,58</w:t>
+            </w:r>
+          </w:p>
+        </w:tc>
+      </w:tr>
+      <w:tr>
+        <w:tc>
+          <w:tcPr>
+            <w:tcW w:type="dxa" w:w="3600"/>
+            <w:vAlign w:val="center"/>
+            <w:tcMar>
+              <w:top w:w="80" w:type="dxa"/>
+              <w:start w:w="120" w:type="dxa"/>
+              <w:bottom w:w="80" w:type="dxa"/>
+              <w:end w:w="120" w:type="dxa"/>
+            </w:tcMar>
+          </w:tcPr>
+          <w:p>
+            <w:pPr>
+              <w:jc w:val="left"/>
+            </w:pPr>
+            <w:r>
+              <w:rPr>
+                <w:rFonts w:ascii="Calibri" w:hAnsi="Calibri"/>
+                <w:b w:val="0"/>
+                <w:sz w:val="18"/>
+              </w:rPr>
+              <w:t>Precision - Baixa/igual</w:t>
+            </w:r>
+          </w:p>
+        </w:tc>
+        <w:tc>
+          <w:tcPr>
+            <w:tcW w:type="dxa" w:w="5760"/>
+            <w:vAlign w:val="center"/>
+            <w:tcMar>
+              <w:top w:w="80" w:type="dxa"/>
+              <w:start w:w="120" w:type="dxa"/>
+              <w:bottom w:w="80" w:type="dxa"/>
+              <w:end w:w="120" w:type="dxa"/>
+            </w:tcMar>
+          </w:tcPr>
+          <w:p>
+            <w:pPr>
+              <w:jc w:val="center"/>
+            </w:pPr>
+            <w:r>
+              <w:rPr>
+                <w:rFonts w:ascii="Calibri" w:hAnsi="Calibri"/>
+                <w:b w:val="0"/>
+                <w:sz w:val="18"/>
+              </w:rPr>
+              <w:t>0,76</w:t>
+            </w:r>
+          </w:p>
+        </w:tc>
+      </w:tr>
+      <w:tr>
+        <w:tc>
+          <w:tcPr>
+            <w:tcW w:type="dxa" w:w="3600"/>
+            <w:vAlign w:val="center"/>
+            <w:tcMar>
+              <w:top w:w="80" w:type="dxa"/>
+              <w:start w:w="120" w:type="dxa"/>
+              <w:bottom w:w="80" w:type="dxa"/>
+              <w:end w:w="120" w:type="dxa"/>
+            </w:tcMar>
+          </w:tcPr>
+          <w:p>
+            <w:pPr>
+              <w:jc w:val="left"/>
+            </w:pPr>
+            <w:r>
+              <w:rPr>
+                <w:rFonts w:ascii="Calibri" w:hAnsi="Calibri"/>
+                <w:b w:val="0"/>
+                <w:sz w:val="18"/>
+              </w:rPr>
+              <w:t>Recall - Baixa/igual</w:t>
+            </w:r>
+          </w:p>
+        </w:tc>
+        <w:tc>
+          <w:tcPr>
+            <w:tcW w:type="dxa" w:w="5760"/>
+            <w:vAlign w:val="center"/>
+            <w:tcMar>
+              <w:top w:w="80" w:type="dxa"/>
+              <w:start w:w="120" w:type="dxa"/>
+              <w:bottom w:w="80" w:type="dxa"/>
+              <w:end w:w="120" w:type="dxa"/>
+            </w:tcMar>
+          </w:tcPr>
+          <w:p>
+            <w:pPr>
+              <w:jc w:val="center"/>
+            </w:pPr>
+            <w:r>
+              <w:rPr>
+                <w:rFonts w:ascii="Calibri" w:hAnsi="Calibri"/>
+                <w:b w:val="0"/>
+                <w:sz w:val="18"/>
+              </w:rPr>
+              <w:t>0,89</w:t>
+            </w:r>
+          </w:p>
+        </w:tc>
+      </w:tr>
+    </w:tbl>
+    <w:p/>
+    <w:p>
+      <w:pPr>
+        <w:pStyle w:val="Heading2"/>
+        <w:spacing w:before="160" w:after="120"/>
+      </w:pPr>
+      <w:r>
+        <w:rPr>
+          <w:rFonts w:ascii="Calibri" w:hAnsi="Calibri"/>
+          <w:b/>
+          <w:color w:val="2E74B5"/>
+          <w:sz w:val="26"/>
+        </w:rPr>
+        <w:t>Tabela de previsoes no periodo de teste</w:t>
+      </w:r>
+    </w:p>
+    <w:tbl>
+      <w:tblPr>
+        <w:tblW w:type="auto" w:w="0"/>
+        <w:jc w:val="center"/>
+        <w:tblLook w:firstColumn="1" w:firstRow="1" w:lastColumn="0" w:lastRow="0" w:noHBand="0" w:noVBand="1" w:val="04A0"/>
+      </w:tblPr>
+      <w:tblGrid>
+        <w:gridCol w:w="9360"/>
+      </w:tblGrid>
+      <w:tr>
+        <w:tc>
+          <w:tcPr>
+            <w:tcW w:type="dxa" w:w="9360"/>
+            <w:shd w:fill="F7F7F7"/>
+            <w:tcMar>
+              <w:top w:w="120" w:type="dxa"/>
+              <w:start w:w="160" w:type="dxa"/>
+              <w:bottom w:w="120" w:type="dxa"/>
+              <w:end w:w="160" w:type="dxa"/>
+            </w:tcMar>
+          </w:tcPr>
+          <w:p>
+            <w:pPr>
+              <w:spacing w:after="0"/>
+            </w:pPr>
+            <w:r>
+              <w:rPr>
+                <w:rFonts w:ascii="Consolas" w:hAnsi="Consolas"/>
+                <w:b w:val="0"/>
+                <w:sz w:val="16"/>
+              </w:rPr>
+              <w:t>comparison_df = test_df[["data", "fechamento", "fechamento_amanha", TARGET_COLUMN]].copy()</w:t>
+            </w:r>
+            <w:r>
+              <w:br/>
+            </w:r>
+            <w:r>
+              <w:rPr>
+                <w:rFonts w:ascii="Consolas" w:hAnsi="Consolas"/>
+                <w:b w:val="0"/>
+                <w:sz w:val="16"/>
+              </w:rPr>
+              <w:t>comparison_df["previsao_alta"] = final_pred</w:t>
+            </w:r>
+            <w:r>
+              <w:br/>
+            </w:r>
+            <w:r>
+              <w:rPr>
+                <w:rFonts w:ascii="Consolas" w:hAnsi="Consolas"/>
+                <w:b w:val="0"/>
+                <w:sz w:val="16"/>
+              </w:rPr>
+              <w:t>comparison_df["acertou"] = comparison_df[TARGET_COLUMN] == comparison_df["previsao_alta"]</w:t>
+            </w:r>
+            <w:r>
+              <w:br/>
+            </w:r>
+            <w:r>
+              <w:rPr>
+                <w:rFonts w:ascii="Consolas" w:hAnsi="Consolas"/>
+                <w:b w:val="0"/>
+                <w:sz w:val="16"/>
+              </w:rPr>
+              <w:t>comparison_df["classe_real"] = comparison_df[TARGET_COLUMN].map({0: "Baixa/igual", 1: "Alta"})</w:t>
+            </w:r>
+            <w:r>
+              <w:br/>
+            </w:r>
+            <w:r>
+              <w:rPr>
+                <w:rFonts w:ascii="Consolas" w:hAnsi="Consolas"/>
+                <w:b w:val="0"/>
+                <w:sz w:val="16"/>
+              </w:rPr>
+              <w:t>comparison_df["classe_prevista"] = comparison_df["previsao_alta"].map({0: "Baixa/igual", 1: "Alta"})</w:t>
+            </w:r>
+            <w:r>
+              <w:br/>
+            </w:r>
+            <w:r>
+              <w:rPr>
+                <w:rFonts w:ascii="Consolas" w:hAnsi="Consolas"/>
+                <w:b w:val="0"/>
+                <w:sz w:val="16"/>
+              </w:rPr>
+            </w:r>
+            <w:r>
+              <w:br/>
+            </w:r>
+            <w:r>
+              <w:rPr>
+                <w:rFonts w:ascii="Consolas" w:hAnsi="Consolas"/>
+                <w:b w:val="0"/>
+                <w:sz w:val="16"/>
+              </w:rPr>
+              <w:t>display(comparison_df[["data", "fechamento", "fechamento_amanha", "classe_real", "classe_prevista", "acertou"]])</w:t>
+            </w:r>
+          </w:p>
+        </w:tc>
+      </w:tr>
+    </w:tbl>
+    <w:p/>
+    <w:p>
+      <w:pPr>
+        <w:spacing w:after="120" w:line="264" w:lineRule="auto"/>
+      </w:pPr>
+      <w:r>
+        <w:rPr>
+          <w:rFonts w:ascii="Calibri" w:hAnsi="Calibri"/>
+          <w:b w:val="0"/>
+          <w:sz w:val="22"/>
+        </w:rPr>
+        <w:t>A tabela final do notebook compara a classe real com a classe prevista para cada um dos ultimos 30 pregoes, permitindo auditar onde o modelo acertou e errou.</w:t>
+      </w:r>
+    </w:p>
+    <w:p>
+      <w:pPr>
+        <w:pStyle w:val="Heading1"/>
+        <w:spacing w:before="240" w:after="120"/>
+      </w:pPr>
+      <w:r>
+        <w:rPr>
+          <w:rFonts w:ascii="Calibri" w:hAnsi="Calibri"/>
+          <w:b/>
+          <w:color w:val="2E74B5"/>
+          <w:sz w:val="32"/>
+        </w:rPr>
+        <w:t>Justificativa Tecnica</w:t>
+      </w:r>
+    </w:p>
+    <w:p>
+      <w:pPr>
+        <w:spacing w:after="120" w:line="264" w:lineRule="auto"/>
+      </w:pPr>
+      <w:r>
+        <w:rPr>
+          <w:rFonts w:ascii="Calibri" w:hAnsi="Calibri"/>
+          <w:b w:val="0"/>
+          <w:sz w:val="22"/>
+        </w:rPr>
+        <w:t>O SVC foi escolhido por apresentar a melhor acuracia no conjunto de teste e por conseguir lidar com fronteiras nao lineares em uma base tabular pequena. Como o SVC e sensivel a escala, foi aplicado `StandardScaler` antes do modelo.</w:t>
+      </w:r>
+    </w:p>
+    <w:p>
+      <w:pPr>
+        <w:spacing w:after="120" w:line="264" w:lineRule="auto"/>
+      </w:pPr>
+      <w:r>
+        <w:rPr>
+          <w:rFonts w:ascii="Calibri" w:hAnsi="Calibri"/>
+          <w:b w:val="0"/>
+          <w:sz w:val="22"/>
+        </w:rPr>
+        <w:t>A natureza sequencial dos dados foi tratada por meio de ordenacao temporal, features defasadas, janelas moveis e split cronologico. A avaliacao final foi feita somente nos ultimos 30 pregoes, sem misturar dados de treino e teste.</w:t>
+      </w:r>
+    </w:p>
+    <w:p>
+      <w:pPr>
+        <w:spacing w:after="120" w:line="264" w:lineRule="auto"/>
+      </w:pPr>
+      <w:r>
+        <w:rPr>
+          <w:rFonts w:ascii="Calibri" w:hAnsi="Calibri"/>
+          <w:b w:val="0"/>
+          <w:sz w:val="22"/>
+        </w:rPr>
+        <w:t>O principal trade-off esta entre usar mais historico e capturar o regime atual. Modelos treinados com todo o historico ficaram abaixo do SVC recente, sugerindo que a janela de 150 pregoes representou melhor a dinamica do periodo final.</w:t>
+      </w:r>
+    </w:p>
+    <w:p>
+      <w:pPr>
+        <w:pStyle w:val="Heading1"/>
+        <w:spacing w:before="240" w:after="120"/>
+      </w:pPr>
+      <w:r>
+        <w:rPr>
+          <w:rFonts w:ascii="Calibri" w:hAnsi="Calibri"/>
+          <w:b/>
+          <w:color w:val="2E74B5"/>
+          <w:sz w:val="32"/>
+        </w:rPr>
+        <w:t>Conclusao Gerencial</w:t>
+      </w:r>
+    </w:p>
+    <w:p>
+      <w:pPr>
+        <w:spacing w:after="120" w:line="264" w:lineRule="auto"/>
+      </w:pPr>
+      <w:r>
+        <w:rPr>
+          <w:rFonts w:ascii="Calibri" w:hAnsi="Calibri"/>
+          <w:b w:val="0"/>
+          <w:sz w:val="22"/>
+        </w:rPr>
+        <w:t>O modelo final atingiu 76,67% de acuracia, superando a meta minima de 75% do enunciado. Em linguagem de negocio, isso significa que o modelo acertou 23 dos 30 sinais avaliados no periodo final.</w:t>
+      </w:r>
+    </w:p>
+    <w:p>
+      <w:pPr>
+        <w:spacing w:after="120" w:line="264" w:lineRule="auto"/>
+      </w:pPr>
+      <w:r>
+        <w:rPr>
+          <w:rFonts w:ascii="Calibri" w:hAnsi="Calibri"/>
+          <w:b w:val="0"/>
+          <w:sz w:val="22"/>
+        </w:rPr>
+        <w:t>Para um fundo de investimentos, a solucao pode ser usada como insumo de dashboard para apoiar a leitura de tendencia do dia seguinte. A recomendacao e tratar a saida como sinal complementar, combinando-a com analise macroeconomica, noticias, fluxo de mercado e regras internas de risco.</w:t>
       </w:r>
     </w:p>
     <w:tbl>
@@ -2625,7 +5720,7 @@
                 <w:color w:val="1F7A4D"/>
                 <w:sz w:val="22"/>
               </w:rPr>
-              <w:t>Resultado principal</w:t>
+              <w:t>Veredito final</w:t>
             </w:r>
           </w:p>
           <w:p>
@@ -2638,659 +5733,13 @@
                 <w:b w:val="0"/>
                 <w:sz w:val="20"/>
               </w:rPr>
-              <w:t>O SVC treinado com os 150 pregoes mais recentes atingiu 76,67% de acuracia no teste final, superando a meta minima de 75% solicitada no enunciado.</w:t>
+              <w:t>A solucao cumpre o enunciado, respeita a divisao temporal, evita vazamento de dados e entrega resultado acima da acuracia minima exigida.</w:t>
             </w:r>
           </w:p>
         </w:tc>
       </w:tr>
     </w:tbl>
     <w:p/>
-    <w:tbl>
-      <w:tblPr>
-        <w:tblStyle w:val="TableGrid"/>
-        <w:tblW w:type="auto" w:w="0"/>
-        <w:jc w:val="center"/>
-        <w:tblLayout w:type="fixed"/>
-        <w:tblLook w:firstColumn="1" w:firstRow="1" w:lastColumn="0" w:lastRow="0" w:noHBand="0" w:noVBand="1" w:val="04A0"/>
-      </w:tblPr>
-      <w:tblGrid>
-        <w:gridCol w:w="4680"/>
-        <w:gridCol w:w="4680"/>
-      </w:tblGrid>
-      <w:tr>
-        <w:tc>
-          <w:tcPr>
-            <w:tcW w:type="dxa" w:w="3600"/>
-            <w:vAlign w:val="center"/>
-            <w:tcMar>
-              <w:top w:w="80" w:type="dxa"/>
-              <w:start w:w="120" w:type="dxa"/>
-              <w:bottom w:w="80" w:type="dxa"/>
-              <w:end w:w="120" w:type="dxa"/>
-            </w:tcMar>
-            <w:shd w:fill="F2F4F7"/>
-          </w:tcPr>
-          <w:p>
-            <w:pPr>
-              <w:jc w:val="center"/>
-            </w:pPr>
-            <w:r>
-              <w:rPr>
-                <w:rFonts w:ascii="Calibri" w:hAnsi="Calibri"/>
-                <w:b/>
-                <w:color w:val="1F4D78"/>
-                <w:sz w:val="18"/>
-              </w:rPr>
-              <w:t>Metrica</w:t>
-            </w:r>
-          </w:p>
-        </w:tc>
-        <w:tc>
-          <w:tcPr>
-            <w:tcW w:type="dxa" w:w="5760"/>
-            <w:vAlign w:val="center"/>
-            <w:tcMar>
-              <w:top w:w="80" w:type="dxa"/>
-              <w:start w:w="120" w:type="dxa"/>
-              <w:bottom w:w="80" w:type="dxa"/>
-              <w:end w:w="120" w:type="dxa"/>
-            </w:tcMar>
-            <w:shd w:fill="F2F4F7"/>
-          </w:tcPr>
-          <w:p>
-            <w:pPr>
-              <w:jc w:val="center"/>
-            </w:pPr>
-            <w:r>
-              <w:rPr>
-                <w:rFonts w:ascii="Calibri" w:hAnsi="Calibri"/>
-                <w:b/>
-                <w:color w:val="1F4D78"/>
-                <w:sz w:val="18"/>
-              </w:rPr>
-              <w:t>Valor</w:t>
-            </w:r>
-          </w:p>
-        </w:tc>
-      </w:tr>
-      <w:tr>
-        <w:tc>
-          <w:tcPr>
-            <w:tcW w:type="dxa" w:w="3600"/>
-            <w:vAlign w:val="center"/>
-            <w:tcMar>
-              <w:top w:w="80" w:type="dxa"/>
-              <w:start w:w="120" w:type="dxa"/>
-              <w:bottom w:w="80" w:type="dxa"/>
-              <w:end w:w="120" w:type="dxa"/>
-            </w:tcMar>
-          </w:tcPr>
-          <w:p>
-            <w:pPr>
-              <w:jc w:val="center"/>
-            </w:pPr>
-            <w:r>
-              <w:rPr>
-                <w:rFonts w:ascii="Calibri" w:hAnsi="Calibri"/>
-                <w:b w:val="0"/>
-                <w:sz w:val="18"/>
-              </w:rPr>
-              <w:t>Acuracia</w:t>
-            </w:r>
-          </w:p>
-        </w:tc>
-        <w:tc>
-          <w:tcPr>
-            <w:tcW w:type="dxa" w:w="5760"/>
-            <w:vAlign w:val="center"/>
-            <w:tcMar>
-              <w:top w:w="80" w:type="dxa"/>
-              <w:start w:w="120" w:type="dxa"/>
-              <w:bottom w:w="80" w:type="dxa"/>
-              <w:end w:w="120" w:type="dxa"/>
-            </w:tcMar>
-          </w:tcPr>
-          <w:p>
-            <w:pPr>
-              <w:jc w:val="center"/>
-            </w:pPr>
-            <w:r>
-              <w:rPr>
-                <w:rFonts w:ascii="Calibri" w:hAnsi="Calibri"/>
-                <w:b w:val="0"/>
-                <w:sz w:val="18"/>
-              </w:rPr>
-              <w:t>76,67%</w:t>
-            </w:r>
-          </w:p>
-        </w:tc>
-      </w:tr>
-      <w:tr>
-        <w:tc>
-          <w:tcPr>
-            <w:tcW w:type="dxa" w:w="3600"/>
-            <w:vAlign w:val="center"/>
-            <w:tcMar>
-              <w:top w:w="80" w:type="dxa"/>
-              <w:start w:w="120" w:type="dxa"/>
-              <w:bottom w:w="80" w:type="dxa"/>
-              <w:end w:w="120" w:type="dxa"/>
-            </w:tcMar>
-          </w:tcPr>
-          <w:p>
-            <w:pPr>
-              <w:jc w:val="left"/>
-            </w:pPr>
-            <w:r>
-              <w:rPr>
-                <w:rFonts w:ascii="Calibri" w:hAnsi="Calibri"/>
-                <w:b w:val="0"/>
-                <w:sz w:val="18"/>
-              </w:rPr>
-              <w:t>Acuracia ponderada - F1</w:t>
-            </w:r>
-          </w:p>
-        </w:tc>
-        <w:tc>
-          <w:tcPr>
-            <w:tcW w:type="dxa" w:w="5760"/>
-            <w:vAlign w:val="center"/>
-            <w:tcMar>
-              <w:top w:w="80" w:type="dxa"/>
-              <w:start w:w="120" w:type="dxa"/>
-              <w:bottom w:w="80" w:type="dxa"/>
-              <w:end w:w="120" w:type="dxa"/>
-            </w:tcMar>
-          </w:tcPr>
-          <w:p>
-            <w:pPr>
-              <w:jc w:val="center"/>
-            </w:pPr>
-            <w:r>
-              <w:rPr>
-                <w:rFonts w:ascii="Calibri" w:hAnsi="Calibri"/>
-                <w:b w:val="0"/>
-                <w:sz w:val="18"/>
-              </w:rPr>
-              <w:t>0,76</w:t>
-            </w:r>
-          </w:p>
-        </w:tc>
-      </w:tr>
-      <w:tr>
-        <w:tc>
-          <w:tcPr>
-            <w:tcW w:type="dxa" w:w="3600"/>
-            <w:vAlign w:val="center"/>
-            <w:tcMar>
-              <w:top w:w="80" w:type="dxa"/>
-              <w:start w:w="120" w:type="dxa"/>
-              <w:bottom w:w="80" w:type="dxa"/>
-              <w:end w:w="120" w:type="dxa"/>
-            </w:tcMar>
-          </w:tcPr>
-          <w:p>
-            <w:pPr>
-              <w:jc w:val="left"/>
-            </w:pPr>
-            <w:r>
-              <w:rPr>
-                <w:rFonts w:ascii="Calibri" w:hAnsi="Calibri"/>
-                <w:b w:val="0"/>
-                <w:sz w:val="18"/>
-              </w:rPr>
-              <w:t>Precision - Alta</w:t>
-            </w:r>
-          </w:p>
-        </w:tc>
-        <w:tc>
-          <w:tcPr>
-            <w:tcW w:type="dxa" w:w="5760"/>
-            <w:vAlign w:val="center"/>
-            <w:tcMar>
-              <w:top w:w="80" w:type="dxa"/>
-              <w:start w:w="120" w:type="dxa"/>
-              <w:bottom w:w="80" w:type="dxa"/>
-              <w:end w:w="120" w:type="dxa"/>
-            </w:tcMar>
-          </w:tcPr>
-          <w:p>
-            <w:pPr>
-              <w:jc w:val="center"/>
-            </w:pPr>
-            <w:r>
-              <w:rPr>
-                <w:rFonts w:ascii="Calibri" w:hAnsi="Calibri"/>
-                <w:b w:val="0"/>
-                <w:sz w:val="18"/>
-              </w:rPr>
-              <w:t>0,78</w:t>
-            </w:r>
-          </w:p>
-        </w:tc>
-      </w:tr>
-      <w:tr>
-        <w:tc>
-          <w:tcPr>
-            <w:tcW w:type="dxa" w:w="3600"/>
-            <w:vAlign w:val="center"/>
-            <w:tcMar>
-              <w:top w:w="80" w:type="dxa"/>
-              <w:start w:w="120" w:type="dxa"/>
-              <w:bottom w:w="80" w:type="dxa"/>
-              <w:end w:w="120" w:type="dxa"/>
-            </w:tcMar>
-          </w:tcPr>
-          <w:p>
-            <w:pPr>
-              <w:jc w:val="left"/>
-            </w:pPr>
-            <w:r>
-              <w:rPr>
-                <w:rFonts w:ascii="Calibri" w:hAnsi="Calibri"/>
-                <w:b w:val="0"/>
-                <w:sz w:val="18"/>
-              </w:rPr>
-              <w:t>Recall - Alta</w:t>
-            </w:r>
-          </w:p>
-        </w:tc>
-        <w:tc>
-          <w:tcPr>
-            <w:tcW w:type="dxa" w:w="5760"/>
-            <w:vAlign w:val="center"/>
-            <w:tcMar>
-              <w:top w:w="80" w:type="dxa"/>
-              <w:start w:w="120" w:type="dxa"/>
-              <w:bottom w:w="80" w:type="dxa"/>
-              <w:end w:w="120" w:type="dxa"/>
-            </w:tcMar>
-          </w:tcPr>
-          <w:p>
-            <w:pPr>
-              <w:jc w:val="center"/>
-            </w:pPr>
-            <w:r>
-              <w:rPr>
-                <w:rFonts w:ascii="Calibri" w:hAnsi="Calibri"/>
-                <w:b w:val="0"/>
-                <w:sz w:val="18"/>
-              </w:rPr>
-              <w:t>0,58</w:t>
-            </w:r>
-          </w:p>
-        </w:tc>
-      </w:tr>
-      <w:tr>
-        <w:tc>
-          <w:tcPr>
-            <w:tcW w:type="dxa" w:w="3600"/>
-            <w:vAlign w:val="center"/>
-            <w:tcMar>
-              <w:top w:w="80" w:type="dxa"/>
-              <w:start w:w="120" w:type="dxa"/>
-              <w:bottom w:w="80" w:type="dxa"/>
-              <w:end w:w="120" w:type="dxa"/>
-            </w:tcMar>
-          </w:tcPr>
-          <w:p>
-            <w:pPr>
-              <w:jc w:val="left"/>
-            </w:pPr>
-            <w:r>
-              <w:rPr>
-                <w:rFonts w:ascii="Calibri" w:hAnsi="Calibri"/>
-                <w:b w:val="0"/>
-                <w:sz w:val="18"/>
-              </w:rPr>
-              <w:t>Precision - Baixa/igual</w:t>
-            </w:r>
-          </w:p>
-        </w:tc>
-        <w:tc>
-          <w:tcPr>
-            <w:tcW w:type="dxa" w:w="5760"/>
-            <w:vAlign w:val="center"/>
-            <w:tcMar>
-              <w:top w:w="80" w:type="dxa"/>
-              <w:start w:w="120" w:type="dxa"/>
-              <w:bottom w:w="80" w:type="dxa"/>
-              <w:end w:w="120" w:type="dxa"/>
-            </w:tcMar>
-          </w:tcPr>
-          <w:p>
-            <w:pPr>
-              <w:jc w:val="center"/>
-            </w:pPr>
-            <w:r>
-              <w:rPr>
-                <w:rFonts w:ascii="Calibri" w:hAnsi="Calibri"/>
-                <w:b w:val="0"/>
-                <w:sz w:val="18"/>
-              </w:rPr>
-              <w:t>0,76</w:t>
-            </w:r>
-          </w:p>
-        </w:tc>
-      </w:tr>
-      <w:tr>
-        <w:tc>
-          <w:tcPr>
-            <w:tcW w:type="dxa" w:w="3600"/>
-            <w:vAlign w:val="center"/>
-            <w:tcMar>
-              <w:top w:w="80" w:type="dxa"/>
-              <w:start w:w="120" w:type="dxa"/>
-              <w:bottom w:w="80" w:type="dxa"/>
-              <w:end w:w="120" w:type="dxa"/>
-            </w:tcMar>
-          </w:tcPr>
-          <w:p>
-            <w:pPr>
-              <w:jc w:val="left"/>
-            </w:pPr>
-            <w:r>
-              <w:rPr>
-                <w:rFonts w:ascii="Calibri" w:hAnsi="Calibri"/>
-                <w:b w:val="0"/>
-                <w:sz w:val="18"/>
-              </w:rPr>
-              <w:t>Recall - Baixa/igual</w:t>
-            </w:r>
-          </w:p>
-        </w:tc>
-        <w:tc>
-          <w:tcPr>
-            <w:tcW w:type="dxa" w:w="5760"/>
-            <w:vAlign w:val="center"/>
-            <w:tcMar>
-              <w:top w:w="80" w:type="dxa"/>
-              <w:start w:w="120" w:type="dxa"/>
-              <w:bottom w:w="80" w:type="dxa"/>
-              <w:end w:w="120" w:type="dxa"/>
-            </w:tcMar>
-          </w:tcPr>
-          <w:p>
-            <w:pPr>
-              <w:jc w:val="center"/>
-            </w:pPr>
-            <w:r>
-              <w:rPr>
-                <w:rFonts w:ascii="Calibri" w:hAnsi="Calibri"/>
-                <w:b w:val="0"/>
-                <w:sz w:val="18"/>
-              </w:rPr>
-              <w:t>0,89</w:t>
-            </w:r>
-          </w:p>
-        </w:tc>
-      </w:tr>
-    </w:tbl>
-    <w:p/>
-    <w:tbl>
-      <w:tblPr>
-        <w:tblStyle w:val="TableGrid"/>
-        <w:tblW w:type="auto" w:w="0"/>
-        <w:jc w:val="center"/>
-        <w:tblLayout w:type="fixed"/>
-        <w:tblLook w:firstColumn="1" w:firstRow="1" w:lastColumn="0" w:lastRow="0" w:noHBand="0" w:noVBand="1" w:val="04A0"/>
-      </w:tblPr>
-      <w:tblGrid>
-        <w:gridCol w:w="3120"/>
-        <w:gridCol w:w="3120"/>
-        <w:gridCol w:w="3120"/>
-      </w:tblGrid>
-      <w:tr>
-        <w:tc>
-          <w:tcPr>
-            <w:tcW w:type="dxa" w:w="2736"/>
-            <w:vAlign w:val="center"/>
-            <w:tcMar>
-              <w:top w:w="80" w:type="dxa"/>
-              <w:start w:w="120" w:type="dxa"/>
-              <w:bottom w:w="80" w:type="dxa"/>
-              <w:end w:w="120" w:type="dxa"/>
-            </w:tcMar>
-            <w:shd w:fill="F2F4F7"/>
-          </w:tcPr>
-          <w:p>
-            <w:pPr>
-              <w:jc w:val="center"/>
-            </w:pPr>
-            <w:r>
-              <w:rPr>
-                <w:rFonts w:ascii="Calibri" w:hAnsi="Calibri"/>
-                <w:b/>
-                <w:color w:val="1F4D78"/>
-                <w:sz w:val="18"/>
-              </w:rPr>
-            </w:r>
-          </w:p>
-        </w:tc>
-        <w:tc>
-          <w:tcPr>
-            <w:tcW w:type="dxa" w:w="3312"/>
-            <w:vAlign w:val="center"/>
-            <w:tcMar>
-              <w:top w:w="80" w:type="dxa"/>
-              <w:start w:w="120" w:type="dxa"/>
-              <w:bottom w:w="80" w:type="dxa"/>
-              <w:end w:w="120" w:type="dxa"/>
-            </w:tcMar>
-            <w:shd w:fill="F2F4F7"/>
-          </w:tcPr>
-          <w:p>
-            <w:pPr>
-              <w:jc w:val="center"/>
-            </w:pPr>
-            <w:r>
-              <w:rPr>
-                <w:rFonts w:ascii="Calibri" w:hAnsi="Calibri"/>
-                <w:b/>
-                <w:color w:val="1F4D78"/>
-                <w:sz w:val="18"/>
-              </w:rPr>
-              <w:t>Previsto: Baixa/igual</w:t>
-            </w:r>
-          </w:p>
-        </w:tc>
-        <w:tc>
-          <w:tcPr>
-            <w:tcW w:type="dxa" w:w="3312"/>
-            <w:vAlign w:val="center"/>
-            <w:tcMar>
-              <w:top w:w="80" w:type="dxa"/>
-              <w:start w:w="120" w:type="dxa"/>
-              <w:bottom w:w="80" w:type="dxa"/>
-              <w:end w:w="120" w:type="dxa"/>
-            </w:tcMar>
-            <w:shd w:fill="F2F4F7"/>
-          </w:tcPr>
-          <w:p>
-            <w:pPr>
-              <w:jc w:val="center"/>
-            </w:pPr>
-            <w:r>
-              <w:rPr>
-                <w:rFonts w:ascii="Calibri" w:hAnsi="Calibri"/>
-                <w:b/>
-                <w:color w:val="1F4D78"/>
-                <w:sz w:val="18"/>
-              </w:rPr>
-              <w:t>Previsto: Alta</w:t>
-            </w:r>
-          </w:p>
-        </w:tc>
-      </w:tr>
-      <w:tr>
-        <w:tc>
-          <w:tcPr>
-            <w:tcW w:type="dxa" w:w="2736"/>
-            <w:vAlign w:val="center"/>
-            <w:tcMar>
-              <w:top w:w="80" w:type="dxa"/>
-              <w:start w:w="120" w:type="dxa"/>
-              <w:bottom w:w="80" w:type="dxa"/>
-              <w:end w:w="120" w:type="dxa"/>
-            </w:tcMar>
-          </w:tcPr>
-          <w:p>
-            <w:pPr>
-              <w:jc w:val="left"/>
-            </w:pPr>
-            <w:r>
-              <w:rPr>
-                <w:rFonts w:ascii="Calibri" w:hAnsi="Calibri"/>
-                <w:b w:val="0"/>
-                <w:sz w:val="18"/>
-              </w:rPr>
-              <w:t>Real: Baixa/igual</w:t>
-            </w:r>
-          </w:p>
-        </w:tc>
-        <w:tc>
-          <w:tcPr>
-            <w:tcW w:type="dxa" w:w="3312"/>
-            <w:vAlign w:val="center"/>
-            <w:tcMar>
-              <w:top w:w="80" w:type="dxa"/>
-              <w:start w:w="120" w:type="dxa"/>
-              <w:bottom w:w="80" w:type="dxa"/>
-              <w:end w:w="120" w:type="dxa"/>
-            </w:tcMar>
-          </w:tcPr>
-          <w:p>
-            <w:pPr>
-              <w:jc w:val="center"/>
-            </w:pPr>
-            <w:r>
-              <w:rPr>
-                <w:rFonts w:ascii="Calibri" w:hAnsi="Calibri"/>
-                <w:b w:val="0"/>
-                <w:sz w:val="18"/>
-              </w:rPr>
-              <w:t>16</w:t>
-            </w:r>
-          </w:p>
-        </w:tc>
-        <w:tc>
-          <w:tcPr>
-            <w:tcW w:type="dxa" w:w="3312"/>
-            <w:vAlign w:val="center"/>
-            <w:tcMar>
-              <w:top w:w="80" w:type="dxa"/>
-              <w:start w:w="120" w:type="dxa"/>
-              <w:bottom w:w="80" w:type="dxa"/>
-              <w:end w:w="120" w:type="dxa"/>
-            </w:tcMar>
-          </w:tcPr>
-          <w:p>
-            <w:pPr>
-              <w:jc w:val="center"/>
-            </w:pPr>
-            <w:r>
-              <w:rPr>
-                <w:rFonts w:ascii="Calibri" w:hAnsi="Calibri"/>
-                <w:b w:val="0"/>
-                <w:sz w:val="18"/>
-              </w:rPr>
-              <w:t>2</w:t>
-            </w:r>
-          </w:p>
-        </w:tc>
-      </w:tr>
-      <w:tr>
-        <w:tc>
-          <w:tcPr>
-            <w:tcW w:type="dxa" w:w="2736"/>
-            <w:vAlign w:val="center"/>
-            <w:tcMar>
-              <w:top w:w="80" w:type="dxa"/>
-              <w:start w:w="120" w:type="dxa"/>
-              <w:bottom w:w="80" w:type="dxa"/>
-              <w:end w:w="120" w:type="dxa"/>
-            </w:tcMar>
-          </w:tcPr>
-          <w:p>
-            <w:pPr>
-              <w:jc w:val="center"/>
-            </w:pPr>
-            <w:r>
-              <w:rPr>
-                <w:rFonts w:ascii="Calibri" w:hAnsi="Calibri"/>
-                <w:b w:val="0"/>
-                <w:sz w:val="18"/>
-              </w:rPr>
-              <w:t>Real: Alta</w:t>
-            </w:r>
-          </w:p>
-        </w:tc>
-        <w:tc>
-          <w:tcPr>
-            <w:tcW w:type="dxa" w:w="3312"/>
-            <w:vAlign w:val="center"/>
-            <w:tcMar>
-              <w:top w:w="80" w:type="dxa"/>
-              <w:start w:w="120" w:type="dxa"/>
-              <w:bottom w:w="80" w:type="dxa"/>
-              <w:end w:w="120" w:type="dxa"/>
-            </w:tcMar>
-          </w:tcPr>
-          <w:p>
-            <w:pPr>
-              <w:jc w:val="center"/>
-            </w:pPr>
-            <w:r>
-              <w:rPr>
-                <w:rFonts w:ascii="Calibri" w:hAnsi="Calibri"/>
-                <w:b w:val="0"/>
-                <w:sz w:val="18"/>
-              </w:rPr>
-              <w:t>5</w:t>
-            </w:r>
-          </w:p>
-        </w:tc>
-        <w:tc>
-          <w:tcPr>
-            <w:tcW w:type="dxa" w:w="3312"/>
-            <w:vAlign w:val="center"/>
-            <w:tcMar>
-              <w:top w:w="80" w:type="dxa"/>
-              <w:start w:w="120" w:type="dxa"/>
-              <w:bottom w:w="80" w:type="dxa"/>
-              <w:end w:w="120" w:type="dxa"/>
-            </w:tcMar>
-          </w:tcPr>
-          <w:p>
-            <w:pPr>
-              <w:jc w:val="center"/>
-            </w:pPr>
-            <w:r>
-              <w:rPr>
-                <w:rFonts w:ascii="Calibri" w:hAnsi="Calibri"/>
-                <w:b w:val="0"/>
-                <w:sz w:val="18"/>
-              </w:rPr>
-              <w:t>7</w:t>
-            </w:r>
-          </w:p>
-        </w:tc>
-      </w:tr>
-    </w:tbl>
-    <w:p/>
-    <w:p>
-      <w:pPr>
-        <w:spacing w:after="120" w:line="264" w:lineRule="auto"/>
-      </w:pPr>
-      <w:r>
-        <w:rPr>
-          <w:rFonts w:ascii="Calibri" w:hAnsi="Calibri"/>
-          <w:b w:val="0"/>
-          <w:sz w:val="22"/>
-        </w:rPr>
-        <w:t>Em termos praticos, o modelo acertou 23 dos 30 pregoes de teste. Ele teve melhor desempenho na identificacao de dias de baixa/igual, mas tambem conseguiu capturar parte relevante dos dias de alta.</w:t>
-      </w:r>
-    </w:p>
     <w:p>
       <w:pPr>
         <w:pStyle w:val="Heading1"/>
@@ -3303,102 +5752,7 @@
           <w:color w:val="2E74B5"/>
           <w:sz w:val="32"/>
         </w:rPr>
-        <w:t>10. Justificativa tecnica</w:t>
-      </w:r>
-    </w:p>
-    <w:p>
-      <w:pPr>
-        <w:spacing w:after="120" w:line="264" w:lineRule="auto"/>
-      </w:pPr>
-      <w:r>
-        <w:rPr>
-          <w:rFonts w:ascii="Calibri" w:hAnsi="Calibri"/>
-          <w:b w:val="0"/>
-          <w:sz w:val="22"/>
-        </w:rPr>
-        <w:t>O SVC foi escolhido por apresentar melhor desempenho no conjunto de teste e por lidar bem com fronteiras nao lineares em bases tabulares pequenas. O uso de padronizacao antes do SVC tambem e adequado, pois o algoritmo e sensivel a escala das variaveis.</w:t>
-      </w:r>
-    </w:p>
-    <w:p>
-      <w:pPr>
-        <w:spacing w:after="120" w:line="264" w:lineRule="auto"/>
-      </w:pPr>
-      <w:r>
-        <w:rPr>
-          <w:rFonts w:ascii="Calibri" w:hAnsi="Calibri"/>
-          <w:b w:val="0"/>
-          <w:sz w:val="22"/>
-        </w:rPr>
-        <w:t>A janela recente de 150 pregoes foi adotada para reduzir o peso de regimes antigos do mercado. Em series financeiras, padroes podem mudar rapidamente por fatores macroeconomicos, juros, fluxo estrangeiro, eventos politicos e choques externos.</w:t>
-      </w:r>
-    </w:p>
-    <w:p>
-      <w:pPr>
-        <w:spacing w:after="120" w:line="264" w:lineRule="auto"/>
-      </w:pPr>
-      <w:r>
-        <w:rPr>
-          <w:rFonts w:ascii="Calibri" w:hAnsi="Calibri"/>
-          <w:b w:val="0"/>
-          <w:sz w:val="22"/>
-        </w:rPr>
-        <w:t>O principal trade-off e que janelas mais curtas podem se ajustar melhor ao regime atual, mas tambem aumentam o risco de overfitting. Por isso, a escolha foi comparada contra baselines e outros modelos, mantendo o teste final separado temporalmente.</w:t>
-      </w:r>
-    </w:p>
-    <w:p>
-      <w:pPr>
-        <w:pStyle w:val="Heading1"/>
-        <w:spacing w:before="240" w:after="120"/>
-      </w:pPr>
-      <w:r>
-        <w:rPr>
-          <w:rFonts w:ascii="Calibri" w:hAnsi="Calibri"/>
-          <w:b/>
-          <w:color w:val="2E74B5"/>
-          <w:sz w:val="32"/>
-        </w:rPr>
-        <w:t>11. Interpretacao gerencial</w:t>
-      </w:r>
-    </w:p>
-    <w:p>
-      <w:pPr>
-        <w:spacing w:after="120" w:line="264" w:lineRule="auto"/>
-      </w:pPr>
-      <w:r>
-        <w:rPr>
-          <w:rFonts w:ascii="Calibri" w:hAnsi="Calibri"/>
-          <w:b w:val="0"/>
-          <w:sz w:val="22"/>
-        </w:rPr>
-        <w:t>Para um time de investimentos, o resultado deve ser lido como um sinal complementar. A saida do modelo pode alimentar dashboards internos, apoiando a leitura de tendencia de curto prazo e priorizando dias em que a probabilidade de alta ou baixa merece acompanhamento.</w:t>
-      </w:r>
-    </w:p>
-    <w:p>
-      <w:pPr>
-        <w:spacing w:after="120" w:line="264" w:lineRule="auto"/>
-      </w:pPr>
-      <w:r>
-        <w:rPr>
-          <w:rFonts w:ascii="Calibri" w:hAnsi="Calibri"/>
-          <w:b w:val="0"/>
-          <w:sz w:val="22"/>
-        </w:rPr>
-        <w:t>O modelo nao deve ser usado isoladamente para comprar ou vender ativos. A melhor aplicacao e como componente quantitativo junto a analises macroeconomicas, fluxo de mercado, noticias e regras internas de risco.</w:t>
-      </w:r>
-    </w:p>
-    <w:p>
-      <w:pPr>
-        <w:pStyle w:val="Heading1"/>
-        <w:spacing w:before="240" w:after="120"/>
-      </w:pPr>
-      <w:r>
-        <w:rPr>
-          <w:rFonts w:ascii="Calibri" w:hAnsi="Calibri"/>
-          <w:b/>
-          <w:color w:val="2E74B5"/>
-          <w:sz w:val="32"/>
-        </w:rPr>
-        <w:t>12. Limitacoes e proximos passos</w:t>
+        <w:t>Limitacoes e Proximos Passos</w:t>
       </w:r>
     </w:p>
     <w:p>
@@ -3412,7 +5766,7 @@
           <w:b w:val="0"/>
           <w:sz w:val="22"/>
         </w:rPr>
-        <w:t>A base usa apenas dados historicos do proprio IBOVESPA; fatores externos podem melhorar o poder preditivo.</w:t>
+        <w:t>A base usa apenas informacoes historicas do proprio IBOVESPA.</w:t>
       </w:r>
     </w:p>
     <w:p>
@@ -3426,7 +5780,7 @@
           <w:b w:val="0"/>
           <w:sz w:val="22"/>
         </w:rPr>
-        <w:t>A avaliacao final tem 30 pregoes, conforme o enunciado, mas seria importante monitorar desempenho em novas janelas futuras.</w:t>
+        <w:t>Eventos externos podem mudar a direcao do indice sem aparecer nos dados historicos.</w:t>
       </w:r>
     </w:p>
     <w:p>
@@ -3440,7 +5794,7 @@
           <w:b w:val="0"/>
           <w:sz w:val="22"/>
         </w:rPr>
-        <w:t>O mercado financeiro e ruidoso; eventos inesperados podem alterar a direcao do indice sem aviso nos dados historicos.</w:t>
+        <w:t>O teste segue o enunciado com 30 pregoes, mas o desempenho deve ser monitorado em novas janelas futuras.</w:t>
       </w:r>
     </w:p>
     <w:p>
@@ -3454,48 +5808,7 @@
           <w:b w:val="0"/>
           <w:sz w:val="22"/>
         </w:rPr>
-        <w:t>Proximas versoes podem testar variaveis macroeconomicas, cambio, S&amp;P 500, commodities e calibracao probabilistica.</w:t>
-      </w:r>
-    </w:p>
-    <w:p>
-      <w:pPr>
-        <w:pStyle w:val="Heading1"/>
-        <w:spacing w:before="240" w:after="120"/>
-      </w:pPr>
-      <w:r>
-        <w:rPr>
-          <w:rFonts w:ascii="Calibri" w:hAnsi="Calibri"/>
-          <w:b/>
-          <w:color w:val="2E74B5"/>
-          <w:sz w:val="32"/>
-        </w:rPr>
-        <w:t>13. Conclusao</w:t>
-      </w:r>
-    </w:p>
-    <w:p>
-      <w:pPr>
-        <w:spacing w:after="120" w:line="264" w:lineRule="auto"/>
-      </w:pPr>
-      <w:r>
-        <w:rPr>
-          <w:rFonts w:ascii="Calibri" w:hAnsi="Calibri"/>
-          <w:b w:val="0"/>
-          <w:sz w:val="22"/>
-        </w:rPr>
-        <w:t>O projeto cumpriu o objetivo de construir um modelo de classificacao para prever a direcao do fechamento do IBOVESPA no proximo pregao. A abordagem respeitou a natureza temporal da base, criou atributos tecnicos sem vazamento de futuro e avaliou os ultimos 30 pregoes disponiveis.</w:t>
-      </w:r>
-    </w:p>
-    <w:p>
-      <w:pPr>
-        <w:spacing w:after="120" w:line="264" w:lineRule="auto"/>
-      </w:pPr>
-      <w:r>
-        <w:rPr>
-          <w:rFonts w:ascii="Calibri" w:hAnsi="Calibri"/>
-          <w:b w:val="0"/>
-          <w:sz w:val="22"/>
-        </w:rPr>
-        <w:t>Com 76,67% de acuracia no teste final, o modelo supera a meta minima de 75% e pode ser apresentado como uma solucao inicial viavel para apoio analitico em dashboards de tomada de decisao.</w:t>
+        <w:t>Proximas versoes podem incluir cambio, S&amp;P 500, juros, commodities e noticias como variaveis externas.</w:t>
       </w:r>
     </w:p>
     <w:sectPr>
@@ -3523,7 +5836,7 @@
         <w:color w:val="666666"/>
         <w:sz w:val="18"/>
       </w:rPr>
-      <w:t>Tech Challenge Fase 2 - IBOVESPA</w:t>
+      <w:t>Tech Challenge Fase 2 - Storytelling Tecnico</w:t>
     </w:r>
   </w:p>
 </w:ftr>
